--- a/Project Guide/22 STEP PRACTICE PROJECT 1.docx
+++ b/Project Guide/22 STEP PRACTICE PROJECT 1.docx
@@ -67,6 +67,19 @@
     </w:p>
     <w:p>
       <w:r>
+        <w:t xml:space="preserve">View the video to see a pull request and merge - </w:t>
+      </w:r>
+      <w:hyperlink r:id="rId5" w:history="1">
+        <w:r>
+          <w:rPr>
+            <w:rStyle w:val="Hyperlink"/>
+          </w:rPr>
+          <w:t>https://youtu.be/Tja18QyEgeI</w:t>
+        </w:r>
+      </w:hyperlink>
+    </w:p>
+    <w:p>
+      <w:r>
         <w:t>------------------------------------------------------------------------------------------------------------------</w:t>
       </w:r>
     </w:p>
@@ -349,6 +362,7 @@
     <w:p/>
     <w:p>
       <w:r>
+        <w:lastRenderedPageBreak/>
         <w:t>------------------------------------------------------------------------------------------------------------------</w:t>
       </w:r>
     </w:p>
@@ -358,7 +372,6 @@
           <w:b/>
           <w:bCs/>
         </w:rPr>
-        <w:lastRenderedPageBreak/>
         <w:t>Step 2 — Andrew Kirk — create the starter files and commit the foundation</w:t>
       </w:r>
     </w:p>
@@ -633,12 +646,12 @@
           <w:b/>
           <w:bCs/>
         </w:rPr>
+        <w:lastRenderedPageBreak/>
         <w:t>Paste this into main.py:</w:t>
       </w:r>
     </w:p>
     <w:p>
       <w:r>
-        <w:lastRenderedPageBreak/>
         <w:t>"""Main menu starter. Primary developer: Andrew Kirk (Student A)."""</w:t>
       </w:r>
     </w:p>
@@ -762,7 +775,6 @@
     <w:p/>
     <w:p>
       <w:r>
-        <w:lastRenderedPageBreak/>
         <w:t xml:space="preserve">def </w:t>
       </w:r>
       <w:proofErr w:type="spellStart"/>
@@ -918,6 +930,7 @@
           <w:b/>
           <w:bCs/>
         </w:rPr>
+        <w:lastRenderedPageBreak/>
         <w:t>Paste this into the root .</w:t>
       </w:r>
       <w:proofErr w:type="spellStart"/>
@@ -939,7 +952,6 @@
     </w:p>
     <w:p>
       <w:r>
-        <w:lastRenderedPageBreak/>
         <w:t>__</w:t>
       </w:r>
       <w:proofErr w:type="spellStart"/>
@@ -1157,12 +1169,12 @@
     </w:p>
     <w:p>
       <w:r>
+        <w:lastRenderedPageBreak/>
         <w:t>1. Add Sleep Entry</w:t>
       </w:r>
     </w:p>
     <w:p>
       <w:r>
-        <w:lastRenderedPageBreak/>
         <w:t>2. View Summary</w:t>
       </w:r>
     </w:p>
@@ -1529,6 +1541,7 @@
         </w:numPr>
       </w:pPr>
       <w:r>
+        <w:lastRenderedPageBreak/>
         <w:t xml:space="preserve">Confirm the branch is </w:t>
       </w:r>
       <w:r>
@@ -1550,7 +1563,6 @@
         </w:numPr>
       </w:pPr>
       <w:r>
-        <w:lastRenderedPageBreak/>
         <w:t xml:space="preserve">Open sleep_log_tracker/main.py and select </w:t>
       </w:r>
       <w:r>
@@ -1890,6 +1902,7 @@
     </w:p>
     <w:p>
       <w:r>
+        <w:lastRenderedPageBreak/>
         <w:t xml:space="preserve">Use Andrew’s </w:t>
       </w:r>
       <w:r>
@@ -1923,7 +1936,6 @@
         </w:numPr>
       </w:pPr>
       <w:r>
-        <w:lastRenderedPageBreak/>
         <w:t xml:space="preserve">Confirm </w:t>
       </w:r>
       <w:r>
@@ -2224,6 +2236,7 @@
     <w:p/>
     <w:p>
       <w:r>
+        <w:lastRenderedPageBreak/>
         <w:t xml:space="preserve">        choice = input("Choose an option: ")</w:t>
       </w:r>
     </w:p>
@@ -2593,6 +2606,7 @@
     </w:p>
     <w:p>
       <w:r>
+        <w:lastRenderedPageBreak/>
         <w:t>Implement repeating menu and option routing</w:t>
       </w:r>
     </w:p>
@@ -2604,7 +2618,6 @@
         </w:numPr>
       </w:pPr>
       <w:r>
-        <w:lastRenderedPageBreak/>
         <w:t xml:space="preserve">Click </w:t>
       </w:r>
       <w:r>
@@ -2880,6 +2893,7 @@
     </w:p>
     <w:p>
       <w:r>
+        <w:lastRenderedPageBreak/>
         <w:t xml:space="preserve">        print("4. Exit")</w:t>
       </w:r>
     </w:p>
@@ -3200,6 +3214,7 @@
           </w:tcPr>
           <w:p>
             <w:r>
+              <w:lastRenderedPageBreak/>
               <w:t>word</w:t>
             </w:r>
           </w:p>
@@ -3229,7 +3244,6 @@
           </w:tcPr>
           <w:p>
             <w:r>
-              <w:lastRenderedPageBreak/>
               <w:t>1 with surrounding spaces</w:t>
             </w:r>
           </w:p>
@@ -3565,190 +3579,189 @@
     <w:p/>
     <w:p>
       <w:r>
+        <w:t>def main():</w:t>
+      </w:r>
+    </w:p>
+    <w:p>
+      <w:r>
+        <w:t xml:space="preserve">    """Repeat the menu and call the selected tracking function."""</w:t>
+      </w:r>
+    </w:p>
+    <w:p>
+      <w:r>
+        <w:t xml:space="preserve">    print("Welcome to Sleep Log Tracker!")</w:t>
+      </w:r>
+    </w:p>
+    <w:p/>
+    <w:p>
+      <w:r>
+        <w:t xml:space="preserve">    while True:</w:t>
+      </w:r>
+    </w:p>
+    <w:p>
+      <w:r>
+        <w:t xml:space="preserve">        print("\n1. Add Sleep Entry")</w:t>
+      </w:r>
+    </w:p>
+    <w:p>
+      <w:r>
+        <w:t xml:space="preserve">        print("2. View Summary")</w:t>
+      </w:r>
+    </w:p>
+    <w:p>
+      <w:r>
+        <w:t xml:space="preserve">        print("3. View All Entries")</w:t>
+      </w:r>
+    </w:p>
+    <w:p>
+      <w:r>
+        <w:t xml:space="preserve">        print("4. Exit")</w:t>
+      </w:r>
+    </w:p>
+    <w:p/>
+    <w:p>
+      <w:r>
+        <w:t xml:space="preserve">        try:</w:t>
+      </w:r>
+    </w:p>
+    <w:p>
+      <w:r>
+        <w:t xml:space="preserve">            choice = input("Choose an option: ").strip()</w:t>
+      </w:r>
+    </w:p>
+    <w:p>
+      <w:r>
+        <w:t xml:space="preserve">        except </w:t>
+      </w:r>
+      <w:proofErr w:type="spellStart"/>
+      <w:r>
+        <w:t>EOFError</w:t>
+      </w:r>
+      <w:proofErr w:type="spellEnd"/>
+      <w:r>
+        <w:t>:</w:t>
+      </w:r>
+    </w:p>
+    <w:p>
+      <w:r>
+        <w:t xml:space="preserve">            print("\</w:t>
+      </w:r>
+      <w:proofErr w:type="spellStart"/>
+      <w:r>
+        <w:t>nGoodbye</w:t>
+      </w:r>
+      <w:proofErr w:type="spellEnd"/>
+      <w:r>
+        <w:t>!")</w:t>
+      </w:r>
+    </w:p>
+    <w:p>
+      <w:r>
+        <w:t xml:space="preserve">            break</w:t>
+      </w:r>
+    </w:p>
+    <w:p/>
+    <w:p>
+      <w:r>
+        <w:t xml:space="preserve">        if choice == "1":</w:t>
+      </w:r>
+    </w:p>
+    <w:p>
+      <w:r>
+        <w:t xml:space="preserve">            </w:t>
+      </w:r>
+      <w:proofErr w:type="spellStart"/>
+      <w:r>
+        <w:t>add_entry</w:t>
+      </w:r>
+      <w:proofErr w:type="spellEnd"/>
+      <w:r>
+        <w:t>()</w:t>
+      </w:r>
+    </w:p>
+    <w:p>
+      <w:r>
+        <w:t xml:space="preserve">        </w:t>
+      </w:r>
+      <w:proofErr w:type="spellStart"/>
+      <w:r>
+        <w:t>elif</w:t>
+      </w:r>
+      <w:proofErr w:type="spellEnd"/>
+      <w:r>
+        <w:t xml:space="preserve"> choice == "2":</w:t>
+      </w:r>
+    </w:p>
+    <w:p>
+      <w:r>
+        <w:t xml:space="preserve">            </w:t>
+      </w:r>
+      <w:proofErr w:type="spellStart"/>
+      <w:r>
+        <w:t>view_summary</w:t>
+      </w:r>
+      <w:proofErr w:type="spellEnd"/>
+      <w:r>
+        <w:t>()</w:t>
+      </w:r>
+    </w:p>
+    <w:p>
+      <w:r>
+        <w:t xml:space="preserve">        </w:t>
+      </w:r>
+      <w:proofErr w:type="spellStart"/>
+      <w:r>
+        <w:t>elif</w:t>
+      </w:r>
+      <w:proofErr w:type="spellEnd"/>
+      <w:r>
+        <w:t xml:space="preserve"> choice == "3":</w:t>
+      </w:r>
+    </w:p>
+    <w:p>
+      <w:r>
+        <w:t xml:space="preserve">            </w:t>
+      </w:r>
+      <w:proofErr w:type="spellStart"/>
+      <w:r>
+        <w:t>view_all</w:t>
+      </w:r>
+      <w:proofErr w:type="spellEnd"/>
+      <w:r>
+        <w:t>()</w:t>
+      </w:r>
+    </w:p>
+    <w:p>
+      <w:r>
+        <w:t xml:space="preserve">        </w:t>
+      </w:r>
+      <w:proofErr w:type="spellStart"/>
+      <w:r>
+        <w:t>elif</w:t>
+      </w:r>
+      <w:proofErr w:type="spellEnd"/>
+      <w:r>
+        <w:t xml:space="preserve"> choice == "4":</w:t>
+      </w:r>
+    </w:p>
+    <w:p>
+      <w:r>
+        <w:t xml:space="preserve">            print("Goodbye!")</w:t>
+      </w:r>
+    </w:p>
+    <w:p>
+      <w:r>
+        <w:t xml:space="preserve">            break</w:t>
+      </w:r>
+    </w:p>
+    <w:p>
+      <w:r>
         <w:lastRenderedPageBreak/>
-        <w:t>def main():</w:t>
-      </w:r>
-    </w:p>
-    <w:p>
-      <w:r>
-        <w:t xml:space="preserve">    """Repeat the menu and call the selected tracking function."""</w:t>
-      </w:r>
-    </w:p>
-    <w:p>
-      <w:r>
-        <w:t xml:space="preserve">    print("Welcome to Sleep Log Tracker!")</w:t>
-      </w:r>
-    </w:p>
-    <w:p/>
-    <w:p>
-      <w:r>
-        <w:t xml:space="preserve">    while True:</w:t>
-      </w:r>
-    </w:p>
-    <w:p>
-      <w:r>
-        <w:t xml:space="preserve">        print("\n1. Add Sleep Entry")</w:t>
-      </w:r>
-    </w:p>
-    <w:p>
-      <w:r>
-        <w:t xml:space="preserve">        print("2. View Summary")</w:t>
-      </w:r>
-    </w:p>
-    <w:p>
-      <w:r>
-        <w:t xml:space="preserve">        print("3. View All Entries")</w:t>
-      </w:r>
-    </w:p>
-    <w:p>
-      <w:r>
-        <w:t xml:space="preserve">        print("4. Exit")</w:t>
-      </w:r>
-    </w:p>
-    <w:p/>
-    <w:p>
-      <w:r>
-        <w:t xml:space="preserve">        try:</w:t>
-      </w:r>
-    </w:p>
-    <w:p>
-      <w:r>
-        <w:t xml:space="preserve">            choice = input("Choose an option: ").strip()</w:t>
-      </w:r>
-    </w:p>
-    <w:p>
-      <w:r>
-        <w:t xml:space="preserve">        except </w:t>
-      </w:r>
-      <w:proofErr w:type="spellStart"/>
-      <w:r>
-        <w:t>EOFError</w:t>
-      </w:r>
-      <w:proofErr w:type="spellEnd"/>
-      <w:r>
-        <w:t>:</w:t>
-      </w:r>
-    </w:p>
-    <w:p>
-      <w:r>
-        <w:t xml:space="preserve">            print("\</w:t>
-      </w:r>
-      <w:proofErr w:type="spellStart"/>
-      <w:r>
-        <w:t>nGoodbye</w:t>
-      </w:r>
-      <w:proofErr w:type="spellEnd"/>
-      <w:r>
-        <w:t>!")</w:t>
-      </w:r>
-    </w:p>
-    <w:p>
-      <w:r>
-        <w:t xml:space="preserve">            break</w:t>
-      </w:r>
-    </w:p>
-    <w:p/>
-    <w:p>
-      <w:r>
-        <w:t xml:space="preserve">        if choice == "1":</w:t>
-      </w:r>
-    </w:p>
-    <w:p>
-      <w:r>
-        <w:t xml:space="preserve">            </w:t>
-      </w:r>
-      <w:proofErr w:type="spellStart"/>
-      <w:r>
-        <w:t>add_entry</w:t>
-      </w:r>
-      <w:proofErr w:type="spellEnd"/>
-      <w:r>
-        <w:t>()</w:t>
-      </w:r>
-    </w:p>
-    <w:p>
-      <w:r>
-        <w:t xml:space="preserve">        </w:t>
-      </w:r>
-      <w:proofErr w:type="spellStart"/>
-      <w:r>
-        <w:t>elif</w:t>
-      </w:r>
-      <w:proofErr w:type="spellEnd"/>
-      <w:r>
-        <w:t xml:space="preserve"> choice == "2":</w:t>
-      </w:r>
-    </w:p>
-    <w:p>
-      <w:r>
-        <w:t xml:space="preserve">            </w:t>
-      </w:r>
-      <w:proofErr w:type="spellStart"/>
-      <w:r>
-        <w:t>view_summary</w:t>
-      </w:r>
-      <w:proofErr w:type="spellEnd"/>
-      <w:r>
-        <w:t>()</w:t>
-      </w:r>
-    </w:p>
-    <w:p>
-      <w:r>
-        <w:t xml:space="preserve">        </w:t>
-      </w:r>
-      <w:proofErr w:type="spellStart"/>
-      <w:r>
-        <w:t>elif</w:t>
-      </w:r>
-      <w:proofErr w:type="spellEnd"/>
-      <w:r>
-        <w:t xml:space="preserve"> choice == "3":</w:t>
-      </w:r>
-    </w:p>
-    <w:p>
-      <w:r>
-        <w:t xml:space="preserve">            </w:t>
-      </w:r>
-      <w:proofErr w:type="spellStart"/>
-      <w:r>
-        <w:t>view_all</w:t>
-      </w:r>
-      <w:proofErr w:type="spellEnd"/>
-      <w:r>
-        <w:t>()</w:t>
-      </w:r>
-    </w:p>
-    <w:p>
-      <w:r>
-        <w:t xml:space="preserve">        </w:t>
-      </w:r>
-      <w:proofErr w:type="spellStart"/>
-      <w:r>
-        <w:t>elif</w:t>
-      </w:r>
-      <w:proofErr w:type="spellEnd"/>
-      <w:r>
-        <w:t xml:space="preserve"> choice == "4":</w:t>
-      </w:r>
-    </w:p>
-    <w:p>
-      <w:r>
-        <w:t xml:space="preserve">            print("Goodbye!")</w:t>
-      </w:r>
-    </w:p>
-    <w:p>
-      <w:r>
-        <w:t xml:space="preserve">            break</w:t>
-      </w:r>
-    </w:p>
-    <w:p>
-      <w:r>
         <w:t xml:space="preserve">        else:</w:t>
       </w:r>
     </w:p>
     <w:p>
       <w:r>
-        <w:lastRenderedPageBreak/>
         <w:t xml:space="preserve">            print("Invalid choice. Please enter 1, 2, 3, or 4.")</w:t>
       </w:r>
     </w:p>
@@ -3994,190 +4007,190 @@
     </w:p>
     <w:p>
       <w:r>
+        <w:lastRenderedPageBreak/>
         <w:t xml:space="preserve">    print("Enter dates as YYYY-MM-DD, hours from 0 to 24, and quality from 1 to 5 (5 is best).")</w:t>
       </w:r>
     </w:p>
     <w:p>
       <w:r>
+        <w:t xml:space="preserve">    print("Notes are optional. Decimal hours are allowed.")</w:t>
+      </w:r>
+    </w:p>
+    <w:p>
+      <w:r>
+        <w:t xml:space="preserve">    print("Choose 1 to add, 2 for a summary, 3 for all entries, or 4 to exit.")</w:t>
+      </w:r>
+    </w:p>
+    <w:p>
+      <w:r>
+        <w:t xml:space="preserve">    print("The summary shows entry count, total and average hours, and best and worst quality.")</w:t>
+      </w:r>
+    </w:p>
+    <w:p>
+      <w:r>
+        <w:t xml:space="preserve">    print("Entries are stored only for this run and are cleared when the program closes.")</w:t>
+      </w:r>
+    </w:p>
+    <w:p/>
+    <w:p>
+      <w:r>
+        <w:t xml:space="preserve">    while True:</w:t>
+      </w:r>
+    </w:p>
+    <w:p>
+      <w:r>
+        <w:t xml:space="preserve">        print("\n1. Add Sleep Entry")</w:t>
+      </w:r>
+    </w:p>
+    <w:p>
+      <w:r>
+        <w:t xml:space="preserve">        print("2. View Summary")</w:t>
+      </w:r>
+    </w:p>
+    <w:p>
+      <w:r>
+        <w:t xml:space="preserve">        print("3. View All Entries")</w:t>
+      </w:r>
+    </w:p>
+    <w:p>
+      <w:r>
+        <w:t xml:space="preserve">        print("4. Exit")</w:t>
+      </w:r>
+    </w:p>
+    <w:p/>
+    <w:p>
+      <w:r>
+        <w:t xml:space="preserve">        try:</w:t>
+      </w:r>
+    </w:p>
+    <w:p>
+      <w:r>
+        <w:t xml:space="preserve">            choice = input("Choose an option: ").strip()</w:t>
+      </w:r>
+    </w:p>
+    <w:p>
+      <w:r>
+        <w:t xml:space="preserve">        except </w:t>
+      </w:r>
+      <w:proofErr w:type="spellStart"/>
+      <w:r>
+        <w:t>EOFError</w:t>
+      </w:r>
+      <w:proofErr w:type="spellEnd"/>
+      <w:r>
+        <w:t>:</w:t>
+      </w:r>
+    </w:p>
+    <w:p>
+      <w:r>
+        <w:t xml:space="preserve">            print("\</w:t>
+      </w:r>
+      <w:proofErr w:type="spellStart"/>
+      <w:r>
+        <w:t>nGoodbye</w:t>
+      </w:r>
+      <w:proofErr w:type="spellEnd"/>
+      <w:r>
+        <w:t>!")</w:t>
+      </w:r>
+    </w:p>
+    <w:p>
+      <w:r>
+        <w:t xml:space="preserve">            break</w:t>
+      </w:r>
+    </w:p>
+    <w:p/>
+    <w:p>
+      <w:r>
+        <w:t xml:space="preserve">        if choice == "1":</w:t>
+      </w:r>
+    </w:p>
+    <w:p>
+      <w:r>
+        <w:t xml:space="preserve">            </w:t>
+      </w:r>
+      <w:proofErr w:type="spellStart"/>
+      <w:r>
+        <w:t>add_entry</w:t>
+      </w:r>
+      <w:proofErr w:type="spellEnd"/>
+      <w:r>
+        <w:t>()</w:t>
+      </w:r>
+    </w:p>
+    <w:p>
+      <w:r>
+        <w:t xml:space="preserve">        </w:t>
+      </w:r>
+      <w:proofErr w:type="spellStart"/>
+      <w:r>
+        <w:t>elif</w:t>
+      </w:r>
+      <w:proofErr w:type="spellEnd"/>
+      <w:r>
+        <w:t xml:space="preserve"> choice == "2":</w:t>
+      </w:r>
+    </w:p>
+    <w:p>
+      <w:r>
+        <w:t xml:space="preserve">            </w:t>
+      </w:r>
+      <w:proofErr w:type="spellStart"/>
+      <w:r>
+        <w:t>view_summary</w:t>
+      </w:r>
+      <w:proofErr w:type="spellEnd"/>
+      <w:r>
+        <w:t>()</w:t>
+      </w:r>
+    </w:p>
+    <w:p>
+      <w:r>
+        <w:t xml:space="preserve">        </w:t>
+      </w:r>
+      <w:proofErr w:type="spellStart"/>
+      <w:r>
+        <w:t>elif</w:t>
+      </w:r>
+      <w:proofErr w:type="spellEnd"/>
+      <w:r>
+        <w:t xml:space="preserve"> choice == "3":</w:t>
+      </w:r>
+    </w:p>
+    <w:p>
+      <w:r>
+        <w:t xml:space="preserve">            </w:t>
+      </w:r>
+      <w:proofErr w:type="spellStart"/>
+      <w:r>
+        <w:t>view_all</w:t>
+      </w:r>
+      <w:proofErr w:type="spellEnd"/>
+      <w:r>
+        <w:t>()</w:t>
+      </w:r>
+    </w:p>
+    <w:p>
+      <w:r>
+        <w:t xml:space="preserve">        </w:t>
+      </w:r>
+      <w:proofErr w:type="spellStart"/>
+      <w:r>
+        <w:t>elif</w:t>
+      </w:r>
+      <w:proofErr w:type="spellEnd"/>
+      <w:r>
+        <w:t xml:space="preserve"> choice == "4":</w:t>
+      </w:r>
+    </w:p>
+    <w:p>
+      <w:r>
         <w:lastRenderedPageBreak/>
-        <w:t xml:space="preserve">    print("Notes are optional. Decimal hours are allowed.")</w:t>
-      </w:r>
-    </w:p>
-    <w:p>
-      <w:r>
-        <w:t xml:space="preserve">    print("Choose 1 to add, 2 for a summary, 3 for all entries, or 4 to exit.")</w:t>
-      </w:r>
-    </w:p>
-    <w:p>
-      <w:r>
-        <w:t xml:space="preserve">    print("The summary shows entry count, total and average hours, and best and worst quality.")</w:t>
-      </w:r>
-    </w:p>
-    <w:p>
-      <w:r>
-        <w:t xml:space="preserve">    print("Entries are stored only for this run and are cleared when the program closes.")</w:t>
-      </w:r>
-    </w:p>
-    <w:p/>
-    <w:p>
-      <w:r>
-        <w:t xml:space="preserve">    while True:</w:t>
-      </w:r>
-    </w:p>
-    <w:p>
-      <w:r>
-        <w:t xml:space="preserve">        print("\n1. Add Sleep Entry")</w:t>
-      </w:r>
-    </w:p>
-    <w:p>
-      <w:r>
-        <w:t xml:space="preserve">        print("2. View Summary")</w:t>
-      </w:r>
-    </w:p>
-    <w:p>
-      <w:r>
-        <w:t xml:space="preserve">        print("3. View All Entries")</w:t>
-      </w:r>
-    </w:p>
-    <w:p>
-      <w:r>
-        <w:t xml:space="preserve">        print("4. Exit")</w:t>
-      </w:r>
-    </w:p>
-    <w:p/>
-    <w:p>
-      <w:r>
-        <w:t xml:space="preserve">        try:</w:t>
-      </w:r>
-    </w:p>
-    <w:p>
-      <w:r>
-        <w:t xml:space="preserve">            choice = input("Choose an option: ").strip()</w:t>
-      </w:r>
-    </w:p>
-    <w:p>
-      <w:r>
-        <w:t xml:space="preserve">        except </w:t>
-      </w:r>
-      <w:proofErr w:type="spellStart"/>
-      <w:r>
-        <w:t>EOFError</w:t>
-      </w:r>
-      <w:proofErr w:type="spellEnd"/>
-      <w:r>
-        <w:t>:</w:t>
-      </w:r>
-    </w:p>
-    <w:p>
-      <w:r>
-        <w:t xml:space="preserve">            print("\</w:t>
-      </w:r>
-      <w:proofErr w:type="spellStart"/>
-      <w:r>
-        <w:t>nGoodbye</w:t>
-      </w:r>
-      <w:proofErr w:type="spellEnd"/>
-      <w:r>
-        <w:t>!")</w:t>
-      </w:r>
-    </w:p>
-    <w:p>
-      <w:r>
-        <w:t xml:space="preserve">            break</w:t>
-      </w:r>
-    </w:p>
-    <w:p/>
-    <w:p>
-      <w:r>
-        <w:t xml:space="preserve">        if choice == "1":</w:t>
-      </w:r>
-    </w:p>
-    <w:p>
-      <w:r>
-        <w:t xml:space="preserve">            </w:t>
-      </w:r>
-      <w:proofErr w:type="spellStart"/>
-      <w:r>
-        <w:t>add_entry</w:t>
-      </w:r>
-      <w:proofErr w:type="spellEnd"/>
-      <w:r>
-        <w:t>()</w:t>
-      </w:r>
-    </w:p>
-    <w:p>
-      <w:r>
-        <w:t xml:space="preserve">        </w:t>
-      </w:r>
-      <w:proofErr w:type="spellStart"/>
-      <w:r>
-        <w:t>elif</w:t>
-      </w:r>
-      <w:proofErr w:type="spellEnd"/>
-      <w:r>
-        <w:t xml:space="preserve"> choice == "2":</w:t>
-      </w:r>
-    </w:p>
-    <w:p>
-      <w:r>
-        <w:t xml:space="preserve">            </w:t>
-      </w:r>
-      <w:proofErr w:type="spellStart"/>
-      <w:r>
-        <w:t>view_summary</w:t>
-      </w:r>
-      <w:proofErr w:type="spellEnd"/>
-      <w:r>
-        <w:t>()</w:t>
-      </w:r>
-    </w:p>
-    <w:p>
-      <w:r>
-        <w:t xml:space="preserve">        </w:t>
-      </w:r>
-      <w:proofErr w:type="spellStart"/>
-      <w:r>
-        <w:t>elif</w:t>
-      </w:r>
-      <w:proofErr w:type="spellEnd"/>
-      <w:r>
-        <w:t xml:space="preserve"> choice == "3":</w:t>
-      </w:r>
-    </w:p>
-    <w:p>
-      <w:r>
-        <w:t xml:space="preserve">            </w:t>
-      </w:r>
-      <w:proofErr w:type="spellStart"/>
-      <w:r>
-        <w:t>view_all</w:t>
-      </w:r>
-      <w:proofErr w:type="spellEnd"/>
-      <w:r>
-        <w:t>()</w:t>
-      </w:r>
-    </w:p>
-    <w:p>
-      <w:r>
-        <w:t xml:space="preserve">        </w:t>
-      </w:r>
-      <w:proofErr w:type="spellStart"/>
-      <w:r>
-        <w:t>elif</w:t>
-      </w:r>
-      <w:proofErr w:type="spellEnd"/>
-      <w:r>
-        <w:t xml:space="preserve"> choice == "4":</w:t>
-      </w:r>
-    </w:p>
-    <w:p>
-      <w:r>
         <w:t xml:space="preserve">            print("Goodbye!")</w:t>
       </w:r>
     </w:p>
     <w:p>
       <w:r>
-        <w:lastRenderedPageBreak/>
         <w:t xml:space="preserve">            break</w:t>
       </w:r>
     </w:p>
@@ -4466,12 +4479,12 @@
           <w:b/>
           <w:bCs/>
         </w:rPr>
+        <w:lastRenderedPageBreak/>
         <w:t>Type this prompt:</w:t>
       </w:r>
     </w:p>
     <w:p>
       <w:r>
-        <w:lastRenderedPageBreak/>
         <w:t xml:space="preserve">Review sleep_log_tracker/main.py for matching function routing, blank and invalid choices, surrounding spaces, option 4, </w:t>
       </w:r>
       <w:proofErr w:type="spellStart"/>
@@ -4594,7 +4607,6 @@
     <w:p/>
     <w:p>
       <w:r>
-        <w:lastRenderedPageBreak/>
         <w:t>## Responsibilities</w:t>
       </w:r>
     </w:p>
@@ -4781,6 +4793,7 @@
         </w:numPr>
       </w:pPr>
       <w:r>
+        <w:lastRenderedPageBreak/>
         <w:t xml:space="preserve">Save both files and stage </w:t>
       </w:r>
       <w:r>
@@ -4810,7 +4823,6 @@
           <w:b/>
           <w:bCs/>
         </w:rPr>
-        <w:lastRenderedPageBreak/>
         <w:t>Use this commit message:</w:t>
       </w:r>
     </w:p>
@@ -5002,6 +5014,7 @@
         </w:numPr>
       </w:pPr>
       <w:r>
+        <w:lastRenderedPageBreak/>
         <w:t xml:space="preserve">In </w:t>
       </w:r>
       <w:r>
@@ -5017,7 +5030,6 @@
     </w:p>
     <w:p>
       <w:r>
-        <w:lastRenderedPageBreak/>
         <w:t>qingyunli1</w:t>
       </w:r>
     </w:p>
@@ -35604,6 +35616,7 @@
   <w:style w:type="character" w:default="1" w:styleId="DefaultParagraphFont">
     <w:name w:val="Default Paragraph Font"/>
     <w:uiPriority w:val="1"/>
+    <w:semiHidden/>
     <w:unhideWhenUsed/>
   </w:style>
   <w:style w:type="table" w:default="1" w:styleId="TableNormal">
@@ -35915,6 +35928,29 @@
       <w:smallCaps/>
       <w:color w:val="0F4761" w:themeColor="accent1" w:themeShade="BF"/>
       <w:spacing w:val="5"/>
+    </w:rPr>
+  </w:style>
+  <w:style w:type="character" w:styleId="Hyperlink">
+    <w:name w:val="Hyperlink"/>
+    <w:basedOn w:val="DefaultParagraphFont"/>
+    <w:uiPriority w:val="99"/>
+    <w:unhideWhenUsed/>
+    <w:rsid w:val="00296027"/>
+    <w:rPr>
+      <w:color w:val="467886" w:themeColor="hyperlink"/>
+      <w:u w:val="single"/>
+    </w:rPr>
+  </w:style>
+  <w:style w:type="character" w:styleId="UnresolvedMention">
+    <w:name w:val="Unresolved Mention"/>
+    <w:basedOn w:val="DefaultParagraphFont"/>
+    <w:uiPriority w:val="99"/>
+    <w:semiHidden/>
+    <w:unhideWhenUsed/>
+    <w:rsid w:val="00296027"/>
+    <w:rPr>
+      <w:color w:val="605E5C"/>
+      <w:shd w:val="clear" w:color="auto" w:fill="E1DFDD"/>
     </w:rPr>
   </w:style>
 </w:styles>

--- a/Project Guide/22 STEP PRACTICE PROJECT 1.docx
+++ b/Project Guide/22 STEP PRACTICE PROJECT 1.docx
@@ -106,7 +106,6 @@
       <w:r>
         <w:t xml:space="preserve">. GitHub account: </w:t>
       </w:r>
-      <w:proofErr w:type="spellStart"/>
       <w:r>
         <w:rPr>
           <w:b/>
@@ -114,7 +113,6 @@
         </w:rPr>
         <w:t>andrewtapin</w:t>
       </w:r>
-      <w:proofErr w:type="spellEnd"/>
       <w:r>
         <w:t>.</w:t>
       </w:r>
@@ -129,7 +127,6 @@
       <w:r>
         <w:t xml:space="preserve">Sign into GitHub as </w:t>
       </w:r>
-      <w:proofErr w:type="spellStart"/>
       <w:r>
         <w:rPr>
           <w:b/>
@@ -137,7 +134,6 @@
         </w:rPr>
         <w:t>andrewtapin</w:t>
       </w:r>
-      <w:proofErr w:type="spellEnd"/>
       <w:r>
         <w:t>.</w:t>
       </w:r>
@@ -162,7 +158,6 @@
       <w:r>
         <w:t xml:space="preserve"> and choose </w:t>
       </w:r>
-      <w:proofErr w:type="spellStart"/>
       <w:r>
         <w:rPr>
           <w:b/>
@@ -170,7 +165,6 @@
         </w:rPr>
         <w:t>andrewtapin</w:t>
       </w:r>
-      <w:proofErr w:type="spellEnd"/>
       <w:r>
         <w:t xml:space="preserve"> as the owner.</w:t>
       </w:r>
@@ -249,17 +243,8 @@
           <w:b/>
           <w:bCs/>
         </w:rPr>
-        <w:t>.</w:t>
-      </w:r>
-      <w:proofErr w:type="spellStart"/>
-      <w:r>
-        <w:rPr>
-          <w:b/>
-          <w:bCs/>
-        </w:rPr>
-        <w:t>gitignore</w:t>
-      </w:r>
-      <w:proofErr w:type="spellEnd"/>
+        <w:t>.gitignore</w:t>
+      </w:r>
       <w:r>
         <w:t xml:space="preserve">, and </w:t>
       </w:r>
@@ -343,15 +328,7 @@
         </w:numPr>
       </w:pPr>
       <w:r>
-        <w:t xml:space="preserve">Send both invitations. Qingyun and Peter will accept when setting up their </w:t>
-      </w:r>
-      <w:proofErr w:type="spellStart"/>
-      <w:r>
-        <w:t>Codespaces</w:t>
-      </w:r>
-      <w:proofErr w:type="spellEnd"/>
-      <w:r>
-        <w:t xml:space="preserve"> in Step 3.</w:t>
+        <w:t>Send both invitations. Qingyun and Peter will accept when setting up their Codespaces in Step 3.</w:t>
       </w:r>
     </w:p>
     <w:p>
@@ -398,7 +375,6 @@
       <w:r>
         <w:t xml:space="preserve">. GitHub account: </w:t>
       </w:r>
-      <w:proofErr w:type="spellStart"/>
       <w:r>
         <w:rPr>
           <w:b/>
@@ -406,7 +382,6 @@
         </w:rPr>
         <w:t>andrewtapin</w:t>
       </w:r>
-      <w:proofErr w:type="spellEnd"/>
       <w:r>
         <w:t>.</w:t>
       </w:r>
@@ -581,25 +556,12 @@
     </w:p>
     <w:p>
       <w:r>
-        <w:t xml:space="preserve">    .</w:t>
-      </w:r>
-      <w:proofErr w:type="spellStart"/>
-      <w:r>
-        <w:t>gitignore</w:t>
-      </w:r>
-      <w:proofErr w:type="spellEnd"/>
-    </w:p>
-    <w:p>
-      <w:r>
-        <w:t xml:space="preserve">    </w:t>
-      </w:r>
-      <w:proofErr w:type="spellStart"/>
-      <w:r>
-        <w:t>sleep_log_tracker</w:t>
-      </w:r>
-      <w:proofErr w:type="spellEnd"/>
-      <w:r>
-        <w:t>/</w:t>
+        <w:t xml:space="preserve">    .gitignore</w:t>
+      </w:r>
+    </w:p>
+    <w:p>
+      <w:r>
+        <w:t xml:space="preserve">    sleep_log_tracker/</w:t>
       </w:r>
     </w:p>
     <w:p>
@@ -624,15 +586,7 @@
     </w:p>
     <w:p>
       <w:r>
-        <w:t xml:space="preserve">        .</w:t>
-      </w:r>
-      <w:proofErr w:type="spellStart"/>
-      <w:r>
-        <w:t>github</w:t>
-      </w:r>
-      <w:proofErr w:type="spellEnd"/>
-      <w:r>
-        <w:t>/</w:t>
+        <w:t xml:space="preserve">        .github/</w:t>
       </w:r>
     </w:p>
     <w:p>
@@ -658,29 +612,8 @@
     <w:p/>
     <w:p>
       <w:r>
-        <w:t xml:space="preserve">from tracker import </w:t>
-      </w:r>
-      <w:proofErr w:type="spellStart"/>
-      <w:r>
-        <w:t>add_entry</w:t>
-      </w:r>
-      <w:proofErr w:type="spellEnd"/>
-      <w:r>
-        <w:t xml:space="preserve">, </w:t>
-      </w:r>
-      <w:proofErr w:type="spellStart"/>
-      <w:r>
-        <w:t>view_all</w:t>
-      </w:r>
-      <w:proofErr w:type="spellEnd"/>
-      <w:r>
-        <w:t xml:space="preserve">, </w:t>
-      </w:r>
-      <w:proofErr w:type="spellStart"/>
-      <w:r>
-        <w:t>view_summary</w:t>
-      </w:r>
-      <w:proofErr w:type="spellEnd"/>
+        <w:t>from tracker import add_entry, view_all, view_summary</w:t>
+      </w:r>
     </w:p>
     <w:p/>
     <w:p/>
@@ -755,15 +688,7 @@
     <w:p/>
     <w:p>
       <w:r>
-        <w:t xml:space="preserve">def </w:t>
-      </w:r>
-      <w:proofErr w:type="spellStart"/>
-      <w:r>
-        <w:t>add_entry</w:t>
-      </w:r>
-      <w:proofErr w:type="spellEnd"/>
-      <w:r>
-        <w:t>():</w:t>
+        <w:t>def add_entry():</w:t>
       </w:r>
     </w:p>
     <w:p>
@@ -775,15 +700,7 @@
     <w:p/>
     <w:p>
       <w:r>
-        <w:t xml:space="preserve">def </w:t>
-      </w:r>
-      <w:proofErr w:type="spellStart"/>
-      <w:r>
-        <w:t>view_all</w:t>
-      </w:r>
-      <w:proofErr w:type="spellEnd"/>
-      <w:r>
-        <w:t>():</w:t>
+        <w:t>def view_all():</w:t>
       </w:r>
     </w:p>
     <w:p>
@@ -795,15 +712,7 @@
     <w:p/>
     <w:p>
       <w:r>
-        <w:t xml:space="preserve">def </w:t>
-      </w:r>
-      <w:proofErr w:type="spellStart"/>
-      <w:r>
-        <w:t>view_summary</w:t>
-      </w:r>
-      <w:proofErr w:type="spellEnd"/>
-      <w:r>
-        <w:t>():</w:t>
+        <w:t>def view_summary():</w:t>
       </w:r>
     </w:p>
     <w:p>
@@ -832,23 +741,13 @@
       </w:r>
     </w:p>
     <w:p>
-      <w:proofErr w:type="spellStart"/>
-      <w:r>
-        <w:t>hours_slept</w:t>
-      </w:r>
-      <w:proofErr w:type="spellEnd"/>
-      <w:r>
-        <w:t xml:space="preserve"> = []</w:t>
-      </w:r>
-    </w:p>
-    <w:p>
-      <w:proofErr w:type="spellStart"/>
-      <w:r>
-        <w:t>sleep_qualities</w:t>
-      </w:r>
-      <w:proofErr w:type="spellEnd"/>
-      <w:r>
-        <w:t xml:space="preserve"> = []</w:t>
+      <w:r>
+        <w:t>hours_slept = []</w:t>
+      </w:r>
+    </w:p>
+    <w:p>
+      <w:r>
+        <w:t>sleep_qualities = []</w:t>
       </w:r>
     </w:p>
     <w:p>
@@ -905,116 +804,47 @@
     </w:p>
     <w:p>
       <w:r>
-        <w:t xml:space="preserve">The tracker is </w:t>
-      </w:r>
-      <w:proofErr w:type="spellStart"/>
-      <w:r>
-        <w:t>sleep_log_tracker</w:t>
-      </w:r>
-      <w:proofErr w:type="spellEnd"/>
-      <w:r>
-        <w:t>/.</w:t>
-      </w:r>
-      <w:proofErr w:type="spellStart"/>
-      <w:r>
-        <w:t>github</w:t>
-      </w:r>
-      <w:proofErr w:type="spellEnd"/>
-      <w:r>
-        <w:t>/issue_tracking.csv.</w:t>
-      </w:r>
-    </w:p>
-    <w:p>
-      <w:r>
-        <w:rPr>
-          <w:b/>
-          <w:bCs/>
-        </w:rPr>
-        <w:lastRenderedPageBreak/>
-        <w:t>Paste this into the root .</w:t>
-      </w:r>
-      <w:proofErr w:type="spellStart"/>
-      <w:r>
-        <w:rPr>
-          <w:b/>
-          <w:bCs/>
-        </w:rPr>
-        <w:t>gitignore</w:t>
-      </w:r>
-      <w:proofErr w:type="spellEnd"/>
-      <w:r>
-        <w:rPr>
-          <w:b/>
-          <w:bCs/>
-        </w:rPr>
-        <w:t>:</w:t>
-      </w:r>
-    </w:p>
-    <w:p>
-      <w:r>
-        <w:t>__</w:t>
-      </w:r>
-      <w:proofErr w:type="spellStart"/>
-      <w:r>
-        <w:t>pycache</w:t>
-      </w:r>
-      <w:proofErr w:type="spellEnd"/>
-      <w:r>
-        <w:t>__/</w:t>
-      </w:r>
-    </w:p>
-    <w:p>
-      <w:r>
-        <w:t>*.</w:t>
-      </w:r>
-      <w:proofErr w:type="spellStart"/>
-      <w:r>
-        <w:t>py</w:t>
-      </w:r>
-      <w:proofErr w:type="spellEnd"/>
-      <w:r>
-        <w:t>[cod]</w:t>
-      </w:r>
-    </w:p>
-    <w:p>
-      <w:r>
-        <w:t>.</w:t>
-      </w:r>
-      <w:proofErr w:type="spellStart"/>
-      <w:r>
-        <w:t>venv</w:t>
-      </w:r>
-      <w:proofErr w:type="spellEnd"/>
-      <w:r>
-        <w:t>/</w:t>
-      </w:r>
-    </w:p>
-    <w:p>
-      <w:proofErr w:type="spellStart"/>
-      <w:r>
-        <w:t>venv</w:t>
-      </w:r>
-      <w:proofErr w:type="spellEnd"/>
-      <w:r>
-        <w:t>/</w:t>
-      </w:r>
-    </w:p>
-    <w:p>
-      <w:r>
-        <w:t>.</w:t>
-      </w:r>
-      <w:proofErr w:type="spellStart"/>
-      <w:r>
-        <w:t>DS_Store</w:t>
-      </w:r>
-      <w:proofErr w:type="spellEnd"/>
-    </w:p>
-    <w:p>
-      <w:proofErr w:type="spellStart"/>
+        <w:t>The tracker is sleep_log_tracker/.github/issue_tracking.csv.</w:t>
+      </w:r>
+    </w:p>
+    <w:p>
+      <w:r>
+        <w:rPr>
+          <w:b/>
+          <w:bCs/>
+        </w:rPr>
+        <w:t>Paste this into the root .gitignore:</w:t>
+      </w:r>
+    </w:p>
+    <w:p>
+      <w:r>
+        <w:t>__pycache__/</w:t>
+      </w:r>
+    </w:p>
+    <w:p>
+      <w:r>
+        <w:t>*.py[cod]</w:t>
+      </w:r>
+    </w:p>
+    <w:p>
+      <w:r>
+        <w:t>.venv/</w:t>
+      </w:r>
+    </w:p>
+    <w:p>
+      <w:r>
+        <w:t>venv/</w:t>
+      </w:r>
+    </w:p>
+    <w:p>
+      <w:r>
+        <w:t>.DS_Store</w:t>
+      </w:r>
+    </w:p>
+    <w:p>
       <w:r>
         <w:t>Thumbs.db</w:t>
       </w:r>
-      <w:proofErr w:type="spellEnd"/>
     </w:p>
     <w:p>
       <w:r>
@@ -1032,93 +862,37 @@
     </w:p>
     <w:p>
       <w:r>
-        <w:t xml:space="preserve">1,task,,open,Create project structure and starter </w:t>
-      </w:r>
-      <w:proofErr w:type="spellStart"/>
-      <w:r>
-        <w:t>files,,Andrew</w:t>
-      </w:r>
-      <w:proofErr w:type="spellEnd"/>
-      <w:r>
-        <w:t xml:space="preserve"> Kirk,,2026-10-13,,Setup in progress.</w:t>
-      </w:r>
-    </w:p>
-    <w:p>
-      <w:r>
-        <w:t xml:space="preserve">2,task,,open,Maintain parallel lists and shared </w:t>
-      </w:r>
-      <w:proofErr w:type="spellStart"/>
-      <w:r>
-        <w:t>helper,,Qingyun</w:t>
-      </w:r>
-      <w:proofErr w:type="spellEnd"/>
-      <w:r>
-        <w:t xml:space="preserve"> Li,,2026-10-13,,All roles review storage.</w:t>
-      </w:r>
-    </w:p>
-    <w:p>
-      <w:r>
-        <w:t xml:space="preserve">3,task,,open,Implement menu and program </w:t>
-      </w:r>
-      <w:proofErr w:type="spellStart"/>
-      <w:r>
-        <w:t>flow,,Andrew</w:t>
-      </w:r>
-      <w:proofErr w:type="spellEnd"/>
-      <w:r>
-        <w:t xml:space="preserve"> Kirk,,2026-10-13,,Qingyun and Peter review.</w:t>
-      </w:r>
-    </w:p>
-    <w:p>
-      <w:r>
-        <w:t xml:space="preserve">4,task,,open,Implement validated entry </w:t>
-      </w:r>
-      <w:proofErr w:type="spellStart"/>
-      <w:r>
-        <w:t>collection,,Qingyun</w:t>
-      </w:r>
-      <w:proofErr w:type="spellEnd"/>
-      <w:r>
-        <w:t xml:space="preserve"> Li,,2026-10-13,,Andrew and Peter review.</w:t>
-      </w:r>
-    </w:p>
-    <w:p>
-      <w:r>
-        <w:t xml:space="preserve">5,task,,open,Implement entry display and </w:t>
-      </w:r>
-      <w:proofErr w:type="spellStart"/>
-      <w:r>
-        <w:t>summary,,Peter</w:t>
-      </w:r>
-      <w:proofErr w:type="spellEnd"/>
-      <w:r>
-        <w:t xml:space="preserve"> Oh,,2026-10-13,,Andrew and Qingyun review.</w:t>
-      </w:r>
-    </w:p>
-    <w:p>
-      <w:r>
-        <w:t xml:space="preserve">6,task,,open,Test complete </w:t>
-      </w:r>
-      <w:proofErr w:type="spellStart"/>
-      <w:r>
-        <w:t>application,,Andrew</w:t>
-      </w:r>
-      <w:proofErr w:type="spellEnd"/>
-      <w:r>
-        <w:t xml:space="preserve"> Kirk,,2026-10-13,,All roles test and record results.</w:t>
-      </w:r>
-    </w:p>
-    <w:p>
-      <w:r>
-        <w:t xml:space="preserve">7,task,,open,Complete README and </w:t>
-      </w:r>
-      <w:proofErr w:type="spellStart"/>
-      <w:r>
-        <w:t>contributions,,Peter</w:t>
-      </w:r>
-      <w:proofErr w:type="spellEnd"/>
-      <w:r>
-        <w:t xml:space="preserve"> Oh,,2026-10-13,,Andrew and Qingyun review.</w:t>
+        <w:t>1,task,,open,Create project structure and starter files,,Andrew Kirk,,2026-10-13,,Setup in progress.</w:t>
+      </w:r>
+    </w:p>
+    <w:p>
+      <w:r>
+        <w:t>2,task,,open,Maintain parallel lists and shared helper,,Qingyun Li,,2026-10-13,,All roles review storage.</w:t>
+      </w:r>
+    </w:p>
+    <w:p>
+      <w:r>
+        <w:t>3,task,,open,Implement menu and program flow,,Andrew Kirk,,2026-10-13,,Qingyun and Peter review.</w:t>
+      </w:r>
+    </w:p>
+    <w:p>
+      <w:r>
+        <w:t>4,task,,open,Implement validated entry collection,,Qingyun Li,,2026-10-13,,Andrew and Peter review.</w:t>
+      </w:r>
+    </w:p>
+    <w:p>
+      <w:r>
+        <w:t>5,task,,open,Implement entry display and summary,,Peter Oh,,2026-10-13,,Andrew and Qingyun review.</w:t>
+      </w:r>
+    </w:p>
+    <w:p>
+      <w:r>
+        <w:t>6,task,,open,Test complete application,,Andrew Kirk,,2026-10-13,,All roles test and record results.</w:t>
+      </w:r>
+    </w:p>
+    <w:p>
+      <w:r>
+        <w:t>7,task,,open,Complete README and contributions,,Peter Oh,,2026-10-13,,Andrew and Qingyun review.</w:t>
       </w:r>
     </w:p>
     <w:p>
@@ -1169,7 +943,6 @@
     </w:p>
     <w:p>
       <w:r>
-        <w:lastRenderedPageBreak/>
         <w:t>1. Add Sleep Entry</w:t>
       </w:r>
     </w:p>
@@ -1352,17 +1125,8 @@
           <w:b/>
           <w:bCs/>
         </w:rPr>
-        <w:t xml:space="preserve">Step 3 — Qingyun Li — prepare Qingyun’s and Peter’s </w:t>
-      </w:r>
-      <w:proofErr w:type="spellStart"/>
-      <w:r>
-        <w:rPr>
-          <w:b/>
-          <w:bCs/>
-        </w:rPr>
-        <w:t>Codespaces</w:t>
-      </w:r>
-      <w:proofErr w:type="spellEnd"/>
+        <w:t>Step 3 — Qingyun Li — prepare Qingyun’s and Peter’s Codespaces</w:t>
+      </w:r>
     </w:p>
     <w:p>
       <w:r>
@@ -1452,13 +1216,8 @@
       </w:r>
     </w:p>
     <w:p>
-      <w:proofErr w:type="spellStart"/>
-      <w:r>
-        <w:t>andrewtapin</w:t>
-      </w:r>
-      <w:proofErr w:type="spellEnd"/>
-      <w:r>
-        <w:t>/ET574-M-PROJECT1-A-TEAM-PRACTICE</w:t>
+      <w:r>
+        <w:t>andrewtapin/ET574-M-PROJECT1-A-TEAM-PRACTICE</w:t>
       </w:r>
     </w:p>
     <w:p>
@@ -1476,39 +1235,7 @@
           <w:b/>
           <w:bCs/>
         </w:rPr>
-        <w:t xml:space="preserve">Code &gt; </w:t>
-      </w:r>
-      <w:proofErr w:type="spellStart"/>
-      <w:r>
-        <w:rPr>
-          <w:b/>
-          <w:bCs/>
-        </w:rPr>
-        <w:t>Codespaces</w:t>
-      </w:r>
-      <w:proofErr w:type="spellEnd"/>
-      <w:r>
-        <w:rPr>
-          <w:b/>
-          <w:bCs/>
-        </w:rPr>
-        <w:t xml:space="preserve"> &gt; Create </w:t>
-      </w:r>
-      <w:proofErr w:type="spellStart"/>
-      <w:r>
-        <w:rPr>
-          <w:b/>
-          <w:bCs/>
-        </w:rPr>
-        <w:t>codespace</w:t>
-      </w:r>
-      <w:proofErr w:type="spellEnd"/>
-      <w:r>
-        <w:rPr>
-          <w:b/>
-          <w:bCs/>
-        </w:rPr>
-        <w:t xml:space="preserve"> on main</w:t>
+        <w:t>Code &gt; Codespaces &gt; Create codespace on main</w:t>
       </w:r>
       <w:r>
         <w:t>.</w:t>
@@ -1522,15 +1249,7 @@
         </w:numPr>
       </w:pPr>
       <w:r>
-        <w:t xml:space="preserve">Wait for the </w:t>
-      </w:r>
-      <w:proofErr w:type="spellStart"/>
-      <w:r>
-        <w:t>Codespace</w:t>
-      </w:r>
-      <w:proofErr w:type="spellEnd"/>
-      <w:r>
-        <w:t xml:space="preserve"> to open. It already contains the repository, so no additional clone is needed.</w:t>
+        <w:t>Wait for the Codespace to open. It already contains the repository, so no additional clone is needed.</w:t>
       </w:r>
     </w:p>
     <w:p>
@@ -1541,7 +1260,6 @@
         </w:numPr>
       </w:pPr>
       <w:r>
-        <w:lastRenderedPageBreak/>
         <w:t xml:space="preserve">Confirm the branch is </w:t>
       </w:r>
       <w:r>
@@ -1676,39 +1394,7 @@
           <w:b/>
           <w:bCs/>
         </w:rPr>
-        <w:t xml:space="preserve">Code &gt; </w:t>
-      </w:r>
-      <w:proofErr w:type="spellStart"/>
-      <w:r>
-        <w:rPr>
-          <w:b/>
-          <w:bCs/>
-        </w:rPr>
-        <w:t>Codespaces</w:t>
-      </w:r>
-      <w:proofErr w:type="spellEnd"/>
-      <w:r>
-        <w:rPr>
-          <w:b/>
-          <w:bCs/>
-        </w:rPr>
-        <w:t xml:space="preserve"> &gt; Create </w:t>
-      </w:r>
-      <w:proofErr w:type="spellStart"/>
-      <w:r>
-        <w:rPr>
-          <w:b/>
-          <w:bCs/>
-        </w:rPr>
-        <w:t>codespace</w:t>
-      </w:r>
-      <w:proofErr w:type="spellEnd"/>
-      <w:r>
-        <w:rPr>
-          <w:b/>
-          <w:bCs/>
-        </w:rPr>
-        <w:t xml:space="preserve"> on main</w:t>
+        <w:t>Code &gt; Codespaces &gt; Create codespace on main</w:t>
       </w:r>
       <w:r>
         <w:t>.</w:t>
@@ -1752,30 +1438,13 @@
           <w:b/>
           <w:bCs/>
         </w:rPr>
-        <w:t xml:space="preserve">If using an existing </w:t>
-      </w:r>
-      <w:proofErr w:type="spellStart"/>
-      <w:r>
-        <w:rPr>
-          <w:b/>
-          <w:bCs/>
-        </w:rPr>
-        <w:t>Codespace</w:t>
-      </w:r>
-      <w:proofErr w:type="spellEnd"/>
-      <w:r>
-        <w:rPr>
-          <w:b/>
-          <w:bCs/>
-        </w:rPr>
-        <w:t xml:space="preserve"> that does not contain this repository:</w:t>
+        <w:t>If using an existing Codespace that does not contain this repository:</w:t>
       </w:r>
     </w:p>
     <w:p>
       <w:r>
         <w:t xml:space="preserve">Press </w:t>
       </w:r>
-      <w:proofErr w:type="spellStart"/>
       <w:r>
         <w:rPr>
           <w:b/>
@@ -1783,7 +1452,6 @@
         </w:rPr>
         <w:t>Ctrl+Shift+P</w:t>
       </w:r>
-      <w:proofErr w:type="spellEnd"/>
       <w:r>
         <w:t xml:space="preserve">, select </w:t>
       </w:r>
@@ -1818,62 +1486,25 @@
       </w:r>
     </w:p>
     <w:p>
-      <w:proofErr w:type="spellStart"/>
-      <w:r>
-        <w:t>andrewtapin</w:t>
-      </w:r>
-      <w:proofErr w:type="spellEnd"/>
-      <w:r>
-        <w:t>/ET574-M-PROJECT1-A-TEAM-PRACTICE</w:t>
-      </w:r>
-    </w:p>
-    <w:p>
-      <w:r>
-        <w:t xml:space="preserve">Choose a destination and open the cloned folder. Use either this method or a </w:t>
-      </w:r>
-      <w:proofErr w:type="spellStart"/>
-      <w:r>
-        <w:t>Codespace</w:t>
-      </w:r>
-      <w:proofErr w:type="spellEnd"/>
-      <w:r>
-        <w:t xml:space="preserve"> created directly from the repository.</w:t>
-      </w:r>
-    </w:p>
-    <w:p>
-      <w:r>
-        <w:t xml:space="preserve">For this simulation, assume both starter checks pass and each </w:t>
-      </w:r>
-      <w:proofErr w:type="spellStart"/>
-      <w:r>
-        <w:t>Codespace</w:t>
-      </w:r>
-      <w:proofErr w:type="spellEnd"/>
-      <w:r>
-        <w:t xml:space="preserve"> uses its student’s GitHub identity. </w:t>
-      </w:r>
-      <w:r>
-        <w:rPr>
-          <w:b/>
-          <w:bCs/>
-        </w:rPr>
-        <w:t xml:space="preserve">No commit is needed for cloning or opening a </w:t>
-      </w:r>
-      <w:proofErr w:type="spellStart"/>
-      <w:r>
-        <w:rPr>
-          <w:b/>
-          <w:bCs/>
-        </w:rPr>
-        <w:t>Codespace</w:t>
-      </w:r>
-      <w:proofErr w:type="spellEnd"/>
-      <w:r>
-        <w:rPr>
-          <w:b/>
-          <w:bCs/>
-        </w:rPr>
-        <w:t>.</w:t>
+      <w:r>
+        <w:t>andrewtapin/ET574-M-PROJECT1-A-TEAM-PRACTICE</w:t>
+      </w:r>
+    </w:p>
+    <w:p>
+      <w:r>
+        <w:t>Choose a destination and open the cloned folder. Use either this method or a Codespace created directly from the repository.</w:t>
+      </w:r>
+    </w:p>
+    <w:p>
+      <w:r>
+        <w:t xml:space="preserve">For this simulation, assume both starter checks pass and each Codespace uses its student’s GitHub identity. </w:t>
+      </w:r>
+      <w:r>
+        <w:rPr>
+          <w:b/>
+          <w:bCs/>
+        </w:rPr>
+        <w:t>No commit is needed for cloning or opening a Codespace.</w:t>
       </w:r>
     </w:p>
     <w:p/>
@@ -1902,7 +1533,6 @@
     </w:p>
     <w:p>
       <w:r>
-        <w:lastRenderedPageBreak/>
         <w:t xml:space="preserve">Use Andrew’s </w:t>
       </w:r>
       <w:r>
@@ -1915,7 +1545,6 @@
       <w:r>
         <w:t xml:space="preserve">. GitHub account: </w:t>
       </w:r>
-      <w:proofErr w:type="spellStart"/>
       <w:r>
         <w:rPr>
           <w:b/>
@@ -1923,7 +1552,6 @@
         </w:rPr>
         <w:t>andrewtapin</w:t>
       </w:r>
-      <w:proofErr w:type="spellEnd"/>
       <w:r>
         <w:t>.</w:t>
       </w:r>
@@ -1990,7 +1618,6 @@
       <w:r>
         <w:t xml:space="preserve">Press </w:t>
       </w:r>
-      <w:proofErr w:type="spellStart"/>
       <w:r>
         <w:rPr>
           <w:b/>
@@ -1998,7 +1625,6 @@
         </w:rPr>
         <w:t>Ctrl+Shift+P</w:t>
       </w:r>
-      <w:proofErr w:type="spellEnd"/>
       <w:r>
         <w:t xml:space="preserve">, select </w:t>
       </w:r>
@@ -2096,13 +1722,8 @@
       </w:r>
     </w:p>
     <w:p>
-      <w:proofErr w:type="spellStart"/>
-      <w:r>
-        <w:t>andrew</w:t>
-      </w:r>
-      <w:proofErr w:type="spellEnd"/>
-      <w:r>
-        <w:t>/menu</w:t>
+      <w:r>
+        <w:t>andrew/menu</w:t>
       </w:r>
     </w:p>
     <w:p>
@@ -2115,21 +1736,12 @@
       <w:r>
         <w:t xml:space="preserve">Confirm </w:t>
       </w:r>
-      <w:proofErr w:type="spellStart"/>
-      <w:r>
-        <w:rPr>
-          <w:b/>
-          <w:bCs/>
-        </w:rPr>
-        <w:t>andrew</w:t>
-      </w:r>
-      <w:proofErr w:type="spellEnd"/>
-      <w:r>
-        <w:rPr>
-          <w:b/>
-          <w:bCs/>
-        </w:rPr>
-        <w:t>/menu</w:t>
+      <w:r>
+        <w:rPr>
+          <w:b/>
+          <w:bCs/>
+        </w:rPr>
+        <w:t>andrew/menu</w:t>
       </w:r>
       <w:r>
         <w:t xml:space="preserve"> appears in the lower-left corner.</w:t>
@@ -2143,15 +1755,7 @@
         </w:numPr>
       </w:pPr>
       <w:r>
-        <w:t xml:space="preserve">Open </w:t>
-      </w:r>
-      <w:proofErr w:type="spellStart"/>
-      <w:r>
-        <w:t>sleep_log_tracker</w:t>
-      </w:r>
-      <w:proofErr w:type="spellEnd"/>
-      <w:r>
-        <w:t>/main.py.</w:t>
+        <w:t>Open sleep_log_tracker/main.py.</w:t>
       </w:r>
     </w:p>
     <w:p>
@@ -2171,29 +1775,8 @@
     <w:p/>
     <w:p>
       <w:r>
-        <w:t xml:space="preserve">from tracker import </w:t>
-      </w:r>
-      <w:proofErr w:type="spellStart"/>
-      <w:r>
-        <w:t>add_entry</w:t>
-      </w:r>
-      <w:proofErr w:type="spellEnd"/>
-      <w:r>
-        <w:t xml:space="preserve">, </w:t>
-      </w:r>
-      <w:proofErr w:type="spellStart"/>
-      <w:r>
-        <w:t>view_all</w:t>
-      </w:r>
-      <w:proofErr w:type="spellEnd"/>
-      <w:r>
-        <w:t xml:space="preserve">, </w:t>
-      </w:r>
-      <w:proofErr w:type="spellStart"/>
-      <w:r>
-        <w:t>view_summary</w:t>
-      </w:r>
-      <w:proofErr w:type="spellEnd"/>
+        <w:t>from tracker import add_entry, view_all, view_summary</w:t>
+      </w:r>
     </w:p>
     <w:p/>
     <w:p/>
@@ -2236,7 +1819,6 @@
     <w:p/>
     <w:p>
       <w:r>
-        <w:lastRenderedPageBreak/>
         <w:t xml:space="preserve">        choice = input("Choose an option: ")</w:t>
       </w:r>
     </w:p>
@@ -2248,80 +1830,32 @@
     </w:p>
     <w:p>
       <w:r>
-        <w:t xml:space="preserve">            </w:t>
-      </w:r>
-      <w:proofErr w:type="spellStart"/>
-      <w:r>
-        <w:t>add_entry</w:t>
-      </w:r>
-      <w:proofErr w:type="spellEnd"/>
-      <w:r>
-        <w:t>()</w:t>
-      </w:r>
-    </w:p>
-    <w:p>
-      <w:r>
-        <w:t xml:space="preserve">        </w:t>
-      </w:r>
-      <w:proofErr w:type="spellStart"/>
-      <w:r>
-        <w:t>elif</w:t>
-      </w:r>
-      <w:proofErr w:type="spellEnd"/>
-      <w:r>
-        <w:t xml:space="preserve"> choice == "2":</w:t>
-      </w:r>
-    </w:p>
-    <w:p>
-      <w:r>
-        <w:t xml:space="preserve">            </w:t>
-      </w:r>
-      <w:proofErr w:type="spellStart"/>
-      <w:r>
-        <w:t>view_summary</w:t>
-      </w:r>
-      <w:proofErr w:type="spellEnd"/>
-      <w:r>
-        <w:t>()</w:t>
-      </w:r>
-    </w:p>
-    <w:p>
-      <w:r>
-        <w:t xml:space="preserve">        </w:t>
-      </w:r>
-      <w:proofErr w:type="spellStart"/>
-      <w:r>
-        <w:t>elif</w:t>
-      </w:r>
-      <w:proofErr w:type="spellEnd"/>
-      <w:r>
-        <w:t xml:space="preserve"> choice == "3":</w:t>
-      </w:r>
-    </w:p>
-    <w:p>
-      <w:r>
-        <w:t xml:space="preserve">            </w:t>
-      </w:r>
-      <w:proofErr w:type="spellStart"/>
-      <w:r>
-        <w:t>view_all</w:t>
-      </w:r>
-      <w:proofErr w:type="spellEnd"/>
-      <w:r>
-        <w:t>()</w:t>
-      </w:r>
-    </w:p>
-    <w:p>
-      <w:r>
-        <w:t xml:space="preserve">        </w:t>
-      </w:r>
-      <w:proofErr w:type="spellStart"/>
-      <w:r>
-        <w:t>elif</w:t>
-      </w:r>
-      <w:proofErr w:type="spellEnd"/>
-      <w:r>
-        <w:t xml:space="preserve"> choice == "4":</w:t>
+        <w:t xml:space="preserve">            add_entry()</w:t>
+      </w:r>
+    </w:p>
+    <w:p>
+      <w:r>
+        <w:t xml:space="preserve">        elif choice == "2":</w:t>
+      </w:r>
+    </w:p>
+    <w:p>
+      <w:r>
+        <w:t xml:space="preserve">            view_summary()</w:t>
+      </w:r>
+    </w:p>
+    <w:p>
+      <w:r>
+        <w:t xml:space="preserve">        elif choice == "3":</w:t>
+      </w:r>
+    </w:p>
+    <w:p>
+      <w:r>
+        <w:t xml:space="preserve">            view_all()</w:t>
+      </w:r>
+    </w:p>
+    <w:p>
+      <w:r>
+        <w:t xml:space="preserve">        elif choice == "4":</w:t>
       </w:r>
     </w:p>
     <w:p>
@@ -2606,7 +2140,6 @@
     </w:p>
     <w:p>
       <w:r>
-        <w:lastRenderedPageBreak/>
         <w:t>Implement repeating menu and option routing</w:t>
       </w:r>
     </w:p>
@@ -2661,21 +2194,12 @@
       <w:r>
         <w:t xml:space="preserve">Assume GitHub shows the updated code on </w:t>
       </w:r>
-      <w:proofErr w:type="spellStart"/>
-      <w:r>
-        <w:rPr>
-          <w:b/>
-          <w:bCs/>
-        </w:rPr>
-        <w:t>andrew</w:t>
-      </w:r>
-      <w:proofErr w:type="spellEnd"/>
-      <w:r>
-        <w:rPr>
-          <w:b/>
-          <w:bCs/>
-        </w:rPr>
-        <w:t>/menu</w:t>
+      <w:r>
+        <w:rPr>
+          <w:b/>
+          <w:bCs/>
+        </w:rPr>
+        <w:t>andrew/menu</w:t>
       </w:r>
       <w:r>
         <w:t>, attributed to Andrew.</w:t>
@@ -2748,21 +2272,12 @@
       <w:r>
         <w:t xml:space="preserve">. Branch: </w:t>
       </w:r>
-      <w:proofErr w:type="spellStart"/>
-      <w:r>
-        <w:rPr>
-          <w:b/>
-          <w:bCs/>
-        </w:rPr>
-        <w:t>andrew</w:t>
-      </w:r>
-      <w:proofErr w:type="spellEnd"/>
-      <w:r>
-        <w:rPr>
-          <w:b/>
-          <w:bCs/>
-        </w:rPr>
-        <w:t>/menu</w:t>
+      <w:r>
+        <w:rPr>
+          <w:b/>
+          <w:bCs/>
+        </w:rPr>
+        <w:t>andrew/menu</w:t>
       </w:r>
       <w:r>
         <w:t>.</w:t>
@@ -2778,21 +2293,12 @@
       <w:r>
         <w:t xml:space="preserve">Confirm </w:t>
       </w:r>
-      <w:proofErr w:type="spellStart"/>
-      <w:r>
-        <w:rPr>
-          <w:b/>
-          <w:bCs/>
-        </w:rPr>
-        <w:t>andrew</w:t>
-      </w:r>
-      <w:proofErr w:type="spellEnd"/>
-      <w:r>
-        <w:rPr>
-          <w:b/>
-          <w:bCs/>
-        </w:rPr>
-        <w:t>/menu</w:t>
+      <w:r>
+        <w:rPr>
+          <w:b/>
+          <w:bCs/>
+        </w:rPr>
+        <w:t>andrew/menu</w:t>
       </w:r>
       <w:r>
         <w:t xml:space="preserve"> appears in the lower-left corner.</w:t>
@@ -2806,15 +2312,7 @@
         </w:numPr>
       </w:pPr>
       <w:r>
-        <w:t xml:space="preserve">Open </w:t>
-      </w:r>
-      <w:proofErr w:type="spellStart"/>
-      <w:r>
-        <w:t>sleep_log_tracker</w:t>
-      </w:r>
-      <w:proofErr w:type="spellEnd"/>
-      <w:r>
-        <w:t>/main.py.</w:t>
+        <w:t>Open sleep_log_tracker/main.py.</w:t>
       </w:r>
     </w:p>
     <w:p>
@@ -2834,29 +2332,8 @@
     <w:p/>
     <w:p>
       <w:r>
-        <w:t xml:space="preserve">from tracker import </w:t>
-      </w:r>
-      <w:proofErr w:type="spellStart"/>
-      <w:r>
-        <w:t>add_entry</w:t>
-      </w:r>
-      <w:proofErr w:type="spellEnd"/>
-      <w:r>
-        <w:t xml:space="preserve">, </w:t>
-      </w:r>
-      <w:proofErr w:type="spellStart"/>
-      <w:r>
-        <w:t>view_all</w:t>
-      </w:r>
-      <w:proofErr w:type="spellEnd"/>
-      <w:r>
-        <w:t xml:space="preserve">, </w:t>
-      </w:r>
-      <w:proofErr w:type="spellStart"/>
-      <w:r>
-        <w:t>view_summary</w:t>
-      </w:r>
-      <w:proofErr w:type="spellEnd"/>
+        <w:t>from tracker import add_entry, view_all, view_summary</w:t>
+      </w:r>
     </w:p>
     <w:p/>
     <w:p/>
@@ -2893,7 +2370,6 @@
     </w:p>
     <w:p>
       <w:r>
-        <w:lastRenderedPageBreak/>
         <w:t xml:space="preserve">        print("4. Exit")</w:t>
       </w:r>
     </w:p>
@@ -2911,80 +2387,32 @@
     </w:p>
     <w:p>
       <w:r>
-        <w:t xml:space="preserve">            </w:t>
-      </w:r>
-      <w:proofErr w:type="spellStart"/>
-      <w:r>
-        <w:t>add_entry</w:t>
-      </w:r>
-      <w:proofErr w:type="spellEnd"/>
-      <w:r>
-        <w:t>()</w:t>
-      </w:r>
-    </w:p>
-    <w:p>
-      <w:r>
-        <w:t xml:space="preserve">        </w:t>
-      </w:r>
-      <w:proofErr w:type="spellStart"/>
-      <w:r>
-        <w:t>elif</w:t>
-      </w:r>
-      <w:proofErr w:type="spellEnd"/>
-      <w:r>
-        <w:t xml:space="preserve"> choice == "2":</w:t>
-      </w:r>
-    </w:p>
-    <w:p>
-      <w:r>
-        <w:t xml:space="preserve">            </w:t>
-      </w:r>
-      <w:proofErr w:type="spellStart"/>
-      <w:r>
-        <w:t>view_summary</w:t>
-      </w:r>
-      <w:proofErr w:type="spellEnd"/>
-      <w:r>
-        <w:t>()</w:t>
-      </w:r>
-    </w:p>
-    <w:p>
-      <w:r>
-        <w:t xml:space="preserve">        </w:t>
-      </w:r>
-      <w:proofErr w:type="spellStart"/>
-      <w:r>
-        <w:t>elif</w:t>
-      </w:r>
-      <w:proofErr w:type="spellEnd"/>
-      <w:r>
-        <w:t xml:space="preserve"> choice == "3":</w:t>
-      </w:r>
-    </w:p>
-    <w:p>
-      <w:r>
-        <w:t xml:space="preserve">            </w:t>
-      </w:r>
-      <w:proofErr w:type="spellStart"/>
-      <w:r>
-        <w:t>view_all</w:t>
-      </w:r>
-      <w:proofErr w:type="spellEnd"/>
-      <w:r>
-        <w:t>()</w:t>
-      </w:r>
-    </w:p>
-    <w:p>
-      <w:r>
-        <w:t xml:space="preserve">        </w:t>
-      </w:r>
-      <w:proofErr w:type="spellStart"/>
-      <w:r>
-        <w:t>elif</w:t>
-      </w:r>
-      <w:proofErr w:type="spellEnd"/>
-      <w:r>
-        <w:t xml:space="preserve"> choice == "4":</w:t>
+        <w:t xml:space="preserve">            add_entry()</w:t>
+      </w:r>
+    </w:p>
+    <w:p>
+      <w:r>
+        <w:t xml:space="preserve">        elif choice == "2":</w:t>
+      </w:r>
+    </w:p>
+    <w:p>
+      <w:r>
+        <w:t xml:space="preserve">            view_summary()</w:t>
+      </w:r>
+    </w:p>
+    <w:p>
+      <w:r>
+        <w:t xml:space="preserve">        elif choice == "3":</w:t>
+      </w:r>
+    </w:p>
+    <w:p>
+      <w:r>
+        <w:t xml:space="preserve">            view_all()</w:t>
+      </w:r>
+    </w:p>
+    <w:p>
+      <w:r>
+        <w:t xml:space="preserve">        elif choice == "4":</w:t>
       </w:r>
     </w:p>
     <w:p>
@@ -3214,7 +2642,6 @@
           </w:tcPr>
           <w:p>
             <w:r>
-              <w:lastRenderedPageBreak/>
               <w:t>word</w:t>
             </w:r>
           </w:p>
@@ -3382,21 +2809,12 @@
       <w:r>
         <w:t xml:space="preserve">Assume GitHub shows the update on </w:t>
       </w:r>
-      <w:proofErr w:type="spellStart"/>
-      <w:r>
-        <w:rPr>
-          <w:b/>
-          <w:bCs/>
-        </w:rPr>
-        <w:t>andrew</w:t>
-      </w:r>
-      <w:proofErr w:type="spellEnd"/>
-      <w:r>
-        <w:rPr>
-          <w:b/>
-          <w:bCs/>
-        </w:rPr>
-        <w:t>/menu</w:t>
+      <w:r>
+        <w:rPr>
+          <w:b/>
+          <w:bCs/>
+        </w:rPr>
+        <w:t>andrew/menu</w:t>
       </w:r>
       <w:r>
         <w:t>, attributed to Andrew.</w:t>
@@ -3469,21 +2887,12 @@
       <w:r>
         <w:t xml:space="preserve">. Branch: </w:t>
       </w:r>
-      <w:proofErr w:type="spellStart"/>
-      <w:r>
-        <w:rPr>
-          <w:b/>
-          <w:bCs/>
-        </w:rPr>
-        <w:t>andrew</w:t>
-      </w:r>
-      <w:proofErr w:type="spellEnd"/>
-      <w:r>
-        <w:rPr>
-          <w:b/>
-          <w:bCs/>
-        </w:rPr>
-        <w:t>/menu</w:t>
+      <w:r>
+        <w:rPr>
+          <w:b/>
+          <w:bCs/>
+        </w:rPr>
+        <w:t>andrew/menu</w:t>
       </w:r>
       <w:r>
         <w:t>.</w:t>
@@ -3514,21 +2923,12 @@
       <w:r>
         <w:t xml:space="preserve">Confirm </w:t>
       </w:r>
-      <w:proofErr w:type="spellStart"/>
-      <w:r>
-        <w:rPr>
-          <w:b/>
-          <w:bCs/>
-        </w:rPr>
-        <w:t>andrew</w:t>
-      </w:r>
-      <w:proofErr w:type="spellEnd"/>
-      <w:r>
-        <w:rPr>
-          <w:b/>
-          <w:bCs/>
-        </w:rPr>
-        <w:t>/menu</w:t>
+      <w:r>
+        <w:rPr>
+          <w:b/>
+          <w:bCs/>
+        </w:rPr>
+        <w:t>andrew/menu</w:t>
       </w:r>
       <w:r>
         <w:t xml:space="preserve"> appears in the lower-left corner.</w:t>
@@ -3551,29 +2951,8 @@
     <w:p/>
     <w:p>
       <w:r>
-        <w:t xml:space="preserve">from tracker import </w:t>
-      </w:r>
-      <w:proofErr w:type="spellStart"/>
-      <w:r>
-        <w:t>add_entry</w:t>
-      </w:r>
-      <w:proofErr w:type="spellEnd"/>
-      <w:r>
-        <w:t xml:space="preserve">, </w:t>
-      </w:r>
-      <w:proofErr w:type="spellStart"/>
-      <w:r>
-        <w:t>view_all</w:t>
-      </w:r>
-      <w:proofErr w:type="spellEnd"/>
-      <w:r>
-        <w:t xml:space="preserve">, </w:t>
-      </w:r>
-      <w:proofErr w:type="spellStart"/>
-      <w:r>
-        <w:t>view_summary</w:t>
-      </w:r>
-      <w:proofErr w:type="spellEnd"/>
+        <w:t>from tracker import add_entry, view_all, view_summary</w:t>
+      </w:r>
     </w:p>
     <w:p/>
     <w:p/>
@@ -3631,28 +3010,12 @@
     </w:p>
     <w:p>
       <w:r>
-        <w:t xml:space="preserve">        except </w:t>
-      </w:r>
-      <w:proofErr w:type="spellStart"/>
-      <w:r>
-        <w:t>EOFError</w:t>
-      </w:r>
-      <w:proofErr w:type="spellEnd"/>
-      <w:r>
-        <w:t>:</w:t>
-      </w:r>
-    </w:p>
-    <w:p>
-      <w:r>
-        <w:t xml:space="preserve">            print("\</w:t>
-      </w:r>
-      <w:proofErr w:type="spellStart"/>
-      <w:r>
-        <w:t>nGoodbye</w:t>
-      </w:r>
-      <w:proofErr w:type="spellEnd"/>
-      <w:r>
-        <w:t>!")</w:t>
+        <w:t xml:space="preserve">        except EOFError:</w:t>
+      </w:r>
+    </w:p>
+    <w:p>
+      <w:r>
+        <w:t xml:space="preserve">            print("\nGoodbye!")</w:t>
       </w:r>
     </w:p>
     <w:p>
@@ -3668,80 +3031,32 @@
     </w:p>
     <w:p>
       <w:r>
-        <w:t xml:space="preserve">            </w:t>
-      </w:r>
-      <w:proofErr w:type="spellStart"/>
-      <w:r>
-        <w:t>add_entry</w:t>
-      </w:r>
-      <w:proofErr w:type="spellEnd"/>
-      <w:r>
-        <w:t>()</w:t>
-      </w:r>
-    </w:p>
-    <w:p>
-      <w:r>
-        <w:t xml:space="preserve">        </w:t>
-      </w:r>
-      <w:proofErr w:type="spellStart"/>
-      <w:r>
-        <w:t>elif</w:t>
-      </w:r>
-      <w:proofErr w:type="spellEnd"/>
-      <w:r>
-        <w:t xml:space="preserve"> choice == "2":</w:t>
-      </w:r>
-    </w:p>
-    <w:p>
-      <w:r>
-        <w:t xml:space="preserve">            </w:t>
-      </w:r>
-      <w:proofErr w:type="spellStart"/>
-      <w:r>
-        <w:t>view_summary</w:t>
-      </w:r>
-      <w:proofErr w:type="spellEnd"/>
-      <w:r>
-        <w:t>()</w:t>
-      </w:r>
-    </w:p>
-    <w:p>
-      <w:r>
-        <w:t xml:space="preserve">        </w:t>
-      </w:r>
-      <w:proofErr w:type="spellStart"/>
-      <w:r>
-        <w:t>elif</w:t>
-      </w:r>
-      <w:proofErr w:type="spellEnd"/>
-      <w:r>
-        <w:t xml:space="preserve"> choice == "3":</w:t>
-      </w:r>
-    </w:p>
-    <w:p>
-      <w:r>
-        <w:t xml:space="preserve">            </w:t>
-      </w:r>
-      <w:proofErr w:type="spellStart"/>
-      <w:r>
-        <w:t>view_all</w:t>
-      </w:r>
-      <w:proofErr w:type="spellEnd"/>
-      <w:r>
-        <w:t>()</w:t>
-      </w:r>
-    </w:p>
-    <w:p>
-      <w:r>
-        <w:t xml:space="preserve">        </w:t>
-      </w:r>
-      <w:proofErr w:type="spellStart"/>
-      <w:r>
-        <w:t>elif</w:t>
-      </w:r>
-      <w:proofErr w:type="spellEnd"/>
-      <w:r>
-        <w:t xml:space="preserve"> choice == "4":</w:t>
+        <w:t xml:space="preserve">            add_entry()</w:t>
+      </w:r>
+    </w:p>
+    <w:p>
+      <w:r>
+        <w:t xml:space="preserve">        elif choice == "2":</w:t>
+      </w:r>
+    </w:p>
+    <w:p>
+      <w:r>
+        <w:t xml:space="preserve">            view_summary()</w:t>
+      </w:r>
+    </w:p>
+    <w:p>
+      <w:r>
+        <w:t xml:space="preserve">        elif choice == "3":</w:t>
+      </w:r>
+    </w:p>
+    <w:p>
+      <w:r>
+        <w:t xml:space="preserve">            view_all()</w:t>
+      </w:r>
+    </w:p>
+    <w:p>
+      <w:r>
+        <w:t xml:space="preserve">        elif choice == "4":</w:t>
       </w:r>
     </w:p>
     <w:p>
@@ -3756,7 +3071,6 @@
     </w:p>
     <w:p>
       <w:r>
-        <w:lastRenderedPageBreak/>
         <w:t xml:space="preserve">        else:</w:t>
       </w:r>
     </w:p>
@@ -3818,7 +3132,6 @@
       <w:r>
         <w:t xml:space="preserve">, press </w:t>
       </w:r>
-      <w:proofErr w:type="spellStart"/>
       <w:r>
         <w:rPr>
           <w:b/>
@@ -3826,7 +3139,6 @@
         </w:rPr>
         <w:t>Ctrl+Z</w:t>
       </w:r>
-      <w:proofErr w:type="spellEnd"/>
       <w:r>
         <w:t xml:space="preserve">, then </w:t>
       </w:r>
@@ -3964,29 +3276,8 @@
     <w:p/>
     <w:p>
       <w:r>
-        <w:t xml:space="preserve">from tracker import </w:t>
-      </w:r>
-      <w:proofErr w:type="spellStart"/>
-      <w:r>
-        <w:t>add_entry</w:t>
-      </w:r>
-      <w:proofErr w:type="spellEnd"/>
-      <w:r>
-        <w:t xml:space="preserve">, </w:t>
-      </w:r>
-      <w:proofErr w:type="spellStart"/>
-      <w:r>
-        <w:t>view_all</w:t>
-      </w:r>
-      <w:proofErr w:type="spellEnd"/>
-      <w:r>
-        <w:t xml:space="preserve">, </w:t>
-      </w:r>
-      <w:proofErr w:type="spellStart"/>
-      <w:r>
-        <w:t>view_summary</w:t>
-      </w:r>
-      <w:proofErr w:type="spellEnd"/>
+        <w:t>from tracker import add_entry, view_all, view_summary</w:t>
+      </w:r>
     </w:p>
     <w:p/>
     <w:p/>
@@ -4007,7 +3298,6 @@
     </w:p>
     <w:p>
       <w:r>
-        <w:lastRenderedPageBreak/>
         <w:t xml:space="preserve">    print("Enter dates as YYYY-MM-DD, hours from 0 to 24, and quality from 1 to 5 (5 is best).")</w:t>
       </w:r>
     </w:p>
@@ -4070,28 +3360,12 @@
     </w:p>
     <w:p>
       <w:r>
-        <w:t xml:space="preserve">        except </w:t>
-      </w:r>
-      <w:proofErr w:type="spellStart"/>
-      <w:r>
-        <w:t>EOFError</w:t>
-      </w:r>
-      <w:proofErr w:type="spellEnd"/>
-      <w:r>
-        <w:t>:</w:t>
-      </w:r>
-    </w:p>
-    <w:p>
-      <w:r>
-        <w:t xml:space="preserve">            print("\</w:t>
-      </w:r>
-      <w:proofErr w:type="spellStart"/>
-      <w:r>
-        <w:t>nGoodbye</w:t>
-      </w:r>
-      <w:proofErr w:type="spellEnd"/>
-      <w:r>
-        <w:t>!")</w:t>
+        <w:t xml:space="preserve">        except EOFError:</w:t>
+      </w:r>
+    </w:p>
+    <w:p>
+      <w:r>
+        <w:t xml:space="preserve">            print("\nGoodbye!")</w:t>
       </w:r>
     </w:p>
     <w:p>
@@ -4107,85 +3381,36 @@
     </w:p>
     <w:p>
       <w:r>
-        <w:t xml:space="preserve">            </w:t>
-      </w:r>
-      <w:proofErr w:type="spellStart"/>
-      <w:r>
-        <w:t>add_entry</w:t>
-      </w:r>
-      <w:proofErr w:type="spellEnd"/>
-      <w:r>
-        <w:t>()</w:t>
-      </w:r>
-    </w:p>
-    <w:p>
-      <w:r>
-        <w:t xml:space="preserve">        </w:t>
-      </w:r>
-      <w:proofErr w:type="spellStart"/>
-      <w:r>
-        <w:t>elif</w:t>
-      </w:r>
-      <w:proofErr w:type="spellEnd"/>
-      <w:r>
-        <w:t xml:space="preserve"> choice == "2":</w:t>
-      </w:r>
-    </w:p>
-    <w:p>
-      <w:r>
-        <w:t xml:space="preserve">            </w:t>
-      </w:r>
-      <w:proofErr w:type="spellStart"/>
-      <w:r>
-        <w:t>view_summary</w:t>
-      </w:r>
-      <w:proofErr w:type="spellEnd"/>
-      <w:r>
-        <w:t>()</w:t>
-      </w:r>
-    </w:p>
-    <w:p>
-      <w:r>
-        <w:t xml:space="preserve">        </w:t>
-      </w:r>
-      <w:proofErr w:type="spellStart"/>
-      <w:r>
-        <w:t>elif</w:t>
-      </w:r>
-      <w:proofErr w:type="spellEnd"/>
-      <w:r>
-        <w:t xml:space="preserve"> choice == "3":</w:t>
-      </w:r>
-    </w:p>
-    <w:p>
-      <w:r>
-        <w:t xml:space="preserve">            </w:t>
-      </w:r>
-      <w:proofErr w:type="spellStart"/>
-      <w:r>
-        <w:t>view_all</w:t>
-      </w:r>
-      <w:proofErr w:type="spellEnd"/>
-      <w:r>
-        <w:t>()</w:t>
-      </w:r>
-    </w:p>
-    <w:p>
-      <w:r>
-        <w:t xml:space="preserve">        </w:t>
-      </w:r>
-      <w:proofErr w:type="spellStart"/>
-      <w:r>
-        <w:t>elif</w:t>
-      </w:r>
-      <w:proofErr w:type="spellEnd"/>
-      <w:r>
-        <w:t xml:space="preserve"> choice == "4":</w:t>
-      </w:r>
-    </w:p>
-    <w:p>
-      <w:r>
-        <w:lastRenderedPageBreak/>
+        <w:t xml:space="preserve">            add_entry()</w:t>
+      </w:r>
+    </w:p>
+    <w:p>
+      <w:r>
+        <w:t xml:space="preserve">        elif choice == "2":</w:t>
+      </w:r>
+    </w:p>
+    <w:p>
+      <w:r>
+        <w:t xml:space="preserve">            view_summary()</w:t>
+      </w:r>
+    </w:p>
+    <w:p>
+      <w:r>
+        <w:t xml:space="preserve">        elif choice == "3":</w:t>
+      </w:r>
+    </w:p>
+    <w:p>
+      <w:r>
+        <w:t xml:space="preserve">            view_all()</w:t>
+      </w:r>
+    </w:p>
+    <w:p>
+      <w:r>
+        <w:t xml:space="preserve">        elif choice == "4":</w:t>
+      </w:r>
+    </w:p>
+    <w:p>
+      <w:r>
         <w:t xml:space="preserve">            print("Goodbye!")</w:t>
       </w:r>
     </w:p>
@@ -4278,7 +3503,6 @@
       <w:r>
         <w:t xml:space="preserve">Restart and test </w:t>
       </w:r>
-      <w:proofErr w:type="spellStart"/>
       <w:r>
         <w:rPr>
           <w:b/>
@@ -4286,7 +3510,6 @@
         </w:rPr>
         <w:t>Ctrl+Z</w:t>
       </w:r>
-      <w:proofErr w:type="spellEnd"/>
       <w:r>
         <w:t xml:space="preserve">, then </w:t>
       </w:r>
@@ -4424,21 +3647,12 @@
       <w:r>
         <w:t xml:space="preserve">. Branch: </w:t>
       </w:r>
-      <w:proofErr w:type="spellStart"/>
-      <w:r>
-        <w:rPr>
-          <w:b/>
-          <w:bCs/>
-        </w:rPr>
-        <w:t>andrew</w:t>
-      </w:r>
-      <w:proofErr w:type="spellEnd"/>
-      <w:r>
-        <w:rPr>
-          <w:b/>
-          <w:bCs/>
-        </w:rPr>
-        <w:t>/menu</w:t>
+      <w:r>
+        <w:rPr>
+          <w:b/>
+          <w:bCs/>
+        </w:rPr>
+        <w:t>andrew/menu</w:t>
       </w:r>
       <w:r>
         <w:t>.</w:t>
@@ -4462,38 +3676,21 @@
         <w:t>Copilot Chat</w:t>
       </w:r>
       <w:r>
-        <w:t xml:space="preserve"> and attach </w:t>
-      </w:r>
-      <w:proofErr w:type="spellStart"/>
-      <w:r>
-        <w:t>sleep_log_tracker</w:t>
-      </w:r>
-      <w:proofErr w:type="spellEnd"/>
-      <w:r>
-        <w:t>/main.py.</w:t>
-      </w:r>
-    </w:p>
-    <w:p>
-      <w:r>
-        <w:rPr>
-          <w:b/>
-          <w:bCs/>
-        </w:rPr>
-        <w:lastRenderedPageBreak/>
+        <w:t xml:space="preserve"> and attach sleep_log_tracker/main.py.</w:t>
+      </w:r>
+    </w:p>
+    <w:p>
+      <w:r>
+        <w:rPr>
+          <w:b/>
+          <w:bCs/>
+        </w:rPr>
         <w:t>Type this prompt:</w:t>
       </w:r>
     </w:p>
     <w:p>
       <w:r>
-        <w:t xml:space="preserve">Review sleep_log_tracker/main.py for matching function routing, blank and invalid choices, surrounding spaces, option 4, </w:t>
-      </w:r>
-      <w:proofErr w:type="spellStart"/>
-      <w:r>
-        <w:t>EOFError</w:t>
-      </w:r>
-      <w:proofErr w:type="spellEnd"/>
-      <w:r>
-        <w:t xml:space="preserve"> and one-time startup instructions. Tracker functions are placeholders. Review only; do not edit files or run terminal commands. Explain findings using introductory Python.</w:t>
+        <w:t>Review sleep_log_tracker/main.py for matching function routing, blank and invalid choices, surrounding spaces, option 4, EOFError and one-time startup instructions. Tracker functions are placeholders. Review only; do not edit files or run terminal commands. Explain findings using introductory Python.</w:t>
       </w:r>
     </w:p>
     <w:p>
@@ -4507,15 +3704,7 @@
     </w:p>
     <w:p>
       <w:r>
-        <w:t xml:space="preserve">No issues found. Options 1–3 call the matching functions. Blank and invalid choices display an error and repeat the menu. Surrounding spaces are removed. Option 4 and </w:t>
-      </w:r>
-      <w:proofErr w:type="spellStart"/>
-      <w:r>
-        <w:t>EOFError</w:t>
-      </w:r>
-      <w:proofErr w:type="spellEnd"/>
-      <w:r>
-        <w:t xml:space="preserve"> exit cleanly. Startup instructions appear once before the loop.</w:t>
+        <w:t>No issues found. Options 1–3 call the matching functions. Blank and invalid choices display an error and repeat the menu. Surrounding spaces are removed. Option 4 and EOFError exit cleanly. Startup instructions appear once before the loop.</w:t>
       </w:r>
     </w:p>
     <w:p>
@@ -4634,23 +3823,7 @@
     </w:p>
     <w:p>
       <w:r>
-        <w:t xml:space="preserve">The tracker is </w:t>
-      </w:r>
-      <w:proofErr w:type="spellStart"/>
-      <w:r>
-        <w:t>sleep_log_tracker</w:t>
-      </w:r>
-      <w:proofErr w:type="spellEnd"/>
-      <w:r>
-        <w:t>/.</w:t>
-      </w:r>
-      <w:proofErr w:type="spellStart"/>
-      <w:r>
-        <w:t>github</w:t>
-      </w:r>
-      <w:proofErr w:type="spellEnd"/>
-      <w:r>
-        <w:t>/issue_tracking.csv.</w:t>
+        <w:t>The tracker is sleep_log_tracker/.github/issue_tracking.csv.</w:t>
       </w:r>
     </w:p>
     <w:p>
@@ -4661,23 +3834,7 @@
         </w:numPr>
       </w:pPr>
       <w:r>
-        <w:t xml:space="preserve">Open </w:t>
-      </w:r>
-      <w:proofErr w:type="spellStart"/>
-      <w:r>
-        <w:t>sleep_log_tracker</w:t>
-      </w:r>
-      <w:proofErr w:type="spellEnd"/>
-      <w:r>
-        <w:t>/.</w:t>
-      </w:r>
-      <w:proofErr w:type="spellStart"/>
-      <w:r>
-        <w:t>github</w:t>
-      </w:r>
-      <w:proofErr w:type="spellEnd"/>
-      <w:r>
-        <w:t>/issue_tracking.csv.</w:t>
+        <w:t>Open sleep_log_tracker/.github/issue_tracking.csv.</w:t>
       </w:r>
     </w:p>
     <w:p>
@@ -4696,93 +3853,37 @@
     </w:p>
     <w:p>
       <w:r>
-        <w:t xml:space="preserve">1,task,f1a00001,closed,Create project structure and starter </w:t>
-      </w:r>
-      <w:proofErr w:type="spellStart"/>
-      <w:r>
-        <w:t>files,,Andrew</w:t>
-      </w:r>
-      <w:proofErr w:type="spellEnd"/>
-      <w:r>
-        <w:t xml:space="preserve"> Kirk,,2026-10-13,2026-10-13,Simulated setup and starter checks completed.</w:t>
-      </w:r>
-    </w:p>
-    <w:p>
-      <w:r>
-        <w:t xml:space="preserve">2,task,,open,Maintain parallel lists and shared </w:t>
-      </w:r>
-      <w:proofErr w:type="spellStart"/>
-      <w:r>
-        <w:t>helper,,Qingyun</w:t>
-      </w:r>
-      <w:proofErr w:type="spellEnd"/>
-      <w:r>
-        <w:t xml:space="preserve"> Li,,2026-10-13,,All roles review storage.</w:t>
-      </w:r>
-    </w:p>
-    <w:p>
-      <w:r>
-        <w:t xml:space="preserve">3,task,f1a00005,open,Implement menu and program </w:t>
-      </w:r>
-      <w:proofErr w:type="spellStart"/>
-      <w:r>
-        <w:t>flow,,Andrew</w:t>
-      </w:r>
-      <w:proofErr w:type="spellEnd"/>
-      <w:r>
-        <w:t xml:space="preserve"> Kirk,,2026-10-13,,"Simulated menu checks passed. Routing f1a00002; input handling f1a00003; menu EOF f1a00004; startup guidance f1a00005. Simulated Copilot review found no issues. Qingyun reviews inputs; Peter reviews routing. Open pending review and merge."</w:t>
-      </w:r>
-    </w:p>
-    <w:p>
-      <w:r>
-        <w:t xml:space="preserve">4,task,,open,Implement validated entry </w:t>
-      </w:r>
-      <w:proofErr w:type="spellStart"/>
-      <w:r>
-        <w:t>collection,,Qingyun</w:t>
-      </w:r>
-      <w:proofErr w:type="spellEnd"/>
-      <w:r>
-        <w:t xml:space="preserve"> Li,,2026-10-13,,Andrew and Peter review.</w:t>
-      </w:r>
-    </w:p>
-    <w:p>
-      <w:r>
-        <w:t xml:space="preserve">5,task,,open,Implement entry display and </w:t>
-      </w:r>
-      <w:proofErr w:type="spellStart"/>
-      <w:r>
-        <w:t>summary,,Peter</w:t>
-      </w:r>
-      <w:proofErr w:type="spellEnd"/>
-      <w:r>
-        <w:t xml:space="preserve"> Oh,,2026-10-13,,Andrew and Qingyun review.</w:t>
-      </w:r>
-    </w:p>
-    <w:p>
-      <w:r>
-        <w:t xml:space="preserve">6,task,,open,Test complete </w:t>
-      </w:r>
-      <w:proofErr w:type="spellStart"/>
-      <w:r>
-        <w:t>application,,Andrew</w:t>
-      </w:r>
-      <w:proofErr w:type="spellEnd"/>
-      <w:r>
-        <w:t xml:space="preserve"> Kirk,,2026-10-13,,All roles test and record results.</w:t>
-      </w:r>
-    </w:p>
-    <w:p>
-      <w:r>
-        <w:t xml:space="preserve">7,task,,open,Complete README and </w:t>
-      </w:r>
-      <w:proofErr w:type="spellStart"/>
-      <w:r>
-        <w:t>contributions,,Peter</w:t>
-      </w:r>
-      <w:proofErr w:type="spellEnd"/>
-      <w:r>
-        <w:t xml:space="preserve"> Oh,,2026-10-13,,Andrew and Qingyun review.</w:t>
+        <w:t>1,task,f1a00001,closed,Create project structure and starter files,,Andrew Kirk,,2026-10-13,2026-10-13,Simulated setup and starter checks completed.</w:t>
+      </w:r>
+    </w:p>
+    <w:p>
+      <w:r>
+        <w:t>2,task,,open,Maintain parallel lists and shared helper,,Qingyun Li,,2026-10-13,,All roles review storage.</w:t>
+      </w:r>
+    </w:p>
+    <w:p>
+      <w:r>
+        <w:t>3,task,f1a00005,open,Implement menu and program flow,,Andrew Kirk,,2026-10-13,,"Simulated menu checks passed. Routing f1a00002; input handling f1a00003; menu EOF f1a00004; startup guidance f1a00005. Simulated Copilot review found no issues. Qingyun reviews inputs; Peter reviews routing. Open pending review and merge."</w:t>
+      </w:r>
+    </w:p>
+    <w:p>
+      <w:r>
+        <w:t>4,task,,open,Implement validated entry collection,,Qingyun Li,,2026-10-13,,Andrew and Peter review.</w:t>
+      </w:r>
+    </w:p>
+    <w:p>
+      <w:r>
+        <w:t>5,task,,open,Implement entry display and summary,,Peter Oh,,2026-10-13,,Andrew and Qingyun review.</w:t>
+      </w:r>
+    </w:p>
+    <w:p>
+      <w:r>
+        <w:t>6,task,,open,Test complete application,,Andrew Kirk,,2026-10-13,,All roles test and record results.</w:t>
+      </w:r>
+    </w:p>
+    <w:p>
+      <w:r>
+        <w:t>7,task,,open,Complete README and contributions,,Peter Oh,,2026-10-13,,Andrew and Qingyun review.</w:t>
       </w:r>
     </w:p>
     <w:p>
@@ -4793,7 +3894,6 @@
         </w:numPr>
       </w:pPr>
       <w:r>
-        <w:lastRenderedPageBreak/>
         <w:t xml:space="preserve">Save both files and stage </w:t>
       </w:r>
       <w:r>
@@ -4928,15 +4028,7 @@
     </w:p>
     <w:p>
       <w:r>
-        <w:t xml:space="preserve">compare: </w:t>
-      </w:r>
-      <w:proofErr w:type="spellStart"/>
-      <w:r>
-        <w:t>andrew</w:t>
-      </w:r>
-      <w:proofErr w:type="spellEnd"/>
-      <w:r>
-        <w:t>/menu</w:t>
+        <w:t>compare: andrew/menu</w:t>
       </w:r>
     </w:p>
     <w:p>
@@ -5014,7 +4106,6 @@
         </w:numPr>
       </w:pPr>
       <w:r>
-        <w:lastRenderedPageBreak/>
         <w:t xml:space="preserve">In </w:t>
       </w:r>
       <w:r>
@@ -5090,23 +4181,7 @@
           <w:b/>
           <w:bCs/>
         </w:rPr>
-        <w:t xml:space="preserve">their own </w:t>
-      </w:r>
-      <w:proofErr w:type="spellStart"/>
-      <w:r>
-        <w:rPr>
-          <w:b/>
-          <w:bCs/>
-        </w:rPr>
-        <w:t>Codespaces</w:t>
-      </w:r>
-      <w:proofErr w:type="spellEnd"/>
-      <w:r>
-        <w:rPr>
-          <w:b/>
-          <w:bCs/>
-        </w:rPr>
-        <w:t xml:space="preserve"> and GitHub accounts</w:t>
+        <w:t>their own Codespaces and GitHub accounts</w:t>
       </w:r>
       <w:r>
         <w:t>. Andrew coordinates the merge.</w:t>
@@ -5120,15 +4195,7 @@
         </w:numPr>
       </w:pPr>
       <w:r>
-        <w:t xml:space="preserve">In Qingyun’s </w:t>
-      </w:r>
-      <w:proofErr w:type="spellStart"/>
-      <w:r>
-        <w:t>Codespace</w:t>
-      </w:r>
-      <w:proofErr w:type="spellEnd"/>
-      <w:r>
-        <w:t xml:space="preserve">, confirm </w:t>
+        <w:t xml:space="preserve">In Qingyun’s Codespace, confirm </w:t>
       </w:r>
       <w:r>
         <w:rPr>
@@ -5182,7 +4249,6 @@
       <w:r>
         <w:t xml:space="preserve">Press </w:t>
       </w:r>
-      <w:proofErr w:type="spellStart"/>
       <w:r>
         <w:rPr>
           <w:b/>
@@ -5190,7 +4256,6 @@
         </w:rPr>
         <w:t>Ctrl+Shift+P</w:t>
       </w:r>
-      <w:proofErr w:type="spellEnd"/>
       <w:r>
         <w:t xml:space="preserve">, select </w:t>
       </w:r>
@@ -5204,21 +4269,12 @@
       <w:r>
         <w:t xml:space="preserve">, and choose </w:t>
       </w:r>
-      <w:proofErr w:type="spellStart"/>
-      <w:r>
-        <w:rPr>
-          <w:b/>
-          <w:bCs/>
-        </w:rPr>
-        <w:t>andrew</w:t>
-      </w:r>
-      <w:proofErr w:type="spellEnd"/>
-      <w:r>
-        <w:rPr>
-          <w:b/>
-          <w:bCs/>
-        </w:rPr>
-        <w:t>/menu</w:t>
+      <w:r>
+        <w:rPr>
+          <w:b/>
+          <w:bCs/>
+        </w:rPr>
+        <w:t>andrew/menu</w:t>
       </w:r>
       <w:r>
         <w:t xml:space="preserve"> or </w:t>
@@ -5228,23 +4284,7 @@
           <w:b/>
           <w:bCs/>
         </w:rPr>
-        <w:t>origin/</w:t>
-      </w:r>
-      <w:proofErr w:type="spellStart"/>
-      <w:r>
-        <w:rPr>
-          <w:b/>
-          <w:bCs/>
-        </w:rPr>
-        <w:t>andrew</w:t>
-      </w:r>
-      <w:proofErr w:type="spellEnd"/>
-      <w:r>
-        <w:rPr>
-          <w:b/>
-          <w:bCs/>
-        </w:rPr>
-        <w:t>/menu</w:t>
+        <w:t>origin/andrew/menu</w:t>
       </w:r>
       <w:r>
         <w:t>.</w:t>
@@ -5281,21 +4321,12 @@
       <w:r>
         <w:t xml:space="preserve">Confirm </w:t>
       </w:r>
-      <w:proofErr w:type="spellStart"/>
-      <w:r>
-        <w:rPr>
-          <w:b/>
-          <w:bCs/>
-        </w:rPr>
-        <w:t>andrew</w:t>
-      </w:r>
-      <w:proofErr w:type="spellEnd"/>
-      <w:r>
-        <w:rPr>
-          <w:b/>
-          <w:bCs/>
-        </w:rPr>
-        <w:t>/menu</w:t>
+      <w:r>
+        <w:rPr>
+          <w:b/>
+          <w:bCs/>
+        </w:rPr>
+        <w:t>andrew/menu</w:t>
       </w:r>
       <w:r>
         <w:t xml:space="preserve"> appears in the lower-left corner.</w:t>
@@ -5309,15 +4340,7 @@
         </w:numPr>
       </w:pPr>
       <w:r>
-        <w:t xml:space="preserve">Run </w:t>
-      </w:r>
-      <w:proofErr w:type="spellStart"/>
-      <w:r>
-        <w:t>sleep_log_tracker</w:t>
-      </w:r>
-      <w:proofErr w:type="spellEnd"/>
-      <w:r>
-        <w:t>/main.py.</w:t>
+        <w:t>Run sleep_log_tracker/main.py.</w:t>
       </w:r>
     </w:p>
     <w:p>
@@ -5367,10 +4390,8 @@
         </w:numPr>
       </w:pPr>
       <w:r>
-        <w:lastRenderedPageBreak/>
         <w:t xml:space="preserve">Restart the program and press </w:t>
       </w:r>
-      <w:proofErr w:type="spellStart"/>
       <w:r>
         <w:rPr>
           <w:b/>
@@ -5378,7 +4399,6 @@
         </w:rPr>
         <w:t>Ctrl+D</w:t>
       </w:r>
-      <w:proofErr w:type="spellEnd"/>
       <w:r>
         <w:t xml:space="preserve"> at an empty menu prompt. Confirm clean exit.</w:t>
       </w:r>
@@ -5479,21 +4499,12 @@
       <w:r>
         <w:t xml:space="preserve">Now use Peter’s </w:t>
       </w:r>
-      <w:proofErr w:type="spellStart"/>
-      <w:r>
-        <w:rPr>
-          <w:b/>
-          <w:bCs/>
-        </w:rPr>
-        <w:t>Codespace</w:t>
-      </w:r>
-      <w:proofErr w:type="spellEnd"/>
-      <w:r>
-        <w:rPr>
-          <w:b/>
-          <w:bCs/>
-        </w:rPr>
-        <w:t xml:space="preserve"> and GitHub account: peteroh1</w:t>
+      <w:r>
+        <w:rPr>
+          <w:b/>
+          <w:bCs/>
+        </w:rPr>
+        <w:t>Codespace and GitHub account: peteroh1</w:t>
       </w:r>
       <w:r>
         <w:t>.</w:t>
@@ -5519,21 +4530,12 @@
       <w:r>
         <w:t xml:space="preserve"> to open </w:t>
       </w:r>
-      <w:proofErr w:type="spellStart"/>
-      <w:r>
-        <w:rPr>
-          <w:b/>
-          <w:bCs/>
-        </w:rPr>
-        <w:t>andrew</w:t>
-      </w:r>
-      <w:proofErr w:type="spellEnd"/>
-      <w:r>
-        <w:rPr>
-          <w:b/>
-          <w:bCs/>
-        </w:rPr>
-        <w:t>/menu</w:t>
+      <w:r>
+        <w:rPr>
+          <w:b/>
+          <w:bCs/>
+        </w:rPr>
+        <w:t>andrew/menu</w:t>
       </w:r>
       <w:r>
         <w:t>.</w:t>
@@ -5752,7 +4754,6 @@
       <w:r>
         <w:t xml:space="preserve">Confirm startup guidance appears once. Restart and press </w:t>
       </w:r>
-      <w:proofErr w:type="spellStart"/>
       <w:r>
         <w:rPr>
           <w:b/>
@@ -5760,7 +4761,6 @@
         </w:rPr>
         <w:t>Ctrl+D</w:t>
       </w:r>
-      <w:proofErr w:type="spellEnd"/>
       <w:r>
         <w:t xml:space="preserve"> at an empty menu prompt to check clean exit.</w:t>
       </w:r>
@@ -5818,7 +4818,6 @@
           <w:b/>
           <w:bCs/>
         </w:rPr>
-        <w:lastRenderedPageBreak/>
         <w:t>Type this simulated review:</w:t>
       </w:r>
     </w:p>
@@ -5867,17 +4866,8 @@
           <w:b/>
           <w:bCs/>
         </w:rPr>
-        <w:t xml:space="preserve">GitHub account: </w:t>
-      </w:r>
-      <w:proofErr w:type="spellStart"/>
-      <w:r>
-        <w:rPr>
-          <w:b/>
-          <w:bCs/>
-        </w:rPr>
-        <w:t>andrewtapin</w:t>
-      </w:r>
-      <w:proofErr w:type="spellEnd"/>
+        <w:t>GitHub account: andrewtapin</w:t>
+      </w:r>
       <w:r>
         <w:t>.</w:t>
       </w:r>
@@ -5936,15 +4926,7 @@
         <w:t>Compare:</w:t>
       </w:r>
       <w:r>
-        <w:t xml:space="preserve"> </w:t>
-      </w:r>
-      <w:proofErr w:type="spellStart"/>
-      <w:r>
-        <w:t>andrew</w:t>
-      </w:r>
-      <w:proofErr w:type="spellEnd"/>
-      <w:r>
-        <w:t>/menu</w:t>
+        <w:t xml:space="preserve"> andrew/menu</w:t>
       </w:r>
     </w:p>
     <w:p>
@@ -6043,31 +5025,14 @@
         </w:numPr>
       </w:pPr>
       <w:r>
-        <w:t xml:space="preserve">In Andrew’s VS Code and both students’ </w:t>
-      </w:r>
-      <w:proofErr w:type="spellStart"/>
-      <w:r>
-        <w:t>Codespaces</w:t>
-      </w:r>
-      <w:proofErr w:type="spellEnd"/>
-      <w:r>
-        <w:t xml:space="preserve">, use </w:t>
-      </w:r>
-      <w:proofErr w:type="spellStart"/>
-      <w:r>
-        <w:rPr>
-          <w:b/>
-          <w:bCs/>
-        </w:rPr>
-        <w:t>Ctrl+Shift+P</w:t>
-      </w:r>
-      <w:proofErr w:type="spellEnd"/>
-      <w:r>
-        <w:rPr>
-          <w:b/>
-          <w:bCs/>
-        </w:rPr>
-        <w:t xml:space="preserve"> &gt; Git: Checkout to…</w:t>
+        <w:t xml:space="preserve">In Andrew’s VS Code and both students’ Codespaces, use </w:t>
+      </w:r>
+      <w:r>
+        <w:rPr>
+          <w:b/>
+          <w:bCs/>
+        </w:rPr>
+        <w:t>Ctrl+Shift+P &gt; Git: Checkout to…</w:t>
       </w:r>
       <w:r>
         <w:t xml:space="preserve"> to select </w:t>
@@ -6147,7 +5112,6 @@
       <w:r>
         <w:t xml:space="preserve">Use Qingyun’s </w:t>
       </w:r>
-      <w:proofErr w:type="spellStart"/>
       <w:r>
         <w:rPr>
           <w:b/>
@@ -6155,7 +5119,6 @@
         </w:rPr>
         <w:t>Codespace</w:t>
       </w:r>
-      <w:proofErr w:type="spellEnd"/>
       <w:r>
         <w:t xml:space="preserve">. GitHub account: </w:t>
       </w:r>
@@ -6232,7 +5195,6 @@
       <w:r>
         <w:t xml:space="preserve">Press </w:t>
       </w:r>
-      <w:proofErr w:type="spellStart"/>
       <w:r>
         <w:rPr>
           <w:b/>
@@ -6240,7 +5202,6 @@
         </w:rPr>
         <w:t>Ctrl+Shift+P</w:t>
       </w:r>
-      <w:proofErr w:type="spellEnd"/>
       <w:r>
         <w:t xml:space="preserve">, select </w:t>
       </w:r>
@@ -6273,7 +5234,6 @@
         </w:numPr>
       </w:pPr>
       <w:r>
-        <w:lastRenderedPageBreak/>
         <w:t xml:space="preserve">Select </w:t>
       </w:r>
       <w:r>
@@ -6339,13 +5299,8 @@
       </w:r>
     </w:p>
     <w:p>
-      <w:proofErr w:type="spellStart"/>
-      <w:r>
-        <w:t>qingyun</w:t>
-      </w:r>
-      <w:proofErr w:type="spellEnd"/>
-      <w:r>
-        <w:t>/add-entry</w:t>
+      <w:r>
+        <w:t>qingyun/add-entry</w:t>
       </w:r>
     </w:p>
     <w:p>
@@ -6358,21 +5313,12 @@
       <w:r>
         <w:t xml:space="preserve">Confirm </w:t>
       </w:r>
-      <w:proofErr w:type="spellStart"/>
-      <w:r>
-        <w:rPr>
-          <w:b/>
-          <w:bCs/>
-        </w:rPr>
-        <w:t>qingyun</w:t>
-      </w:r>
-      <w:proofErr w:type="spellEnd"/>
-      <w:r>
-        <w:rPr>
-          <w:b/>
-          <w:bCs/>
-        </w:rPr>
-        <w:t>/add-entry</w:t>
+      <w:r>
+        <w:rPr>
+          <w:b/>
+          <w:bCs/>
+        </w:rPr>
+        <w:t>qingyun/add-entry</w:t>
       </w:r>
       <w:r>
         <w:t xml:space="preserve"> appears in the lower-left corner.</w:t>
@@ -6386,15 +5332,7 @@
         </w:numPr>
       </w:pPr>
       <w:r>
-        <w:t xml:space="preserve">Open </w:t>
-      </w:r>
-      <w:proofErr w:type="spellStart"/>
-      <w:r>
-        <w:t>sleep_log_tracker</w:t>
-      </w:r>
-      <w:proofErr w:type="spellEnd"/>
-      <w:r>
-        <w:t>/data.py.</w:t>
+        <w:t>Open sleep_log_tracker/data.py.</w:t>
       </w:r>
     </w:p>
     <w:p>
@@ -6419,23 +5357,7 @@
     </w:p>
     <w:p>
       <w:r>
-        <w:t xml:space="preserve">dates[index], </w:t>
-      </w:r>
-      <w:proofErr w:type="spellStart"/>
-      <w:r>
-        <w:t>hours_slept</w:t>
-      </w:r>
-      <w:proofErr w:type="spellEnd"/>
-      <w:r>
-        <w:t xml:space="preserve">[index], </w:t>
-      </w:r>
-      <w:proofErr w:type="spellStart"/>
-      <w:r>
-        <w:t>sleep_qualities</w:t>
-      </w:r>
-      <w:proofErr w:type="spellEnd"/>
-      <w:r>
-        <w:t>[index], and notes[index].</w:t>
+        <w:t>dates[index], hours_slept[index], sleep_qualities[index], and notes[index].</w:t>
       </w:r>
     </w:p>
     <w:p/>
@@ -6461,23 +5383,13 @@
       </w:r>
     </w:p>
     <w:p>
-      <w:proofErr w:type="spellStart"/>
-      <w:r>
-        <w:t>hours_slept</w:t>
-      </w:r>
-      <w:proofErr w:type="spellEnd"/>
-      <w:r>
-        <w:t xml:space="preserve"> = []</w:t>
-      </w:r>
-    </w:p>
-    <w:p>
-      <w:proofErr w:type="spellStart"/>
-      <w:r>
-        <w:t>sleep_qualities</w:t>
-      </w:r>
-      <w:proofErr w:type="spellEnd"/>
-      <w:r>
-        <w:t xml:space="preserve"> = []</w:t>
+      <w:r>
+        <w:t>hours_slept = []</w:t>
+      </w:r>
+    </w:p>
+    <w:p>
+      <w:r>
+        <w:t>sleep_qualities = []</w:t>
       </w:r>
     </w:p>
     <w:p>
@@ -6489,15 +5401,7 @@
     <w:p/>
     <w:p>
       <w:r>
-        <w:t xml:space="preserve">def </w:t>
-      </w:r>
-      <w:proofErr w:type="spellStart"/>
-      <w:r>
-        <w:t>lists_are_synchronized</w:t>
-      </w:r>
-      <w:proofErr w:type="spellEnd"/>
-      <w:r>
-        <w:t>():</w:t>
+        <w:t>def lists_are_synchronized():</w:t>
       </w:r>
     </w:p>
     <w:p>
@@ -6512,71 +5416,22 @@
     </w:p>
     <w:p>
       <w:r>
-        <w:lastRenderedPageBreak/>
-        <w:t xml:space="preserve">        </w:t>
-      </w:r>
-      <w:proofErr w:type="spellStart"/>
-      <w:r>
-        <w:t>len</w:t>
-      </w:r>
-      <w:proofErr w:type="spellEnd"/>
-      <w:r>
-        <w:t>(dates)</w:t>
-      </w:r>
-    </w:p>
-    <w:p>
-      <w:r>
-        <w:t xml:space="preserve">        == </w:t>
-      </w:r>
-      <w:proofErr w:type="spellStart"/>
-      <w:r>
-        <w:t>len</w:t>
-      </w:r>
-      <w:proofErr w:type="spellEnd"/>
-      <w:r>
-        <w:t>(</w:t>
-      </w:r>
-      <w:proofErr w:type="spellStart"/>
-      <w:r>
-        <w:t>hours_slept</w:t>
-      </w:r>
-      <w:proofErr w:type="spellEnd"/>
-      <w:r>
-        <w:t>)</w:t>
-      </w:r>
-    </w:p>
-    <w:p>
-      <w:r>
-        <w:t xml:space="preserve">        == </w:t>
-      </w:r>
-      <w:proofErr w:type="spellStart"/>
-      <w:r>
-        <w:t>len</w:t>
-      </w:r>
-      <w:proofErr w:type="spellEnd"/>
-      <w:r>
-        <w:t>(</w:t>
-      </w:r>
-      <w:proofErr w:type="spellStart"/>
-      <w:r>
-        <w:t>sleep_qualities</w:t>
-      </w:r>
-      <w:proofErr w:type="spellEnd"/>
-      <w:r>
-        <w:t>)</w:t>
-      </w:r>
-    </w:p>
-    <w:p>
-      <w:r>
-        <w:t xml:space="preserve">        == </w:t>
-      </w:r>
-      <w:proofErr w:type="spellStart"/>
-      <w:r>
-        <w:t>len</w:t>
-      </w:r>
-      <w:proofErr w:type="spellEnd"/>
-      <w:r>
-        <w:t>(notes)</w:t>
+        <w:t xml:space="preserve">        len(dates)</w:t>
+      </w:r>
+    </w:p>
+    <w:p>
+      <w:r>
+        <w:t xml:space="preserve">        == len(hours_slept)</w:t>
+      </w:r>
+    </w:p>
+    <w:p>
+      <w:r>
+        <w:t xml:space="preserve">        == len(sleep_qualities)</w:t>
+      </w:r>
+    </w:p>
+    <w:p>
+      <w:r>
+        <w:t xml:space="preserve">        == len(notes)</w:t>
       </w:r>
     </w:p>
     <w:p>
@@ -6616,13 +5471,8 @@
     </w:p>
     <w:p>
       <w:r>
-        <w:t xml:space="preserve">cd </w:t>
-      </w:r>
-      <w:proofErr w:type="spellStart"/>
-      <w:r>
-        <w:t>sleep_log_tracker</w:t>
-      </w:r>
-      <w:proofErr w:type="spellEnd"/>
+        <w:t>cd sleep_log_tracker</w:t>
+      </w:r>
     </w:p>
     <w:p>
       <w:r>
@@ -6662,66 +5512,18 @@
     <w:p/>
     <w:p>
       <w:r>
-        <w:t>lists = (</w:t>
-      </w:r>
-      <w:proofErr w:type="spellStart"/>
-      <w:r>
-        <w:t>data.dates</w:t>
-      </w:r>
-      <w:proofErr w:type="spellEnd"/>
-      <w:r>
-        <w:t xml:space="preserve">, </w:t>
-      </w:r>
-      <w:proofErr w:type="spellStart"/>
-      <w:r>
-        <w:t>data.hours_slept</w:t>
-      </w:r>
-      <w:proofErr w:type="spellEnd"/>
-      <w:r>
-        <w:t xml:space="preserve">, </w:t>
-      </w:r>
-      <w:proofErr w:type="spellStart"/>
-      <w:r>
-        <w:t>data.sleep_qualities</w:t>
-      </w:r>
-      <w:proofErr w:type="spellEnd"/>
-      <w:r>
-        <w:t xml:space="preserve">, </w:t>
-      </w:r>
-      <w:proofErr w:type="spellStart"/>
-      <w:r>
-        <w:t>data.notes</w:t>
-      </w:r>
-      <w:proofErr w:type="spellEnd"/>
-      <w:r>
-        <w:t>)</w:t>
+        <w:t>lists = (data.dates, data.hours_slept, data.sleep_qualities, data.notes)</w:t>
       </w:r>
     </w:p>
     <w:p/>
     <w:p>
       <w:r>
-        <w:t>assert all(</w:t>
-      </w:r>
-      <w:proofErr w:type="spellStart"/>
-      <w:r>
-        <w:t>len</w:t>
-      </w:r>
-      <w:proofErr w:type="spellEnd"/>
-      <w:r>
-        <w:t>(values) == 0 for values in lists)</w:t>
-      </w:r>
-    </w:p>
-    <w:p>
-      <w:r>
-        <w:t xml:space="preserve">assert </w:t>
-      </w:r>
-      <w:proofErr w:type="spellStart"/>
-      <w:r>
-        <w:t>data.lists_are_synchronized</w:t>
-      </w:r>
-      <w:proofErr w:type="spellEnd"/>
-      <w:r>
-        <w:t>()</w:t>
+        <w:t>assert all(len(values) == 0 for values in lists)</w:t>
+      </w:r>
+    </w:p>
+    <w:p>
+      <w:r>
+        <w:t>assert data.lists_are_synchronized()</w:t>
       </w:r>
     </w:p>
     <w:p>
@@ -6742,15 +5544,7 @@
     </w:p>
     <w:p>
       <w:r>
-        <w:t xml:space="preserve">    </w:t>
-      </w:r>
-      <w:proofErr w:type="spellStart"/>
-      <w:r>
-        <w:t>values.append</w:t>
-      </w:r>
-      <w:proofErr w:type="spellEnd"/>
-      <w:r>
-        <w:t>(value)</w:t>
+        <w:t xml:space="preserve">    values.append(value)</w:t>
       </w:r>
     </w:p>
     <w:p/>
@@ -6761,20 +5555,11 @@
     </w:p>
     <w:p>
       <w:r>
-        <w:t xml:space="preserve">assert </w:t>
-      </w:r>
-      <w:proofErr w:type="spellStart"/>
-      <w:r>
-        <w:t>data.lists_are_synchronized</w:t>
-      </w:r>
-      <w:proofErr w:type="spellEnd"/>
-      <w:r>
-        <w:t>()</w:t>
-      </w:r>
-    </w:p>
-    <w:p>
-      <w:r>
-        <w:lastRenderedPageBreak/>
+        <w:t>assert data.lists_are_synchronized()</w:t>
+      </w:r>
+    </w:p>
+    <w:p>
+      <w:r>
         <w:t>print("PASS: matching indexes preserve one complete session.")</w:t>
       </w:r>
     </w:p>
@@ -6786,54 +5571,22 @@
     </w:p>
     <w:p>
       <w:r>
-        <w:t xml:space="preserve">    </w:t>
-      </w:r>
-      <w:proofErr w:type="spellStart"/>
-      <w:r>
-        <w:t>isolated.append</w:t>
-      </w:r>
-      <w:proofErr w:type="spellEnd"/>
-      <w:r>
-        <w:t>(None)</w:t>
-      </w:r>
-    </w:p>
-    <w:p>
-      <w:r>
-        <w:t xml:space="preserve">    assert not </w:t>
-      </w:r>
-      <w:proofErr w:type="spellStart"/>
-      <w:r>
-        <w:t>data.lists_are_synchronized</w:t>
-      </w:r>
-      <w:proofErr w:type="spellEnd"/>
-      <w:r>
-        <w:t>()</w:t>
-      </w:r>
-    </w:p>
-    <w:p>
-      <w:r>
-        <w:t xml:space="preserve">    </w:t>
-      </w:r>
-      <w:proofErr w:type="spellStart"/>
-      <w:r>
-        <w:t>isolated.pop</w:t>
-      </w:r>
-      <w:proofErr w:type="spellEnd"/>
-      <w:r>
-        <w:t>()</w:t>
-      </w:r>
-    </w:p>
-    <w:p>
-      <w:r>
-        <w:t xml:space="preserve">    assert </w:t>
-      </w:r>
-      <w:proofErr w:type="spellStart"/>
-      <w:r>
-        <w:t>data.lists_are_synchronized</w:t>
-      </w:r>
-      <w:proofErr w:type="spellEnd"/>
-      <w:r>
-        <w:t>()</w:t>
+        <w:t xml:space="preserve">    isolated.append(None)</w:t>
+      </w:r>
+    </w:p>
+    <w:p>
+      <w:r>
+        <w:t xml:space="preserve">    assert not data.lists_are_synchronized()</w:t>
+      </w:r>
+    </w:p>
+    <w:p>
+      <w:r>
+        <w:t xml:space="preserve">    isolated.pop()</w:t>
+      </w:r>
+    </w:p>
+    <w:p>
+      <w:r>
+        <w:t xml:space="preserve">    assert data.lists_are_synchronized()</w:t>
       </w:r>
     </w:p>
     <w:p/>
@@ -6988,21 +5741,12 @@
       <w:r>
         <w:t xml:space="preserve">Assume GitHub shows the updated data.py on </w:t>
       </w:r>
-      <w:proofErr w:type="spellStart"/>
-      <w:r>
-        <w:rPr>
-          <w:b/>
-          <w:bCs/>
-        </w:rPr>
-        <w:t>qingyun</w:t>
-      </w:r>
-      <w:proofErr w:type="spellEnd"/>
-      <w:r>
-        <w:rPr>
-          <w:b/>
-          <w:bCs/>
-        </w:rPr>
-        <w:t>/add-entry</w:t>
+      <w:r>
+        <w:rPr>
+          <w:b/>
+          <w:bCs/>
+        </w:rPr>
+        <w:t>qingyun/add-entry</w:t>
       </w:r>
       <w:r>
         <w:t>, attributed to Qingyun.</w:t>
@@ -7065,7 +5809,6 @@
       <w:r>
         <w:t xml:space="preserve">Use Qingyun’s </w:t>
       </w:r>
-      <w:proofErr w:type="spellStart"/>
       <w:r>
         <w:rPr>
           <w:b/>
@@ -7073,25 +5816,15 @@
         </w:rPr>
         <w:t>Codespace</w:t>
       </w:r>
-      <w:proofErr w:type="spellEnd"/>
       <w:r>
         <w:t xml:space="preserve">. Branch: </w:t>
       </w:r>
-      <w:proofErr w:type="spellStart"/>
-      <w:r>
-        <w:rPr>
-          <w:b/>
-          <w:bCs/>
-        </w:rPr>
-        <w:t>qingyun</w:t>
-      </w:r>
-      <w:proofErr w:type="spellEnd"/>
-      <w:r>
-        <w:rPr>
-          <w:b/>
-          <w:bCs/>
-        </w:rPr>
-        <w:t>/add-entry</w:t>
+      <w:r>
+        <w:rPr>
+          <w:b/>
+          <w:bCs/>
+        </w:rPr>
+        <w:t>qingyun/add-entry</w:t>
       </w:r>
       <w:r>
         <w:t>.</w:t>
@@ -7107,21 +5840,12 @@
       <w:r>
         <w:t xml:space="preserve">Confirm </w:t>
       </w:r>
-      <w:proofErr w:type="spellStart"/>
-      <w:r>
-        <w:rPr>
-          <w:b/>
-          <w:bCs/>
-        </w:rPr>
-        <w:t>qingyun</w:t>
-      </w:r>
-      <w:proofErr w:type="spellEnd"/>
-      <w:r>
-        <w:rPr>
-          <w:b/>
-          <w:bCs/>
-        </w:rPr>
-        <w:t>/add-entry</w:t>
+      <w:r>
+        <w:rPr>
+          <w:b/>
+          <w:bCs/>
+        </w:rPr>
+        <w:t>qingyun/add-entry</w:t>
       </w:r>
       <w:r>
         <w:t xml:space="preserve"> appears in the lower-left corner.</w:t>
@@ -7135,15 +5859,7 @@
         </w:numPr>
       </w:pPr>
       <w:r>
-        <w:t xml:space="preserve">Open </w:t>
-      </w:r>
-      <w:proofErr w:type="spellStart"/>
-      <w:r>
-        <w:t>sleep_log_tracker</w:t>
-      </w:r>
-      <w:proofErr w:type="spellEnd"/>
-      <w:r>
-        <w:t>/tracker.py.</w:t>
+        <w:t>Open sleep_log_tracker/tracker.py.</w:t>
       </w:r>
     </w:p>
     <w:p>
@@ -7170,15 +5886,7 @@
     <w:p/>
     <w:p>
       <w:r>
-        <w:t xml:space="preserve">def </w:t>
-      </w:r>
-      <w:proofErr w:type="spellStart"/>
-      <w:r>
-        <w:t>valid_date</w:t>
-      </w:r>
-      <w:proofErr w:type="spellEnd"/>
-      <w:r>
-        <w:t>(date):</w:t>
+        <w:t>def valid_date(date):</w:t>
       </w:r>
     </w:p>
     <w:p>
@@ -7188,15 +5896,7 @@
     </w:p>
     <w:p>
       <w:r>
-        <w:t xml:space="preserve">    if </w:t>
-      </w:r>
-      <w:proofErr w:type="spellStart"/>
-      <w:r>
-        <w:t>len</w:t>
-      </w:r>
-      <w:proofErr w:type="spellEnd"/>
-      <w:r>
-        <w:t>(date) != 10:</w:t>
+        <w:t xml:space="preserve">    if len(date) != 10:</w:t>
       </w:r>
     </w:p>
     <w:p>
@@ -7218,60 +5918,27 @@
     <w:p/>
     <w:p>
       <w:r>
-        <w:t xml:space="preserve">    </w:t>
-      </w:r>
-      <w:proofErr w:type="spellStart"/>
-      <w:r>
-        <w:t>year_text</w:t>
-      </w:r>
-      <w:proofErr w:type="spellEnd"/>
-      <w:r>
-        <w:t xml:space="preserve"> = date[:4]</w:t>
-      </w:r>
-    </w:p>
-    <w:p>
-      <w:r>
-        <w:t xml:space="preserve">    </w:t>
-      </w:r>
-      <w:proofErr w:type="spellStart"/>
-      <w:r>
-        <w:t>month_text</w:t>
-      </w:r>
-      <w:proofErr w:type="spellEnd"/>
-      <w:r>
-        <w:t xml:space="preserve"> = date[5:7]</w:t>
-      </w:r>
-    </w:p>
-    <w:p>
-      <w:r>
-        <w:t xml:space="preserve">    </w:t>
-      </w:r>
-      <w:proofErr w:type="spellStart"/>
-      <w:r>
-        <w:t>day_text</w:t>
-      </w:r>
-      <w:proofErr w:type="spellEnd"/>
-      <w:r>
-        <w:t xml:space="preserve"> = date[8:]</w:t>
+        <w:t xml:space="preserve">    year_text = date[:4]</w:t>
+      </w:r>
+    </w:p>
+    <w:p>
+      <w:r>
+        <w:t xml:space="preserve">    month_text = date[5:7]</w:t>
+      </w:r>
+    </w:p>
+    <w:p>
+      <w:r>
+        <w:t xml:space="preserve">    day_text = date[8:]</w:t>
       </w:r>
     </w:p>
     <w:p/>
     <w:p>
       <w:r>
-        <w:t xml:space="preserve">    if not </w:t>
-      </w:r>
-      <w:proofErr w:type="spellStart"/>
-      <w:r>
-        <w:t>date.isascii</w:t>
-      </w:r>
-      <w:proofErr w:type="spellEnd"/>
-      <w:r>
-        <w:t>():</w:t>
-      </w:r>
-    </w:p>
-    <w:p>
-      <w:r>
-        <w:lastRenderedPageBreak/>
+        <w:t xml:space="preserve">    if not date.isascii():</w:t>
+      </w:r>
+    </w:p>
+    <w:p>
+      <w:r>
         <w:t xml:space="preserve">        return False</w:t>
       </w:r>
     </w:p>
@@ -7283,41 +5950,17 @@
     </w:p>
     <w:p>
       <w:r>
-        <w:t xml:space="preserve">        </w:t>
-      </w:r>
-      <w:proofErr w:type="spellStart"/>
-      <w:r>
-        <w:t>year_text.isdigit</w:t>
-      </w:r>
-      <w:proofErr w:type="spellEnd"/>
-      <w:r>
-        <w:t>()</w:t>
-      </w:r>
-    </w:p>
-    <w:p>
-      <w:r>
-        <w:t xml:space="preserve">        and </w:t>
-      </w:r>
-      <w:proofErr w:type="spellStart"/>
-      <w:r>
-        <w:t>month_text.isdigit</w:t>
-      </w:r>
-      <w:proofErr w:type="spellEnd"/>
-      <w:r>
-        <w:t>()</w:t>
-      </w:r>
-    </w:p>
-    <w:p>
-      <w:r>
-        <w:t xml:space="preserve">        and </w:t>
-      </w:r>
-      <w:proofErr w:type="spellStart"/>
-      <w:r>
-        <w:t>day_text.isdigit</w:t>
-      </w:r>
-      <w:proofErr w:type="spellEnd"/>
-      <w:r>
-        <w:t>()</w:t>
+        <w:t xml:space="preserve">        year_text.isdigit()</w:t>
+      </w:r>
+    </w:p>
+    <w:p>
+      <w:r>
+        <w:t xml:space="preserve">        and month_text.isdigit()</w:t>
+      </w:r>
+    </w:p>
+    <w:p>
+      <w:r>
+        <w:t xml:space="preserve">        and day_text.isdigit()</w:t>
       </w:r>
     </w:p>
     <w:p>
@@ -7333,41 +5976,17 @@
     <w:p/>
     <w:p>
       <w:r>
-        <w:t xml:space="preserve">    year = int(</w:t>
-      </w:r>
-      <w:proofErr w:type="spellStart"/>
-      <w:r>
-        <w:t>year_text</w:t>
-      </w:r>
-      <w:proofErr w:type="spellEnd"/>
-      <w:r>
-        <w:t>)</w:t>
-      </w:r>
-    </w:p>
-    <w:p>
-      <w:r>
-        <w:t xml:space="preserve">    month = int(</w:t>
-      </w:r>
-      <w:proofErr w:type="spellStart"/>
-      <w:r>
-        <w:t>month_text</w:t>
-      </w:r>
-      <w:proofErr w:type="spellEnd"/>
-      <w:r>
-        <w:t>)</w:t>
-      </w:r>
-    </w:p>
-    <w:p>
-      <w:r>
-        <w:t xml:space="preserve">    day = int(</w:t>
-      </w:r>
-      <w:proofErr w:type="spellStart"/>
-      <w:r>
-        <w:t>day_text</w:t>
-      </w:r>
-      <w:proofErr w:type="spellEnd"/>
-      <w:r>
-        <w:t>)</w:t>
+        <w:t xml:space="preserve">    year = int(year_text)</w:t>
+      </w:r>
+    </w:p>
+    <w:p>
+      <w:r>
+        <w:t xml:space="preserve">    month = int(month_text)</w:t>
+      </w:r>
+    </w:p>
+    <w:p>
+      <w:r>
+        <w:t xml:space="preserve">    day = int(day_text)</w:t>
       </w:r>
     </w:p>
     <w:p/>
@@ -7384,15 +6003,7 @@
     <w:p/>
     <w:p>
       <w:r>
-        <w:t xml:space="preserve">    </w:t>
-      </w:r>
-      <w:proofErr w:type="spellStart"/>
-      <w:r>
-        <w:t>month_lengths</w:t>
-      </w:r>
-      <w:proofErr w:type="spellEnd"/>
-      <w:r>
-        <w:t xml:space="preserve"> = [31, 28, 31, 30, 31, 30, 31, 31, 30, 31, 30, 31]</w:t>
+        <w:t xml:space="preserve">    month_lengths = [31, 28, 31, 30, 31, 30, 31, 31, 30, 31, 30, 31]</w:t>
       </w:r>
     </w:p>
     <w:p/>
@@ -7403,44 +6014,20 @@
     </w:p>
     <w:p>
       <w:r>
-        <w:t xml:space="preserve">        </w:t>
-      </w:r>
-      <w:proofErr w:type="spellStart"/>
-      <w:r>
-        <w:t>month_lengths</w:t>
-      </w:r>
-      <w:proofErr w:type="spellEnd"/>
-      <w:r>
-        <w:t>[1] = 29</w:t>
+        <w:t xml:space="preserve">        month_lengths[1] = 29</w:t>
       </w:r>
     </w:p>
     <w:p/>
     <w:p>
       <w:r>
-        <w:t xml:space="preserve">    return 1 &lt;= day &lt;= </w:t>
-      </w:r>
-      <w:proofErr w:type="spellStart"/>
-      <w:r>
-        <w:t>month_lengths</w:t>
-      </w:r>
-      <w:proofErr w:type="spellEnd"/>
-      <w:r>
-        <w:t>[month - 1]</w:t>
+        <w:t xml:space="preserve">    return 1 &lt;= day &lt;= month_lengths[month - 1]</w:t>
       </w:r>
     </w:p>
     <w:p/>
     <w:p/>
     <w:p>
       <w:r>
-        <w:t xml:space="preserve">def </w:t>
-      </w:r>
-      <w:proofErr w:type="spellStart"/>
-      <w:r>
-        <w:t>add_entry</w:t>
-      </w:r>
-      <w:proofErr w:type="spellEnd"/>
-      <w:r>
-        <w:t>():</w:t>
+        <w:t>def add_entry():</w:t>
       </w:r>
     </w:p>
     <w:p>
@@ -7452,15 +6039,7 @@
     <w:p/>
     <w:p>
       <w:r>
-        <w:t xml:space="preserve">def </w:t>
-      </w:r>
-      <w:proofErr w:type="spellStart"/>
-      <w:r>
-        <w:t>view_all</w:t>
-      </w:r>
-      <w:proofErr w:type="spellEnd"/>
-      <w:r>
-        <w:t>():</w:t>
+        <w:t>def view_all():</w:t>
       </w:r>
     </w:p>
     <w:p>
@@ -7472,15 +6051,7 @@
     <w:p/>
     <w:p>
       <w:r>
-        <w:t xml:space="preserve">def </w:t>
-      </w:r>
-      <w:proofErr w:type="spellStart"/>
-      <w:r>
-        <w:t>view_summary</w:t>
-      </w:r>
-      <w:proofErr w:type="spellEnd"/>
-      <w:r>
-        <w:t>():</w:t>
+        <w:t>def view_summary():</w:t>
       </w:r>
     </w:p>
     <w:p>
@@ -7520,13 +6091,8 @@
     </w:p>
     <w:p>
       <w:r>
-        <w:t xml:space="preserve">cd </w:t>
-      </w:r>
-      <w:proofErr w:type="spellStart"/>
-      <w:r>
-        <w:t>sleep_log_tracker</w:t>
-      </w:r>
-      <w:proofErr w:type="spellEnd"/>
+        <w:t>cd sleep_log_tracker</w:t>
+      </w:r>
     </w:p>
     <w:p>
       <w:r>
@@ -7566,41 +6132,17 @@
     <w:p/>
     <w:p>
       <w:r>
-        <w:t xml:space="preserve">assert </w:t>
-      </w:r>
-      <w:proofErr w:type="spellStart"/>
-      <w:r>
-        <w:t>tracker.valid_date</w:t>
-      </w:r>
-      <w:proofErr w:type="spellEnd"/>
-      <w:r>
-        <w:t>("2024-02-29")</w:t>
-      </w:r>
-    </w:p>
-    <w:p>
-      <w:r>
-        <w:t xml:space="preserve">assert </w:t>
-      </w:r>
-      <w:proofErr w:type="spellStart"/>
-      <w:r>
-        <w:t>tracker.valid_date</w:t>
-      </w:r>
-      <w:proofErr w:type="spellEnd"/>
-      <w:r>
-        <w:t>("0001-01-01")</w:t>
-      </w:r>
-    </w:p>
-    <w:p>
-      <w:r>
-        <w:t xml:space="preserve">assert </w:t>
-      </w:r>
-      <w:proofErr w:type="spellStart"/>
-      <w:r>
-        <w:t>tracker.valid_date</w:t>
-      </w:r>
-      <w:proofErr w:type="spellEnd"/>
-      <w:r>
-        <w:t>("9999-12-31")</w:t>
+        <w:t>assert tracker.valid_date("2024-02-29")</w:t>
+      </w:r>
+    </w:p>
+    <w:p>
+      <w:r>
+        <w:t>assert tracker.valid_date("0001-01-01")</w:t>
+      </w:r>
+    </w:p>
+    <w:p>
+      <w:r>
+        <w:t>assert tracker.valid_date("9999-12-31")</w:t>
       </w:r>
     </w:p>
     <w:p/>
@@ -7631,16 +6173,7 @@
     </w:p>
     <w:p>
       <w:r>
-        <w:lastRenderedPageBreak/>
-        <w:t xml:space="preserve">    "</w:t>
-      </w:r>
-      <w:proofErr w:type="spellStart"/>
-      <w:r>
-        <w:t>abc</w:t>
-      </w:r>
-      <w:proofErr w:type="spellEnd"/>
-      <w:r>
-        <w:t>",</w:t>
+        <w:t xml:space="preserve">    "abc",</w:t>
       </w:r>
     </w:p>
     <w:p>
@@ -7655,15 +6188,7 @@
     </w:p>
     <w:p>
       <w:r>
-        <w:t xml:space="preserve">    assert not </w:t>
-      </w:r>
-      <w:proofErr w:type="spellStart"/>
-      <w:r>
-        <w:t>tracker.valid_date</w:t>
-      </w:r>
-      <w:proofErr w:type="spellEnd"/>
-      <w:r>
-        <w:t>(invalid)</w:t>
+        <w:t xml:space="preserve">    assert not tracker.valid_date(invalid)</w:t>
       </w:r>
     </w:p>
     <w:p/>
@@ -7793,21 +6318,12 @@
       <w:r>
         <w:t xml:space="preserve">Assume GitHub shows the date validator on </w:t>
       </w:r>
-      <w:proofErr w:type="spellStart"/>
-      <w:r>
-        <w:rPr>
-          <w:b/>
-          <w:bCs/>
-        </w:rPr>
-        <w:t>qingyun</w:t>
-      </w:r>
-      <w:proofErr w:type="spellEnd"/>
-      <w:r>
-        <w:rPr>
-          <w:b/>
-          <w:bCs/>
-        </w:rPr>
-        <w:t>/add-entry</w:t>
+      <w:r>
+        <w:rPr>
+          <w:b/>
+          <w:bCs/>
+        </w:rPr>
+        <w:t>qingyun/add-entry</w:t>
       </w:r>
       <w:r>
         <w:t>, attributed to Qingyun.</w:t>
@@ -7870,7 +6386,6 @@
       <w:r>
         <w:t xml:space="preserve">Use Qingyun’s </w:t>
       </w:r>
-      <w:proofErr w:type="spellStart"/>
       <w:r>
         <w:rPr>
           <w:b/>
@@ -7878,25 +6393,15 @@
         </w:rPr>
         <w:t>Codespace</w:t>
       </w:r>
-      <w:proofErr w:type="spellEnd"/>
       <w:r>
         <w:t xml:space="preserve">. Branch: </w:t>
       </w:r>
-      <w:proofErr w:type="spellStart"/>
-      <w:r>
-        <w:rPr>
-          <w:b/>
-          <w:bCs/>
-        </w:rPr>
-        <w:t>qingyun</w:t>
-      </w:r>
-      <w:proofErr w:type="spellEnd"/>
-      <w:r>
-        <w:rPr>
-          <w:b/>
-          <w:bCs/>
-        </w:rPr>
-        <w:t>/add-entry</w:t>
+      <w:r>
+        <w:rPr>
+          <w:b/>
+          <w:bCs/>
+        </w:rPr>
+        <w:t>qingyun/add-entry</w:t>
       </w:r>
       <w:r>
         <w:t>.</w:t>
@@ -7912,21 +6417,12 @@
       <w:r>
         <w:t xml:space="preserve">Confirm </w:t>
       </w:r>
-      <w:proofErr w:type="spellStart"/>
-      <w:r>
-        <w:rPr>
-          <w:b/>
-          <w:bCs/>
-        </w:rPr>
-        <w:t>qingyun</w:t>
-      </w:r>
-      <w:proofErr w:type="spellEnd"/>
-      <w:r>
-        <w:rPr>
-          <w:b/>
-          <w:bCs/>
-        </w:rPr>
-        <w:t>/add-entry</w:t>
+      <w:r>
+        <w:rPr>
+          <w:b/>
+          <w:bCs/>
+        </w:rPr>
+        <w:t>qingyun/add-entry</w:t>
       </w:r>
       <w:r>
         <w:t xml:space="preserve"> appears in the lower-left corner.</w:t>
@@ -7940,16 +6436,7 @@
         </w:numPr>
       </w:pPr>
       <w:r>
-        <w:lastRenderedPageBreak/>
-        <w:t xml:space="preserve">Open </w:t>
-      </w:r>
-      <w:proofErr w:type="spellStart"/>
-      <w:r>
-        <w:t>sleep_log_tracker</w:t>
-      </w:r>
-      <w:proofErr w:type="spellEnd"/>
-      <w:r>
-        <w:t>/tracker.py.</w:t>
+        <w:t>Open sleep_log_tracker/tracker.py.</w:t>
       </w:r>
     </w:p>
     <w:p>
@@ -7976,15 +6463,7 @@
     <w:p/>
     <w:p>
       <w:r>
-        <w:t xml:space="preserve">def </w:t>
-      </w:r>
-      <w:proofErr w:type="spellStart"/>
-      <w:r>
-        <w:t>valid_date</w:t>
-      </w:r>
-      <w:proofErr w:type="spellEnd"/>
-      <w:r>
-        <w:t>(date):</w:t>
+        <w:t>def valid_date(date):</w:t>
       </w:r>
     </w:p>
     <w:p>
@@ -7994,15 +6473,7 @@
     </w:p>
     <w:p>
       <w:r>
-        <w:t xml:space="preserve">    if </w:t>
-      </w:r>
-      <w:proofErr w:type="spellStart"/>
-      <w:r>
-        <w:t>len</w:t>
-      </w:r>
-      <w:proofErr w:type="spellEnd"/>
-      <w:r>
-        <w:t>(date) != 10:</w:t>
+        <w:t xml:space="preserve">    if len(date) != 10:</w:t>
       </w:r>
     </w:p>
     <w:p>
@@ -8024,55 +6495,23 @@
     <w:p/>
     <w:p>
       <w:r>
-        <w:t xml:space="preserve">    </w:t>
-      </w:r>
-      <w:proofErr w:type="spellStart"/>
-      <w:r>
-        <w:t>year_text</w:t>
-      </w:r>
-      <w:proofErr w:type="spellEnd"/>
-      <w:r>
-        <w:t xml:space="preserve"> = date[:4]</w:t>
-      </w:r>
-    </w:p>
-    <w:p>
-      <w:r>
-        <w:t xml:space="preserve">    </w:t>
-      </w:r>
-      <w:proofErr w:type="spellStart"/>
-      <w:r>
-        <w:t>month_text</w:t>
-      </w:r>
-      <w:proofErr w:type="spellEnd"/>
-      <w:r>
-        <w:t xml:space="preserve"> = date[5:7]</w:t>
-      </w:r>
-    </w:p>
-    <w:p>
-      <w:r>
-        <w:t xml:space="preserve">    </w:t>
-      </w:r>
-      <w:proofErr w:type="spellStart"/>
-      <w:r>
-        <w:t>day_text</w:t>
-      </w:r>
-      <w:proofErr w:type="spellEnd"/>
-      <w:r>
-        <w:t xml:space="preserve"> = date[8:]</w:t>
+        <w:t xml:space="preserve">    year_text = date[:4]</w:t>
+      </w:r>
+    </w:p>
+    <w:p>
+      <w:r>
+        <w:t xml:space="preserve">    month_text = date[5:7]</w:t>
+      </w:r>
+    </w:p>
+    <w:p>
+      <w:r>
+        <w:t xml:space="preserve">    day_text = date[8:]</w:t>
       </w:r>
     </w:p>
     <w:p/>
     <w:p>
       <w:r>
-        <w:t xml:space="preserve">    if not </w:t>
-      </w:r>
-      <w:proofErr w:type="spellStart"/>
-      <w:r>
-        <w:t>date.isascii</w:t>
-      </w:r>
-      <w:proofErr w:type="spellEnd"/>
-      <w:r>
-        <w:t>():</w:t>
+        <w:t xml:space="preserve">    if not date.isascii():</w:t>
       </w:r>
     </w:p>
     <w:p>
@@ -8088,46 +6527,21 @@
     </w:p>
     <w:p>
       <w:r>
-        <w:t xml:space="preserve">        </w:t>
-      </w:r>
-      <w:proofErr w:type="spellStart"/>
-      <w:r>
-        <w:t>year_text.isdigit</w:t>
-      </w:r>
-      <w:proofErr w:type="spellEnd"/>
-      <w:r>
-        <w:t>()</w:t>
-      </w:r>
-    </w:p>
-    <w:p>
-      <w:r>
-        <w:t xml:space="preserve">        and </w:t>
-      </w:r>
-      <w:proofErr w:type="spellStart"/>
-      <w:r>
-        <w:t>month_text.isdigit</w:t>
-      </w:r>
-      <w:proofErr w:type="spellEnd"/>
-      <w:r>
-        <w:t>()</w:t>
-      </w:r>
-    </w:p>
-    <w:p>
-      <w:r>
-        <w:t xml:space="preserve">        and </w:t>
-      </w:r>
-      <w:proofErr w:type="spellStart"/>
-      <w:r>
-        <w:t>day_text.isdigit</w:t>
-      </w:r>
-      <w:proofErr w:type="spellEnd"/>
-      <w:r>
-        <w:t>()</w:t>
-      </w:r>
-    </w:p>
-    <w:p>
-      <w:r>
-        <w:lastRenderedPageBreak/>
+        <w:t xml:space="preserve">        year_text.isdigit()</w:t>
+      </w:r>
+    </w:p>
+    <w:p>
+      <w:r>
+        <w:t xml:space="preserve">        and month_text.isdigit()</w:t>
+      </w:r>
+    </w:p>
+    <w:p>
+      <w:r>
+        <w:t xml:space="preserve">        and day_text.isdigit()</w:t>
+      </w:r>
+    </w:p>
+    <w:p>
+      <w:r>
         <w:t xml:space="preserve">    ):</w:t>
       </w:r>
     </w:p>
@@ -8139,41 +6553,17 @@
     <w:p/>
     <w:p>
       <w:r>
-        <w:t xml:space="preserve">    year = int(</w:t>
-      </w:r>
-      <w:proofErr w:type="spellStart"/>
-      <w:r>
-        <w:t>year_text</w:t>
-      </w:r>
-      <w:proofErr w:type="spellEnd"/>
-      <w:r>
-        <w:t>)</w:t>
-      </w:r>
-    </w:p>
-    <w:p>
-      <w:r>
-        <w:t xml:space="preserve">    month = int(</w:t>
-      </w:r>
-      <w:proofErr w:type="spellStart"/>
-      <w:r>
-        <w:t>month_text</w:t>
-      </w:r>
-      <w:proofErr w:type="spellEnd"/>
-      <w:r>
-        <w:t>)</w:t>
-      </w:r>
-    </w:p>
-    <w:p>
-      <w:r>
-        <w:t xml:space="preserve">    day = int(</w:t>
-      </w:r>
-      <w:proofErr w:type="spellStart"/>
-      <w:r>
-        <w:t>day_text</w:t>
-      </w:r>
-      <w:proofErr w:type="spellEnd"/>
-      <w:r>
-        <w:t>)</w:t>
+        <w:t xml:space="preserve">    year = int(year_text)</w:t>
+      </w:r>
+    </w:p>
+    <w:p>
+      <w:r>
+        <w:t xml:space="preserve">    month = int(month_text)</w:t>
+      </w:r>
+    </w:p>
+    <w:p>
+      <w:r>
+        <w:t xml:space="preserve">    day = int(day_text)</w:t>
       </w:r>
     </w:p>
     <w:p/>
@@ -8190,15 +6580,7 @@
     <w:p/>
     <w:p>
       <w:r>
-        <w:t xml:space="preserve">    </w:t>
-      </w:r>
-      <w:proofErr w:type="spellStart"/>
-      <w:r>
-        <w:t>month_lengths</w:t>
-      </w:r>
-      <w:proofErr w:type="spellEnd"/>
-      <w:r>
-        <w:t xml:space="preserve"> = [31, 28, 31, 30, 31, 30, 31, 31, 30, 31, 30, 31]</w:t>
+        <w:t xml:space="preserve">    month_lengths = [31, 28, 31, 30, 31, 30, 31, 31, 30, 31, 30, 31]</w:t>
       </w:r>
     </w:p>
     <w:p/>
@@ -8209,44 +6591,20 @@
     </w:p>
     <w:p>
       <w:r>
-        <w:t xml:space="preserve">        </w:t>
-      </w:r>
-      <w:proofErr w:type="spellStart"/>
-      <w:r>
-        <w:t>month_lengths</w:t>
-      </w:r>
-      <w:proofErr w:type="spellEnd"/>
-      <w:r>
-        <w:t>[1] = 29</w:t>
+        <w:t xml:space="preserve">        month_lengths[1] = 29</w:t>
       </w:r>
     </w:p>
     <w:p/>
     <w:p>
       <w:r>
-        <w:t xml:space="preserve">    return 1 &lt;= day &lt;= </w:t>
-      </w:r>
-      <w:proofErr w:type="spellStart"/>
-      <w:r>
-        <w:t>month_lengths</w:t>
-      </w:r>
-      <w:proofErr w:type="spellEnd"/>
-      <w:r>
-        <w:t>[month - 1]</w:t>
+        <w:t xml:space="preserve">    return 1 &lt;= day &lt;= month_lengths[month - 1]</w:t>
       </w:r>
     </w:p>
     <w:p/>
     <w:p/>
     <w:p>
       <w:r>
-        <w:t xml:space="preserve">def </w:t>
-      </w:r>
-      <w:proofErr w:type="spellStart"/>
-      <w:r>
-        <w:t>add_entry</w:t>
-      </w:r>
-      <w:proofErr w:type="spellEnd"/>
-      <w:r>
-        <w:t>():</w:t>
+        <w:t>def add_entry():</w:t>
       </w:r>
     </w:p>
     <w:p>
@@ -8256,15 +6614,7 @@
     </w:p>
     <w:p>
       <w:r>
-        <w:t xml:space="preserve">    if not </w:t>
-      </w:r>
-      <w:proofErr w:type="spellStart"/>
-      <w:r>
-        <w:t>data.lists_are_synchronized</w:t>
-      </w:r>
-      <w:proofErr w:type="spellEnd"/>
-      <w:r>
-        <w:t>():</w:t>
+        <w:t xml:space="preserve">    if not data.lists_are_synchronized():</w:t>
       </w:r>
     </w:p>
     <w:p>
@@ -8290,16 +6640,7 @@
     </w:p>
     <w:p>
       <w:r>
-        <w:lastRenderedPageBreak/>
-        <w:t xml:space="preserve">        if </w:t>
-      </w:r>
-      <w:proofErr w:type="spellStart"/>
-      <w:r>
-        <w:t>valid_date</w:t>
-      </w:r>
-      <w:proofErr w:type="spellEnd"/>
-      <w:r>
-        <w:t>(date):</w:t>
+        <w:t xml:space="preserve">        if valid_date(date):</w:t>
       </w:r>
     </w:p>
     <w:p>
@@ -8330,15 +6671,7 @@
     </w:p>
     <w:p>
       <w:r>
-        <w:t xml:space="preserve">        except </w:t>
-      </w:r>
-      <w:proofErr w:type="spellStart"/>
-      <w:r>
-        <w:t>ValueError</w:t>
-      </w:r>
-      <w:proofErr w:type="spellEnd"/>
-      <w:r>
-        <w:t>:</w:t>
+        <w:t xml:space="preserve">        except ValueError:</w:t>
       </w:r>
     </w:p>
     <w:p>
@@ -8385,15 +6718,7 @@
     </w:p>
     <w:p>
       <w:r>
-        <w:t xml:space="preserve">        except </w:t>
-      </w:r>
-      <w:proofErr w:type="spellStart"/>
-      <w:r>
-        <w:t>ValueError</w:t>
-      </w:r>
-      <w:proofErr w:type="spellEnd"/>
-      <w:r>
-        <w:t>:</w:t>
+        <w:t xml:space="preserve">        except ValueError:</w:t>
       </w:r>
     </w:p>
     <w:p>
@@ -8425,77 +6750,28 @@
     <w:p/>
     <w:p>
       <w:r>
-        <w:lastRenderedPageBreak/>
-        <w:t xml:space="preserve">    </w:t>
-      </w:r>
-      <w:proofErr w:type="spellStart"/>
-      <w:r>
-        <w:t>entry_notes</w:t>
-      </w:r>
-      <w:proofErr w:type="spellEnd"/>
-      <w:r>
-        <w:t xml:space="preserve"> = input("Notes (optional): ").strip()</w:t>
+        <w:t xml:space="preserve">    entry_notes = input("Notes (optional): ").strip()</w:t>
       </w:r>
     </w:p>
     <w:p/>
     <w:p>
       <w:r>
-        <w:t xml:space="preserve">    </w:t>
-      </w:r>
-      <w:proofErr w:type="spellStart"/>
-      <w:r>
-        <w:t>data.dates.append</w:t>
-      </w:r>
-      <w:proofErr w:type="spellEnd"/>
-      <w:r>
-        <w:t>(date)</w:t>
-      </w:r>
-    </w:p>
-    <w:p>
-      <w:r>
-        <w:t xml:space="preserve">    </w:t>
-      </w:r>
-      <w:proofErr w:type="spellStart"/>
-      <w:r>
-        <w:t>data.hours_slept.append</w:t>
-      </w:r>
-      <w:proofErr w:type="spellEnd"/>
-      <w:r>
-        <w:t>(hours)</w:t>
-      </w:r>
-    </w:p>
-    <w:p>
-      <w:r>
-        <w:t xml:space="preserve">    </w:t>
-      </w:r>
-      <w:proofErr w:type="spellStart"/>
-      <w:r>
-        <w:t>data.sleep_qualities.append</w:t>
-      </w:r>
-      <w:proofErr w:type="spellEnd"/>
-      <w:r>
-        <w:t>(quality)</w:t>
-      </w:r>
-    </w:p>
-    <w:p>
-      <w:r>
-        <w:t xml:space="preserve">    </w:t>
-      </w:r>
-      <w:proofErr w:type="spellStart"/>
-      <w:r>
-        <w:t>data.notes.append</w:t>
-      </w:r>
-      <w:proofErr w:type="spellEnd"/>
-      <w:r>
-        <w:t>(</w:t>
-      </w:r>
-      <w:proofErr w:type="spellStart"/>
-      <w:r>
-        <w:t>entry_notes</w:t>
-      </w:r>
-      <w:proofErr w:type="spellEnd"/>
-      <w:r>
-        <w:t>)</w:t>
+        <w:t xml:space="preserve">    data.dates.append(date)</w:t>
+      </w:r>
+    </w:p>
+    <w:p>
+      <w:r>
+        <w:t xml:space="preserve">    data.hours_slept.append(hours)</w:t>
+      </w:r>
+    </w:p>
+    <w:p>
+      <w:r>
+        <w:t xml:space="preserve">    data.sleep_qualities.append(quality)</w:t>
+      </w:r>
+    </w:p>
+    <w:p>
+      <w:r>
+        <w:t xml:space="preserve">    data.notes.append(entry_notes)</w:t>
       </w:r>
     </w:p>
     <w:p/>
@@ -8508,15 +6784,7 @@
     <w:p/>
     <w:p>
       <w:r>
-        <w:t xml:space="preserve">def </w:t>
-      </w:r>
-      <w:proofErr w:type="spellStart"/>
-      <w:r>
-        <w:t>view_all</w:t>
-      </w:r>
-      <w:proofErr w:type="spellEnd"/>
-      <w:r>
-        <w:t>():</w:t>
+        <w:t>def view_all():</w:t>
       </w:r>
     </w:p>
     <w:p>
@@ -8528,15 +6796,7 @@
     <w:p/>
     <w:p>
       <w:r>
-        <w:t xml:space="preserve">def </w:t>
-      </w:r>
-      <w:proofErr w:type="spellStart"/>
-      <w:r>
-        <w:t>view_summary</w:t>
-      </w:r>
-      <w:proofErr w:type="spellEnd"/>
-      <w:r>
-        <w:t>():</w:t>
+        <w:t>def view_summary():</w:t>
       </w:r>
     </w:p>
     <w:p>
@@ -8759,13 +7019,8 @@
             <w:hideMark/>
           </w:tcPr>
           <w:p>
-            <w:proofErr w:type="spellStart"/>
             <w:r>
-              <w:t>abc</w:t>
-            </w:r>
-            <w:proofErr w:type="spellEnd"/>
-            <w:r>
-              <w:t>, -1, 25, nan, inf</w:t>
+              <w:t>abc, -1, 25, nan, inf</w:t>
             </w:r>
           </w:p>
         </w:tc>
@@ -8873,7 +7128,6 @@
         </w:numPr>
       </w:pPr>
       <w:r>
-        <w:lastRenderedPageBreak/>
         <w:t>Confirm invalid values repeat the appropriate field prompt. After valid input, expect:</w:t>
       </w:r>
     </w:p>
@@ -8994,21 +7248,12 @@
       <w:r>
         <w:t xml:space="preserve">Assume GitHub shows the updated entry function on </w:t>
       </w:r>
-      <w:proofErr w:type="spellStart"/>
-      <w:r>
-        <w:rPr>
-          <w:b/>
-          <w:bCs/>
-        </w:rPr>
-        <w:t>qingyun</w:t>
-      </w:r>
-      <w:proofErr w:type="spellEnd"/>
-      <w:r>
-        <w:rPr>
-          <w:b/>
-          <w:bCs/>
-        </w:rPr>
-        <w:t>/add-entry</w:t>
+      <w:r>
+        <w:rPr>
+          <w:b/>
+          <w:bCs/>
+        </w:rPr>
+        <w:t>qingyun/add-entry</w:t>
       </w:r>
       <w:r>
         <w:t>, attributed to Qingyun.</w:t>
@@ -9071,7 +7316,6 @@
       <w:r>
         <w:t xml:space="preserve">Use Qingyun’s </w:t>
       </w:r>
-      <w:proofErr w:type="spellStart"/>
       <w:r>
         <w:rPr>
           <w:b/>
@@ -9079,25 +7323,15 @@
         </w:rPr>
         <w:t>Codespace</w:t>
       </w:r>
-      <w:proofErr w:type="spellEnd"/>
       <w:r>
         <w:t xml:space="preserve">. Branch: </w:t>
       </w:r>
-      <w:proofErr w:type="spellStart"/>
-      <w:r>
-        <w:rPr>
-          <w:b/>
-          <w:bCs/>
-        </w:rPr>
-        <w:t>qingyun</w:t>
-      </w:r>
-      <w:proofErr w:type="spellEnd"/>
-      <w:r>
-        <w:rPr>
-          <w:b/>
-          <w:bCs/>
-        </w:rPr>
-        <w:t>/add-entry</w:t>
+      <w:r>
+        <w:rPr>
+          <w:b/>
+          <w:bCs/>
+        </w:rPr>
+        <w:t>qingyun/add-entry</w:t>
       </w:r>
       <w:r>
         <w:t>.</w:t>
@@ -9113,21 +7347,12 @@
       <w:r>
         <w:t xml:space="preserve">Confirm </w:t>
       </w:r>
-      <w:proofErr w:type="spellStart"/>
-      <w:r>
-        <w:rPr>
-          <w:b/>
-          <w:bCs/>
-        </w:rPr>
-        <w:t>qingyun</w:t>
-      </w:r>
-      <w:proofErr w:type="spellEnd"/>
-      <w:r>
-        <w:rPr>
-          <w:b/>
-          <w:bCs/>
-        </w:rPr>
-        <w:t>/add-entry</w:t>
+      <w:r>
+        <w:rPr>
+          <w:b/>
+          <w:bCs/>
+        </w:rPr>
+        <w:t>qingyun/add-entry</w:t>
       </w:r>
       <w:r>
         <w:t xml:space="preserve"> appears in the lower-left corner.</w:t>
@@ -9141,15 +7366,7 @@
         </w:numPr>
       </w:pPr>
       <w:r>
-        <w:t xml:space="preserve">Open </w:t>
-      </w:r>
-      <w:proofErr w:type="spellStart"/>
-      <w:r>
-        <w:t>sleep_log_tracker</w:t>
-      </w:r>
-      <w:proofErr w:type="spellEnd"/>
-      <w:r>
-        <w:t>/tracker.py.</w:t>
+        <w:t>Open sleep_log_tracker/tracker.py.</w:t>
       </w:r>
     </w:p>
     <w:p>
@@ -9176,16 +7393,7 @@
     <w:p/>
     <w:p>
       <w:r>
-        <w:lastRenderedPageBreak/>
-        <w:t xml:space="preserve">def </w:t>
-      </w:r>
-      <w:proofErr w:type="spellStart"/>
-      <w:r>
-        <w:t>valid_date</w:t>
-      </w:r>
-      <w:proofErr w:type="spellEnd"/>
-      <w:r>
-        <w:t>(date):</w:t>
+        <w:t>def valid_date(date):</w:t>
       </w:r>
     </w:p>
     <w:p>
@@ -9195,15 +7403,7 @@
     </w:p>
     <w:p>
       <w:r>
-        <w:t xml:space="preserve">    if </w:t>
-      </w:r>
-      <w:proofErr w:type="spellStart"/>
-      <w:r>
-        <w:t>len</w:t>
-      </w:r>
-      <w:proofErr w:type="spellEnd"/>
-      <w:r>
-        <w:t>(date) != 10:</w:t>
+        <w:t xml:space="preserve">    if len(date) != 10:</w:t>
       </w:r>
     </w:p>
     <w:p>
@@ -9225,55 +7425,23 @@
     <w:p/>
     <w:p>
       <w:r>
-        <w:t xml:space="preserve">    </w:t>
-      </w:r>
-      <w:proofErr w:type="spellStart"/>
-      <w:r>
-        <w:t>year_text</w:t>
-      </w:r>
-      <w:proofErr w:type="spellEnd"/>
-      <w:r>
-        <w:t xml:space="preserve"> = date[:4]</w:t>
-      </w:r>
-    </w:p>
-    <w:p>
-      <w:r>
-        <w:t xml:space="preserve">    </w:t>
-      </w:r>
-      <w:proofErr w:type="spellStart"/>
-      <w:r>
-        <w:t>month_text</w:t>
-      </w:r>
-      <w:proofErr w:type="spellEnd"/>
-      <w:r>
-        <w:t xml:space="preserve"> = date[5:7]</w:t>
-      </w:r>
-    </w:p>
-    <w:p>
-      <w:r>
-        <w:t xml:space="preserve">    </w:t>
-      </w:r>
-      <w:proofErr w:type="spellStart"/>
-      <w:r>
-        <w:t>day_text</w:t>
-      </w:r>
-      <w:proofErr w:type="spellEnd"/>
-      <w:r>
-        <w:t xml:space="preserve"> = date[8:]</w:t>
+        <w:t xml:space="preserve">    year_text = date[:4]</w:t>
+      </w:r>
+    </w:p>
+    <w:p>
+      <w:r>
+        <w:t xml:space="preserve">    month_text = date[5:7]</w:t>
+      </w:r>
+    </w:p>
+    <w:p>
+      <w:r>
+        <w:t xml:space="preserve">    day_text = date[8:]</w:t>
       </w:r>
     </w:p>
     <w:p/>
     <w:p>
       <w:r>
-        <w:t xml:space="preserve">    if not </w:t>
-      </w:r>
-      <w:proofErr w:type="spellStart"/>
-      <w:r>
-        <w:t>date.isascii</w:t>
-      </w:r>
-      <w:proofErr w:type="spellEnd"/>
-      <w:r>
-        <w:t>():</w:t>
+        <w:t xml:space="preserve">    if not date.isascii():</w:t>
       </w:r>
     </w:p>
     <w:p>
@@ -9289,41 +7457,17 @@
     </w:p>
     <w:p>
       <w:r>
-        <w:t xml:space="preserve">        </w:t>
-      </w:r>
-      <w:proofErr w:type="spellStart"/>
-      <w:r>
-        <w:t>year_text.isdigit</w:t>
-      </w:r>
-      <w:proofErr w:type="spellEnd"/>
-      <w:r>
-        <w:t>()</w:t>
-      </w:r>
-    </w:p>
-    <w:p>
-      <w:r>
-        <w:t xml:space="preserve">        and </w:t>
-      </w:r>
-      <w:proofErr w:type="spellStart"/>
-      <w:r>
-        <w:t>month_text.isdigit</w:t>
-      </w:r>
-      <w:proofErr w:type="spellEnd"/>
-      <w:r>
-        <w:t>()</w:t>
-      </w:r>
-    </w:p>
-    <w:p>
-      <w:r>
-        <w:t xml:space="preserve">        and </w:t>
-      </w:r>
-      <w:proofErr w:type="spellStart"/>
-      <w:r>
-        <w:t>day_text.isdigit</w:t>
-      </w:r>
-      <w:proofErr w:type="spellEnd"/>
-      <w:r>
-        <w:t>()</w:t>
+        <w:t xml:space="preserve">        year_text.isdigit()</w:t>
+      </w:r>
+    </w:p>
+    <w:p>
+      <w:r>
+        <w:t xml:space="preserve">        and month_text.isdigit()</w:t>
+      </w:r>
+    </w:p>
+    <w:p>
+      <w:r>
+        <w:t xml:space="preserve">        and day_text.isdigit()</w:t>
       </w:r>
     </w:p>
     <w:p>
@@ -9339,47 +7483,22 @@
     <w:p/>
     <w:p>
       <w:r>
-        <w:t xml:space="preserve">    year = int(</w:t>
-      </w:r>
-      <w:proofErr w:type="spellStart"/>
-      <w:r>
-        <w:t>year_text</w:t>
-      </w:r>
-      <w:proofErr w:type="spellEnd"/>
-      <w:r>
-        <w:t>)</w:t>
-      </w:r>
-    </w:p>
-    <w:p>
-      <w:r>
-        <w:t xml:space="preserve">    month = int(</w:t>
-      </w:r>
-      <w:proofErr w:type="spellStart"/>
-      <w:r>
-        <w:t>month_text</w:t>
-      </w:r>
-      <w:proofErr w:type="spellEnd"/>
-      <w:r>
-        <w:t>)</w:t>
-      </w:r>
-    </w:p>
-    <w:p>
-      <w:r>
-        <w:t xml:space="preserve">    day = int(</w:t>
-      </w:r>
-      <w:proofErr w:type="spellStart"/>
-      <w:r>
-        <w:t>day_text</w:t>
-      </w:r>
-      <w:proofErr w:type="spellEnd"/>
-      <w:r>
-        <w:t>)</w:t>
+        <w:t xml:space="preserve">    year = int(year_text)</w:t>
+      </w:r>
+    </w:p>
+    <w:p>
+      <w:r>
+        <w:t xml:space="preserve">    month = int(month_text)</w:t>
+      </w:r>
+    </w:p>
+    <w:p>
+      <w:r>
+        <w:t xml:space="preserve">    day = int(day_text)</w:t>
       </w:r>
     </w:p>
     <w:p/>
     <w:p>
       <w:r>
-        <w:lastRenderedPageBreak/>
         <w:t xml:space="preserve">    if year &lt; 1 or month &lt; 1 or month &gt; 12:</w:t>
       </w:r>
     </w:p>
@@ -9391,15 +7510,7 @@
     <w:p/>
     <w:p>
       <w:r>
-        <w:t xml:space="preserve">    </w:t>
-      </w:r>
-      <w:proofErr w:type="spellStart"/>
-      <w:r>
-        <w:t>month_lengths</w:t>
-      </w:r>
-      <w:proofErr w:type="spellEnd"/>
-      <w:r>
-        <w:t xml:space="preserve"> = [31, 28, 31, 30, 31, 30, 31, 31, 30, 31, 30, 31]</w:t>
+        <w:t xml:space="preserve">    month_lengths = [31, 28, 31, 30, 31, 30, 31, 31, 30, 31, 30, 31]</w:t>
       </w:r>
     </w:p>
     <w:p/>
@@ -9410,44 +7521,20 @@
     </w:p>
     <w:p>
       <w:r>
-        <w:t xml:space="preserve">        </w:t>
-      </w:r>
-      <w:proofErr w:type="spellStart"/>
-      <w:r>
-        <w:t>month_lengths</w:t>
-      </w:r>
-      <w:proofErr w:type="spellEnd"/>
-      <w:r>
-        <w:t>[1] = 29</w:t>
+        <w:t xml:space="preserve">        month_lengths[1] = 29</w:t>
       </w:r>
     </w:p>
     <w:p/>
     <w:p>
       <w:r>
-        <w:t xml:space="preserve">    return 1 &lt;= day &lt;= </w:t>
-      </w:r>
-      <w:proofErr w:type="spellStart"/>
-      <w:r>
-        <w:t>month_lengths</w:t>
-      </w:r>
-      <w:proofErr w:type="spellEnd"/>
-      <w:r>
-        <w:t>[month - 1]</w:t>
+        <w:t xml:space="preserve">    return 1 &lt;= day &lt;= month_lengths[month - 1]</w:t>
       </w:r>
     </w:p>
     <w:p/>
     <w:p/>
     <w:p>
       <w:r>
-        <w:t xml:space="preserve">def </w:t>
-      </w:r>
-      <w:proofErr w:type="spellStart"/>
-      <w:r>
-        <w:t>add_entry</w:t>
-      </w:r>
-      <w:proofErr w:type="spellEnd"/>
-      <w:r>
-        <w:t>():</w:t>
+        <w:t>def add_entry():</w:t>
       </w:r>
     </w:p>
     <w:p>
@@ -9457,15 +7544,7 @@
     </w:p>
     <w:p>
       <w:r>
-        <w:t xml:space="preserve">    if not </w:t>
-      </w:r>
-      <w:proofErr w:type="spellStart"/>
-      <w:r>
-        <w:t>data.lists_are_synchronized</w:t>
-      </w:r>
-      <w:proofErr w:type="spellEnd"/>
-      <w:r>
-        <w:t>():</w:t>
+        <w:t xml:space="preserve">    if not data.lists_are_synchronized():</w:t>
       </w:r>
     </w:p>
     <w:p>
@@ -9496,15 +7575,7 @@
     </w:p>
     <w:p>
       <w:r>
-        <w:t xml:space="preserve">            if </w:t>
-      </w:r>
-      <w:proofErr w:type="spellStart"/>
-      <w:r>
-        <w:t>valid_date</w:t>
-      </w:r>
-      <w:proofErr w:type="spellEnd"/>
-      <w:r>
-        <w:t>(date):</w:t>
+        <w:t xml:space="preserve">            if valid_date(date):</w:t>
       </w:r>
     </w:p>
     <w:p>
@@ -9530,21 +7601,12 @@
     </w:p>
     <w:p>
       <w:r>
-        <w:lastRenderedPageBreak/>
         <w:t xml:space="preserve">                hours = float(input("Hours slept (0–24): ").strip())</w:t>
       </w:r>
     </w:p>
     <w:p>
       <w:r>
-        <w:t xml:space="preserve">            except </w:t>
-      </w:r>
-      <w:proofErr w:type="spellStart"/>
-      <w:r>
-        <w:t>ValueError</w:t>
-      </w:r>
-      <w:proofErr w:type="spellEnd"/>
-      <w:r>
-        <w:t>:</w:t>
+        <w:t xml:space="preserve">            except ValueError:</w:t>
       </w:r>
     </w:p>
     <w:p>
@@ -9591,15 +7653,7 @@
     </w:p>
     <w:p>
       <w:r>
-        <w:t xml:space="preserve">            except </w:t>
-      </w:r>
-      <w:proofErr w:type="spellStart"/>
-      <w:r>
-        <w:t>ValueError</w:t>
-      </w:r>
-      <w:proofErr w:type="spellEnd"/>
-      <w:r>
-        <w:t>:</w:t>
+        <w:t xml:space="preserve">            except ValueError:</w:t>
       </w:r>
     </w:p>
     <w:p>
@@ -9631,42 +7685,18 @@
     <w:p/>
     <w:p>
       <w:r>
-        <w:t xml:space="preserve">        </w:t>
-      </w:r>
-      <w:proofErr w:type="spellStart"/>
-      <w:r>
-        <w:t>entry_notes</w:t>
-      </w:r>
-      <w:proofErr w:type="spellEnd"/>
-      <w:r>
-        <w:t xml:space="preserve"> = input("Notes (optional): ").strip()</w:t>
+        <w:t xml:space="preserve">        entry_notes = input("Notes (optional): ").strip()</w:t>
       </w:r>
     </w:p>
     <w:p/>
     <w:p>
       <w:r>
-        <w:t xml:space="preserve">    except </w:t>
-      </w:r>
-      <w:proofErr w:type="spellStart"/>
-      <w:r>
-        <w:t>EOFError</w:t>
-      </w:r>
-      <w:proofErr w:type="spellEnd"/>
-      <w:r>
-        <w:t>:</w:t>
-      </w:r>
-    </w:p>
-    <w:p>
-      <w:r>
-        <w:t xml:space="preserve">        print("\</w:t>
-      </w:r>
-      <w:proofErr w:type="spellStart"/>
-      <w:r>
-        <w:t>nEntry</w:t>
-      </w:r>
-      <w:proofErr w:type="spellEnd"/>
-      <w:r>
-        <w:t xml:space="preserve"> canceled. No data was added.")</w:t>
+        <w:t xml:space="preserve">    except EOFError:</w:t>
+      </w:r>
+    </w:p>
+    <w:p>
+      <w:r>
+        <w:t xml:space="preserve">        print("\nEntry canceled. No data was added.")</w:t>
       </w:r>
     </w:p>
     <w:p>
@@ -9677,63 +7707,22 @@
     <w:p/>
     <w:p>
       <w:r>
-        <w:lastRenderedPageBreak/>
-        <w:t xml:space="preserve">    </w:t>
-      </w:r>
-      <w:proofErr w:type="spellStart"/>
-      <w:r>
-        <w:t>data.dates.append</w:t>
-      </w:r>
-      <w:proofErr w:type="spellEnd"/>
-      <w:r>
-        <w:t>(date)</w:t>
-      </w:r>
-    </w:p>
-    <w:p>
-      <w:r>
-        <w:t xml:space="preserve">    </w:t>
-      </w:r>
-      <w:proofErr w:type="spellStart"/>
-      <w:r>
-        <w:t>data.hours_slept.append</w:t>
-      </w:r>
-      <w:proofErr w:type="spellEnd"/>
-      <w:r>
-        <w:t>(hours)</w:t>
-      </w:r>
-    </w:p>
-    <w:p>
-      <w:r>
-        <w:t xml:space="preserve">    </w:t>
-      </w:r>
-      <w:proofErr w:type="spellStart"/>
-      <w:r>
-        <w:t>data.sleep_qualities.append</w:t>
-      </w:r>
-      <w:proofErr w:type="spellEnd"/>
-      <w:r>
-        <w:t>(quality)</w:t>
-      </w:r>
-    </w:p>
-    <w:p>
-      <w:r>
-        <w:t xml:space="preserve">    </w:t>
-      </w:r>
-      <w:proofErr w:type="spellStart"/>
-      <w:r>
-        <w:t>data.notes.append</w:t>
-      </w:r>
-      <w:proofErr w:type="spellEnd"/>
-      <w:r>
-        <w:t>(</w:t>
-      </w:r>
-      <w:proofErr w:type="spellStart"/>
-      <w:r>
-        <w:t>entry_notes</w:t>
-      </w:r>
-      <w:proofErr w:type="spellEnd"/>
-      <w:r>
-        <w:t>)</w:t>
+        <w:t xml:space="preserve">    data.dates.append(date)</w:t>
+      </w:r>
+    </w:p>
+    <w:p>
+      <w:r>
+        <w:t xml:space="preserve">    data.hours_slept.append(hours)</w:t>
+      </w:r>
+    </w:p>
+    <w:p>
+      <w:r>
+        <w:t xml:space="preserve">    data.sleep_qualities.append(quality)</w:t>
+      </w:r>
+    </w:p>
+    <w:p>
+      <w:r>
+        <w:t xml:space="preserve">    data.notes.append(entry_notes)</w:t>
       </w:r>
     </w:p>
     <w:p/>
@@ -9746,15 +7735,7 @@
     <w:p/>
     <w:p>
       <w:r>
-        <w:t xml:space="preserve">def </w:t>
-      </w:r>
-      <w:proofErr w:type="spellStart"/>
-      <w:r>
-        <w:t>view_all</w:t>
-      </w:r>
-      <w:proofErr w:type="spellEnd"/>
-      <w:r>
-        <w:t>():</w:t>
+        <w:t>def view_all():</w:t>
       </w:r>
     </w:p>
     <w:p>
@@ -9766,15 +7747,7 @@
     <w:p/>
     <w:p>
       <w:r>
-        <w:t xml:space="preserve">def </w:t>
-      </w:r>
-      <w:proofErr w:type="spellStart"/>
-      <w:r>
-        <w:t>view_summary</w:t>
-      </w:r>
-      <w:proofErr w:type="spellEnd"/>
-      <w:r>
-        <w:t>():</w:t>
+        <w:t>def view_summary():</w:t>
       </w:r>
     </w:p>
     <w:p>
@@ -9813,7 +7786,6 @@
       <w:r>
         <w:t xml:space="preserve">. In separate attempts, press </w:t>
       </w:r>
-      <w:proofErr w:type="spellStart"/>
       <w:r>
         <w:rPr>
           <w:b/>
@@ -9821,7 +7793,6 @@
         </w:rPr>
         <w:t>Ctrl+D</w:t>
       </w:r>
-      <w:proofErr w:type="spellEnd"/>
       <w:r>
         <w:t xml:space="preserve"> at an empty input prompt for:</w:t>
       </w:r>
@@ -9918,14 +7889,8 @@
     </w:p>
     <w:p>
       <w:r>
-        <w:lastRenderedPageBreak/>
-        <w:t xml:space="preserve">cd </w:t>
-      </w:r>
-      <w:proofErr w:type="spellStart"/>
-      <w:r>
-        <w:t>sleep_log_tracker</w:t>
-      </w:r>
-      <w:proofErr w:type="spellEnd"/>
+        <w:t>cd sleep_log_tracker</w:t>
+      </w:r>
     </w:p>
     <w:p>
       <w:r>
@@ -9959,15 +7924,7 @@
     </w:p>
     <w:p>
       <w:r>
-        <w:t xml:space="preserve">from </w:t>
-      </w:r>
-      <w:proofErr w:type="spellStart"/>
-      <w:r>
-        <w:t>unittest.mock</w:t>
-      </w:r>
-      <w:proofErr w:type="spellEnd"/>
-      <w:r>
-        <w:t xml:space="preserve"> import patch</w:t>
+        <w:t>from unittest.mock import patch</w:t>
       </w:r>
     </w:p>
     <w:p>
@@ -9983,52 +7940,12 @@
     <w:p/>
     <w:p>
       <w:r>
-        <w:t>lists = (</w:t>
-      </w:r>
-      <w:proofErr w:type="spellStart"/>
-      <w:r>
-        <w:t>data.dates</w:t>
-      </w:r>
-      <w:proofErr w:type="spellEnd"/>
-      <w:r>
-        <w:t xml:space="preserve">, </w:t>
-      </w:r>
-      <w:proofErr w:type="spellStart"/>
-      <w:r>
-        <w:t>data.hours_slept</w:t>
-      </w:r>
-      <w:proofErr w:type="spellEnd"/>
-      <w:r>
-        <w:t xml:space="preserve">, </w:t>
-      </w:r>
-      <w:proofErr w:type="spellStart"/>
-      <w:r>
-        <w:t>data.sleep_qualities</w:t>
-      </w:r>
-      <w:proofErr w:type="spellEnd"/>
-      <w:r>
-        <w:t xml:space="preserve">, </w:t>
-      </w:r>
-      <w:proofErr w:type="spellStart"/>
-      <w:r>
-        <w:t>data.notes</w:t>
-      </w:r>
-      <w:proofErr w:type="spellEnd"/>
-      <w:r>
-        <w:t>)</w:t>
-      </w:r>
-    </w:p>
-    <w:p>
-      <w:r>
-        <w:t>assert all(</w:t>
-      </w:r>
-      <w:proofErr w:type="spellStart"/>
-      <w:r>
-        <w:t>len</w:t>
-      </w:r>
-      <w:proofErr w:type="spellEnd"/>
-      <w:r>
-        <w:t>(values) == 0 for values in lists)</w:t>
+        <w:t>lists = (data.dates, data.hours_slept, data.sleep_qualities, data.notes)</w:t>
+      </w:r>
+    </w:p>
+    <w:p>
+      <w:r>
+        <w:t>assert all(len(values) == 0 for values in lists)</w:t>
       </w:r>
     </w:p>
     <w:p/>
@@ -10060,36 +7977,12 @@
     </w:p>
     <w:p>
       <w:r>
-        <w:t xml:space="preserve">    with patch("</w:t>
-      </w:r>
-      <w:proofErr w:type="spellStart"/>
-      <w:r>
-        <w:t>builtins.input</w:t>
-      </w:r>
-      <w:proofErr w:type="spellEnd"/>
-      <w:r>
-        <w:t xml:space="preserve">", </w:t>
-      </w:r>
-      <w:proofErr w:type="spellStart"/>
-      <w:r>
-        <w:t>side_effect</w:t>
-      </w:r>
-      <w:proofErr w:type="spellEnd"/>
-      <w:r>
-        <w:t>=inputs):</w:t>
-      </w:r>
-    </w:p>
-    <w:p>
-      <w:r>
-        <w:t xml:space="preserve">        </w:t>
-      </w:r>
-      <w:proofErr w:type="spellStart"/>
-      <w:r>
-        <w:t>tracker.add_entry</w:t>
-      </w:r>
-      <w:proofErr w:type="spellEnd"/>
-      <w:r>
-        <w:t>()</w:t>
+        <w:t xml:space="preserve">    with patch("builtins.input", side_effect=inputs):</w:t>
+      </w:r>
+    </w:p>
+    <w:p>
+      <w:r>
+        <w:t xml:space="preserve">        tracker.add_entry()</w:t>
       </w:r>
     </w:p>
     <w:p/>
@@ -10116,7 +8009,6 @@
     </w:p>
     <w:p>
       <w:r>
-        <w:lastRenderedPageBreak/>
         <w:t xml:space="preserve">    ["2026-10-09", "8"],</w:t>
       </w:r>
     </w:p>
@@ -10148,44 +8040,12 @@
     </w:p>
     <w:p>
       <w:r>
-        <w:t xml:space="preserve">    with patch("</w:t>
-      </w:r>
-      <w:proofErr w:type="spellStart"/>
-      <w:r>
-        <w:t>builtins.input</w:t>
-      </w:r>
-      <w:proofErr w:type="spellEnd"/>
-      <w:r>
-        <w:t xml:space="preserve">", </w:t>
-      </w:r>
-      <w:proofErr w:type="spellStart"/>
-      <w:r>
-        <w:t>side_effect</w:t>
-      </w:r>
-      <w:proofErr w:type="spellEnd"/>
-      <w:r>
-        <w:t>=partial + [</w:t>
-      </w:r>
-      <w:proofErr w:type="spellStart"/>
-      <w:r>
-        <w:t>EOFError</w:t>
-      </w:r>
-      <w:proofErr w:type="spellEnd"/>
-      <w:r>
-        <w:t>]):</w:t>
-      </w:r>
-    </w:p>
-    <w:p>
-      <w:r>
-        <w:t xml:space="preserve">        </w:t>
-      </w:r>
-      <w:proofErr w:type="spellStart"/>
-      <w:r>
-        <w:t>tracker.add_entry</w:t>
-      </w:r>
-      <w:proofErr w:type="spellEnd"/>
-      <w:r>
-        <w:t>()</w:t>
+        <w:t xml:space="preserve">    with patch("builtins.input", side_effect=partial + [EOFError]):</w:t>
+      </w:r>
+    </w:p>
+    <w:p>
+      <w:r>
+        <w:t xml:space="preserve">        tracker.add_entry()</w:t>
       </w:r>
     </w:p>
     <w:p/>
@@ -10196,15 +8056,7 @@
     </w:p>
     <w:p>
       <w:r>
-        <w:t xml:space="preserve">    assert </w:t>
-      </w:r>
-      <w:proofErr w:type="spellStart"/>
-      <w:r>
-        <w:t>data.lists_are_synchronized</w:t>
-      </w:r>
-      <w:proofErr w:type="spellEnd"/>
-      <w:r>
-        <w:t>()</w:t>
+        <w:t xml:space="preserve">    assert data.lists_are_synchronized()</w:t>
       </w:r>
     </w:p>
     <w:p>
@@ -10349,7 +8201,6 @@
     </w:p>
     <w:p>
       <w:r>
-        <w:lastRenderedPageBreak/>
         <w:t>f1b00004</w:t>
       </w:r>
     </w:p>
@@ -10396,7 +8247,6 @@
       <w:r>
         <w:t xml:space="preserve">Use Qingyun’s </w:t>
       </w:r>
-      <w:proofErr w:type="spellStart"/>
       <w:r>
         <w:rPr>
           <w:b/>
@@ -10404,25 +8254,15 @@
         </w:rPr>
         <w:t>Codespace</w:t>
       </w:r>
-      <w:proofErr w:type="spellEnd"/>
       <w:r>
         <w:t xml:space="preserve">. Branch: </w:t>
       </w:r>
-      <w:proofErr w:type="spellStart"/>
-      <w:r>
-        <w:rPr>
-          <w:b/>
-          <w:bCs/>
-        </w:rPr>
-        <w:t>qingyun</w:t>
-      </w:r>
-      <w:proofErr w:type="spellEnd"/>
-      <w:r>
-        <w:rPr>
-          <w:b/>
-          <w:bCs/>
-        </w:rPr>
-        <w:t>/add-entry</w:t>
+      <w:r>
+        <w:rPr>
+          <w:b/>
+          <w:bCs/>
+        </w:rPr>
+        <w:t>qingyun/add-entry</w:t>
       </w:r>
       <w:r>
         <w:t>.</w:t>
@@ -10438,21 +8278,12 @@
       <w:r>
         <w:t xml:space="preserve">Confirm </w:t>
       </w:r>
-      <w:proofErr w:type="spellStart"/>
-      <w:r>
-        <w:rPr>
-          <w:b/>
-          <w:bCs/>
-        </w:rPr>
-        <w:t>qingyun</w:t>
-      </w:r>
-      <w:proofErr w:type="spellEnd"/>
-      <w:r>
-        <w:rPr>
-          <w:b/>
-          <w:bCs/>
-        </w:rPr>
-        <w:t>/add-entry</w:t>
+      <w:r>
+        <w:rPr>
+          <w:b/>
+          <w:bCs/>
+        </w:rPr>
+        <w:t>qingyun/add-entry</w:t>
       </w:r>
       <w:r>
         <w:t xml:space="preserve"> appears in the lower-left corner.</w:t>
@@ -10490,23 +8321,7 @@
     </w:p>
     <w:p>
       <w:r>
-        <w:t xml:space="preserve">Review </w:t>
-      </w:r>
-      <w:proofErr w:type="spellStart"/>
-      <w:r>
-        <w:t>valid_date</w:t>
-      </w:r>
-      <w:proofErr w:type="spellEnd"/>
-      <w:r>
-        <w:t xml:space="preserve">() and </w:t>
-      </w:r>
-      <w:proofErr w:type="spellStart"/>
-      <w:r>
-        <w:t>add_entry</w:t>
-      </w:r>
-      <w:proofErr w:type="spellEnd"/>
-      <w:r>
-        <w:t>() in tracker.py with data.py for exact real YYYY-MM-DD dates, leap years, finite hours from 0 through 24, whole-number quality 1 through 5, stripped optional notes, four parallel lists, the shared length guard and EOF cancellation at every prompt. Confirm all appends occur only after validation. Review only; do not edit files or run terminal commands.</w:t>
+        <w:t>Review valid_date() and add_entry() in tracker.py with data.py for exact real YYYY-MM-DD dates, leap years, finite hours from 0 through 24, whole-number quality 1 through 5, stripped optional notes, four parallel lists, the shared length guard and EOF cancellation at every prompt. Confirm all appends occur only after validation. Review only; do not edit files or run terminal commands.</w:t>
       </w:r>
     </w:p>
     <w:p>
@@ -10568,15 +8383,7 @@
         </w:numPr>
       </w:pPr>
       <w:r>
-        <w:t xml:space="preserve">Open </w:t>
-      </w:r>
-      <w:proofErr w:type="spellStart"/>
-      <w:r>
-        <w:t>sleep_log_tracker</w:t>
-      </w:r>
-      <w:proofErr w:type="spellEnd"/>
-      <w:r>
-        <w:t>/README.md.</w:t>
+        <w:t>Open sleep_log_tracker/README.md.</w:t>
       </w:r>
     </w:p>
     <w:p>
@@ -10590,7 +8397,6 @@
     </w:p>
     <w:p>
       <w:r>
-        <w:lastRenderedPageBreak/>
         <w:t># Sleep Log Tracker</w:t>
       </w:r>
     </w:p>
@@ -10679,36 +8485,12 @@
     <w:p/>
     <w:p>
       <w:r>
-        <w:t xml:space="preserve">In </w:t>
-      </w:r>
-      <w:proofErr w:type="spellStart"/>
-      <w:r>
-        <w:t>Codespaces</w:t>
-      </w:r>
-      <w:proofErr w:type="spellEnd"/>
-      <w:r>
-        <w:t xml:space="preserve">, </w:t>
-      </w:r>
-      <w:proofErr w:type="spellStart"/>
-      <w:r>
-        <w:t>Ctrl+D</w:t>
-      </w:r>
-      <w:proofErr w:type="spellEnd"/>
-      <w:r>
-        <w:t xml:space="preserve"> at an empty prompt signals closed input.</w:t>
-      </w:r>
-    </w:p>
-    <w:p>
-      <w:r>
-        <w:t xml:space="preserve">In Windows, use </w:t>
-      </w:r>
-      <w:proofErr w:type="spellStart"/>
-      <w:r>
-        <w:t>Ctrl+Z</w:t>
-      </w:r>
-      <w:proofErr w:type="spellEnd"/>
-      <w:r>
-        <w:t xml:space="preserve"> followed by Enter.</w:t>
+        <w:t>In Codespaces, Ctrl+D at an empty prompt signals closed input.</w:t>
+      </w:r>
+    </w:p>
+    <w:p>
+      <w:r>
+        <w:t>In Windows, use Ctrl+Z followed by Enter.</w:t>
       </w:r>
     </w:p>
     <w:p/>
@@ -10741,23 +8523,7 @@
     </w:p>
     <w:p>
       <w:r>
-        <w:t xml:space="preserve">The tracker is </w:t>
-      </w:r>
-      <w:proofErr w:type="spellStart"/>
-      <w:r>
-        <w:t>sleep_log_tracker</w:t>
-      </w:r>
-      <w:proofErr w:type="spellEnd"/>
-      <w:r>
-        <w:t>/.</w:t>
-      </w:r>
-      <w:proofErr w:type="spellStart"/>
-      <w:r>
-        <w:t>github</w:t>
-      </w:r>
-      <w:proofErr w:type="spellEnd"/>
-      <w:r>
-        <w:t>/issue_tracking.csv.</w:t>
+        <w:t>The tracker is sleep_log_tracker/.github/issue_tracking.csv.</w:t>
       </w:r>
     </w:p>
     <w:p>
@@ -10863,23 +8629,7 @@
         </w:numPr>
       </w:pPr>
       <w:r>
-        <w:t xml:space="preserve">Open </w:t>
-      </w:r>
-      <w:proofErr w:type="spellStart"/>
-      <w:r>
-        <w:t>sleep_log_tracker</w:t>
-      </w:r>
-      <w:proofErr w:type="spellEnd"/>
-      <w:r>
-        <w:t>/.</w:t>
-      </w:r>
-      <w:proofErr w:type="spellStart"/>
-      <w:r>
-        <w:t>github</w:t>
-      </w:r>
-      <w:proofErr w:type="spellEnd"/>
-      <w:r>
-        <w:t>/issue_tracking.csv.</w:t>
+        <w:t>Open sleep_log_tracker/.github/issue_tracking.csv.</w:t>
       </w:r>
     </w:p>
     <w:p>
@@ -10898,94 +8648,37 @@
     </w:p>
     <w:p>
       <w:r>
-        <w:t xml:space="preserve">1,task,f1a00001,closed,Create project structure and starter </w:t>
-      </w:r>
-      <w:proofErr w:type="spellStart"/>
-      <w:r>
-        <w:t>files,,Andrew</w:t>
-      </w:r>
-      <w:proofErr w:type="spellEnd"/>
-      <w:r>
-        <w:t xml:space="preserve"> Kirk,,2026-10-13,2026-10-13,Simulated setup and starter checks completed.</w:t>
-      </w:r>
-    </w:p>
-    <w:p>
-      <w:r>
-        <w:t xml:space="preserve">2,task,f1b00001,open,Maintain parallel lists and shared </w:t>
-      </w:r>
-      <w:proofErr w:type="spellStart"/>
-      <w:r>
-        <w:t>helper,,Qingyun</w:t>
-      </w:r>
-      <w:proofErr w:type="spellEnd"/>
-      <w:r>
-        <w:t xml:space="preserve"> Li,,2026-10-13,,"Simulated checks passed for empty lists, matching indexes and each isolated length mismatch. Open pending review and merge."</w:t>
-      </w:r>
-    </w:p>
-    <w:p>
-      <w:r>
-        <w:t xml:space="preserve">3,task,f1a00005,closed,Implement menu and program </w:t>
-      </w:r>
-      <w:proofErr w:type="spellStart"/>
-      <w:r>
-        <w:t>flow,,Andrew</w:t>
-      </w:r>
-      <w:proofErr w:type="spellEnd"/>
-      <w:r>
-        <w:t xml:space="preserve"> Kirk,,2026-10-13,2026-10-13,"Simulated menu checks and both peer reviews passed. PR #1 merged into main as f1d00001."</w:t>
-      </w:r>
-    </w:p>
-    <w:p>
-      <w:r>
-        <w:lastRenderedPageBreak/>
-        <w:t xml:space="preserve">4,task,f1b00004,open,Implement validated entry </w:t>
-      </w:r>
-      <w:proofErr w:type="spellStart"/>
-      <w:r>
-        <w:t>collection,,Qingyun</w:t>
-      </w:r>
-      <w:proofErr w:type="spellEnd"/>
-      <w:r>
-        <w:t xml:space="preserve"> Li,,2026-10-13,,"Simulated validation, boundary and cancellation checks passed. Dates f1b00002; validated collection f1b00003; cancellation f1b00004. Simulated Copilot review found no issues. Andrew and Peter review. Open pending merge."</w:t>
-      </w:r>
-    </w:p>
-    <w:p>
-      <w:r>
-        <w:t xml:space="preserve">5,task,,open,Implement entry display and </w:t>
-      </w:r>
-      <w:proofErr w:type="spellStart"/>
-      <w:r>
-        <w:t>summary,,Peter</w:t>
-      </w:r>
-      <w:proofErr w:type="spellEnd"/>
-      <w:r>
-        <w:t xml:space="preserve"> Oh,,2026-10-13,,Andrew and Qingyun review.</w:t>
-      </w:r>
-    </w:p>
-    <w:p>
-      <w:r>
-        <w:t xml:space="preserve">6,task,,open,Test complete </w:t>
-      </w:r>
-      <w:proofErr w:type="spellStart"/>
-      <w:r>
-        <w:t>application,,Andrew</w:t>
-      </w:r>
-      <w:proofErr w:type="spellEnd"/>
-      <w:r>
-        <w:t xml:space="preserve"> Kirk,,2026-10-13,,All roles test and record results.</w:t>
-      </w:r>
-    </w:p>
-    <w:p>
-      <w:r>
-        <w:t xml:space="preserve">7,task,,open,Complete README and </w:t>
-      </w:r>
-      <w:proofErr w:type="spellStart"/>
-      <w:r>
-        <w:t>contributions,,Peter</w:t>
-      </w:r>
-      <w:proofErr w:type="spellEnd"/>
-      <w:r>
-        <w:t xml:space="preserve"> Oh,,2026-10-13,,Andrew and Qingyun review.</w:t>
+        <w:t>1,task,f1a00001,closed,Create project structure and starter files,,Andrew Kirk,,2026-10-13,2026-10-13,Simulated setup and starter checks completed.</w:t>
+      </w:r>
+    </w:p>
+    <w:p>
+      <w:r>
+        <w:t>2,task,f1b00001,open,Maintain parallel lists and shared helper,,Qingyun Li,,2026-10-13,,"Simulated checks passed for empty lists, matching indexes and each isolated length mismatch. Open pending review and merge."</w:t>
+      </w:r>
+    </w:p>
+    <w:p>
+      <w:r>
+        <w:t>3,task,f1a00005,closed,Implement menu and program flow,,Andrew Kirk,,2026-10-13,2026-10-13,"Simulated menu checks and both peer reviews passed. PR #1 merged into main as f1d00001."</w:t>
+      </w:r>
+    </w:p>
+    <w:p>
+      <w:r>
+        <w:t>4,task,f1b00004,open,Implement validated entry collection,,Qingyun Li,,2026-10-13,,"Simulated validation, boundary and cancellation checks passed. Dates f1b00002; validated collection f1b00003; cancellation f1b00004. Simulated Copilot review found no issues. Andrew and Peter review. Open pending merge."</w:t>
+      </w:r>
+    </w:p>
+    <w:p>
+      <w:r>
+        <w:t>5,task,,open,Implement entry display and summary,,Peter Oh,,2026-10-13,,Andrew and Qingyun review.</w:t>
+      </w:r>
+    </w:p>
+    <w:p>
+      <w:r>
+        <w:t>6,task,,open,Test complete application,,Andrew Kirk,,2026-10-13,,All roles test and record results.</w:t>
+      </w:r>
+    </w:p>
+    <w:p>
+      <w:r>
+        <w:t>7,task,,open,Complete README and contributions,,Peter Oh,,2026-10-13,,Andrew and Qingyun review.</w:t>
       </w:r>
     </w:p>
     <w:p>
@@ -11132,21 +8825,12 @@
       <w:r>
         <w:t xml:space="preserve">Confirm all six commits on </w:t>
       </w:r>
-      <w:proofErr w:type="spellStart"/>
-      <w:r>
-        <w:rPr>
-          <w:b/>
-          <w:bCs/>
-        </w:rPr>
-        <w:t>qingyun</w:t>
-      </w:r>
-      <w:proofErr w:type="spellEnd"/>
-      <w:r>
-        <w:rPr>
-          <w:b/>
-          <w:bCs/>
-        </w:rPr>
-        <w:t>/add-entry</w:t>
+      <w:r>
+        <w:rPr>
+          <w:b/>
+          <w:bCs/>
+        </w:rPr>
+        <w:t>qingyun/add-entry</w:t>
       </w:r>
       <w:r>
         <w:t xml:space="preserve"> are pushed.</w:t>
@@ -11200,15 +8884,7 @@
     </w:p>
     <w:p>
       <w:r>
-        <w:t xml:space="preserve">compare: </w:t>
-      </w:r>
-      <w:proofErr w:type="spellStart"/>
-      <w:r>
-        <w:t>qingyun</w:t>
-      </w:r>
-      <w:proofErr w:type="spellEnd"/>
-      <w:r>
-        <w:t>/add-entry</w:t>
+        <w:t>compare: qingyun/add-entry</w:t>
       </w:r>
     </w:p>
     <w:p>
@@ -11219,7 +8895,6 @@
         </w:numPr>
       </w:pPr>
       <w:r>
-        <w:lastRenderedPageBreak/>
         <w:t>Inspect the changes. They should include:</w:t>
       </w:r>
     </w:p>
@@ -11239,21 +8914,8 @@
       </w:r>
     </w:p>
     <w:p>
-      <w:proofErr w:type="spellStart"/>
-      <w:r>
-        <w:t>sleep_log_tracker</w:t>
-      </w:r>
-      <w:proofErr w:type="spellEnd"/>
-      <w:r>
-        <w:t>/.</w:t>
-      </w:r>
-      <w:proofErr w:type="spellStart"/>
-      <w:r>
-        <w:t>github</w:t>
-      </w:r>
-      <w:proofErr w:type="spellEnd"/>
-      <w:r>
-        <w:t>/issue_tracking.csv</w:t>
+      <w:r>
+        <w:t>sleep_log_tracker/.github/issue_tracking.csv</w:t>
       </w:r>
     </w:p>
     <w:p>
@@ -11372,15 +9034,12 @@
       </w:r>
     </w:p>
     <w:p>
-      <w:proofErr w:type="spellStart"/>
       <w:r>
         <w:t>andrewtapin</w:t>
       </w:r>
-      <w:proofErr w:type="spellEnd"/>
-    </w:p>
-    <w:p>
-      <w:r>
-        <w:lastRenderedPageBreak/>
+    </w:p>
+    <w:p>
+      <w:r>
         <w:t>peteroh1</w:t>
       </w:r>
     </w:p>
@@ -11452,17 +9111,8 @@
           <w:b/>
           <w:bCs/>
         </w:rPr>
-        <w:t xml:space="preserve">his </w:t>
-      </w:r>
-      <w:proofErr w:type="spellStart"/>
-      <w:r>
-        <w:rPr>
-          <w:b/>
-          <w:bCs/>
-        </w:rPr>
-        <w:t>Codespace</w:t>
-      </w:r>
-      <w:proofErr w:type="spellEnd"/>
+        <w:t>his Codespace</w:t>
+      </w:r>
       <w:r>
         <w:t>.</w:t>
       </w:r>
@@ -11529,7 +9179,6 @@
       <w:r>
         <w:t xml:space="preserve">Press </w:t>
       </w:r>
-      <w:proofErr w:type="spellStart"/>
       <w:r>
         <w:rPr>
           <w:b/>
@@ -11537,7 +9186,6 @@
         </w:rPr>
         <w:t>Ctrl+Shift+P</w:t>
       </w:r>
-      <w:proofErr w:type="spellEnd"/>
       <w:r>
         <w:t xml:space="preserve">, select </w:t>
       </w:r>
@@ -11551,21 +9199,12 @@
       <w:r>
         <w:t xml:space="preserve">, and choose </w:t>
       </w:r>
-      <w:proofErr w:type="spellStart"/>
-      <w:r>
-        <w:rPr>
-          <w:b/>
-          <w:bCs/>
-        </w:rPr>
-        <w:t>qingyun</w:t>
-      </w:r>
-      <w:proofErr w:type="spellEnd"/>
-      <w:r>
-        <w:rPr>
-          <w:b/>
-          <w:bCs/>
-        </w:rPr>
-        <w:t>/add-entry</w:t>
+      <w:r>
+        <w:rPr>
+          <w:b/>
+          <w:bCs/>
+        </w:rPr>
+        <w:t>qingyun/add-entry</w:t>
       </w:r>
       <w:r>
         <w:t xml:space="preserve"> or </w:t>
@@ -11575,23 +9214,7 @@
           <w:b/>
           <w:bCs/>
         </w:rPr>
-        <w:t>origin/</w:t>
-      </w:r>
-      <w:proofErr w:type="spellStart"/>
-      <w:r>
-        <w:rPr>
-          <w:b/>
-          <w:bCs/>
-        </w:rPr>
-        <w:t>qingyun</w:t>
-      </w:r>
-      <w:proofErr w:type="spellEnd"/>
-      <w:r>
-        <w:rPr>
-          <w:b/>
-          <w:bCs/>
-        </w:rPr>
-        <w:t>/add-entry</w:t>
+        <w:t>origin/qingyun/add-entry</w:t>
       </w:r>
       <w:r>
         <w:t>.</w:t>
@@ -11628,21 +9251,12 @@
       <w:r>
         <w:t xml:space="preserve">Confirm </w:t>
       </w:r>
-      <w:proofErr w:type="spellStart"/>
-      <w:r>
-        <w:rPr>
-          <w:b/>
-          <w:bCs/>
-        </w:rPr>
-        <w:t>qingyun</w:t>
-      </w:r>
-      <w:proofErr w:type="spellEnd"/>
-      <w:r>
-        <w:rPr>
-          <w:b/>
-          <w:bCs/>
-        </w:rPr>
-        <w:t>/add-entry</w:t>
+      <w:r>
+        <w:rPr>
+          <w:b/>
+          <w:bCs/>
+        </w:rPr>
+        <w:t>qingyun/add-entry</w:t>
       </w:r>
       <w:r>
         <w:t xml:space="preserve"> appears in the lower-left corner.</w:t>
@@ -11719,7 +9333,6 @@
     </w:p>
     <w:p>
       <w:r>
-        <w:lastRenderedPageBreak/>
         <w:t>Confirm matching indexes preserve complete sessions.</w:t>
       </w:r>
     </w:p>
@@ -11762,36 +9375,12 @@
     </w:p>
     <w:p>
       <w:r>
-        <w:t xml:space="preserve">Andrew on Windows: </w:t>
-      </w:r>
-      <w:proofErr w:type="spellStart"/>
-      <w:r>
-        <w:t>Ctrl+Z</w:t>
-      </w:r>
-      <w:proofErr w:type="spellEnd"/>
-      <w:r>
-        <w:t>, then Enter</w:t>
-      </w:r>
-    </w:p>
-    <w:p>
-      <w:r>
-        <w:t xml:space="preserve">Peter in </w:t>
-      </w:r>
-      <w:proofErr w:type="spellStart"/>
-      <w:r>
-        <w:t>Codespaces</w:t>
-      </w:r>
-      <w:proofErr w:type="spellEnd"/>
-      <w:r>
-        <w:t xml:space="preserve">: </w:t>
-      </w:r>
-      <w:proofErr w:type="spellStart"/>
-      <w:r>
-        <w:t>Ctrl+D</w:t>
-      </w:r>
-      <w:proofErr w:type="spellEnd"/>
-      <w:r>
-        <w:t xml:space="preserve"> at an empty prompt</w:t>
+        <w:t>Andrew on Windows: Ctrl+Z, then Enter</w:t>
+      </w:r>
+    </w:p>
+    <w:p>
+      <w:r>
+        <w:t>Peter in Codespaces: Ctrl+D at an empty prompt</w:t>
       </w:r>
     </w:p>
     <w:p>
@@ -11961,17 +9550,8 @@
           <w:b/>
           <w:bCs/>
         </w:rPr>
-        <w:t xml:space="preserve">GitHub account: </w:t>
-      </w:r>
-      <w:proofErr w:type="spellStart"/>
-      <w:r>
-        <w:rPr>
-          <w:b/>
-          <w:bCs/>
-        </w:rPr>
-        <w:t>andrewtapin</w:t>
-      </w:r>
-      <w:proofErr w:type="spellEnd"/>
+        <w:t>GitHub account: andrewtapin</w:t>
+      </w:r>
       <w:r>
         <w:t>.</w:t>
       </w:r>
@@ -12020,15 +9600,7 @@
         <w:t>Compare:</w:t>
       </w:r>
       <w:r>
-        <w:t xml:space="preserve"> </w:t>
-      </w:r>
-      <w:proofErr w:type="spellStart"/>
-      <w:r>
-        <w:t>qingyun</w:t>
-      </w:r>
-      <w:proofErr w:type="spellEnd"/>
-      <w:r>
-        <w:t>/add-entry</w:t>
+        <w:t xml:space="preserve"> qingyun/add-entry</w:t>
       </w:r>
     </w:p>
     <w:p>
@@ -12039,7 +9611,6 @@
         </w:numPr>
       </w:pPr>
       <w:r>
-        <w:lastRenderedPageBreak/>
         <w:t>Both approvals cover the latest revision.</w:t>
       </w:r>
     </w:p>
@@ -12130,21 +9701,12 @@
       <w:r>
         <w:t xml:space="preserve">In all three workspaces, use </w:t>
       </w:r>
-      <w:proofErr w:type="spellStart"/>
-      <w:r>
-        <w:rPr>
-          <w:b/>
-          <w:bCs/>
-        </w:rPr>
-        <w:t>Ctrl+Shift+P</w:t>
-      </w:r>
-      <w:proofErr w:type="spellEnd"/>
-      <w:r>
-        <w:rPr>
-          <w:b/>
-          <w:bCs/>
-        </w:rPr>
-        <w:t xml:space="preserve"> &gt; Git: Checkout to…</w:t>
+      <w:r>
+        <w:rPr>
+          <w:b/>
+          <w:bCs/>
+        </w:rPr>
+        <w:t>Ctrl+Shift+P &gt; Git: Checkout to…</w:t>
       </w:r>
       <w:r>
         <w:t xml:space="preserve"> to select </w:t>
@@ -12224,7 +9786,6 @@
       <w:r>
         <w:t xml:space="preserve">Use Peter’s </w:t>
       </w:r>
-      <w:proofErr w:type="spellStart"/>
       <w:r>
         <w:rPr>
           <w:b/>
@@ -12232,7 +9793,6 @@
         </w:rPr>
         <w:t>Codespace</w:t>
       </w:r>
-      <w:proofErr w:type="spellEnd"/>
       <w:r>
         <w:t xml:space="preserve">. GitHub account: </w:t>
       </w:r>
@@ -12309,7 +9869,6 @@
       <w:r>
         <w:t xml:space="preserve">Press </w:t>
       </w:r>
-      <w:proofErr w:type="spellStart"/>
       <w:r>
         <w:rPr>
           <w:b/>
@@ -12317,7 +9876,6 @@
         </w:rPr>
         <w:t>Ctrl+Shift+P</w:t>
       </w:r>
-      <w:proofErr w:type="spellEnd"/>
       <w:r>
         <w:t xml:space="preserve">, select </w:t>
       </w:r>
@@ -12438,54 +9996,21 @@
         </w:numPr>
       </w:pPr>
       <w:r>
-        <w:t xml:space="preserve">Open </w:t>
-      </w:r>
-      <w:proofErr w:type="spellStart"/>
-      <w:r>
-        <w:t>sleep_log_tracker</w:t>
-      </w:r>
-      <w:proofErr w:type="spellEnd"/>
-      <w:r>
-        <w:t>/tracker.py.</w:t>
-      </w:r>
-    </w:p>
-    <w:p>
-      <w:r>
-        <w:rPr>
-          <w:b/>
-          <w:bCs/>
-        </w:rPr>
-        <w:t xml:space="preserve">Replace only the existing </w:t>
-      </w:r>
-      <w:proofErr w:type="spellStart"/>
-      <w:r>
-        <w:rPr>
-          <w:b/>
-          <w:bCs/>
-        </w:rPr>
-        <w:t>view_all</w:t>
-      </w:r>
-      <w:proofErr w:type="spellEnd"/>
-      <w:r>
-        <w:rPr>
-          <w:b/>
-          <w:bCs/>
-        </w:rPr>
-        <w:t>() function with this code:</w:t>
-      </w:r>
-    </w:p>
-    <w:p>
-      <w:r>
-        <w:lastRenderedPageBreak/>
-        <w:t xml:space="preserve">def </w:t>
-      </w:r>
-      <w:proofErr w:type="spellStart"/>
-      <w:r>
-        <w:t>view_all</w:t>
-      </w:r>
-      <w:proofErr w:type="spellEnd"/>
-      <w:r>
-        <w:t>():</w:t>
+        <w:t>Open sleep_log_tracker/tracker.py.</w:t>
+      </w:r>
+    </w:p>
+    <w:p>
+      <w:r>
+        <w:rPr>
+          <w:b/>
+          <w:bCs/>
+        </w:rPr>
+        <w:t>Replace only the existing view_all() function with this code:</w:t>
+      </w:r>
+    </w:p>
+    <w:p>
+      <w:r>
+        <w:t>def view_all():</w:t>
       </w:r>
     </w:p>
     <w:p>
@@ -12495,23 +10020,7 @@
     </w:p>
     <w:p>
       <w:r>
-        <w:t xml:space="preserve">    if </w:t>
-      </w:r>
-      <w:proofErr w:type="spellStart"/>
-      <w:r>
-        <w:t>len</w:t>
-      </w:r>
-      <w:proofErr w:type="spellEnd"/>
-      <w:r>
-        <w:t>(</w:t>
-      </w:r>
-      <w:proofErr w:type="spellStart"/>
-      <w:r>
-        <w:t>data.dates</w:t>
-      </w:r>
-      <w:proofErr w:type="spellEnd"/>
-      <w:r>
-        <w:t>) == 0:</w:t>
+        <w:t xml:space="preserve">    if len(data.dates) == 0:</w:t>
       </w:r>
     </w:p>
     <w:p>
@@ -12527,113 +10036,33 @@
     <w:p/>
     <w:p>
       <w:r>
-        <w:t xml:space="preserve">    for index in range(</w:t>
-      </w:r>
-      <w:proofErr w:type="spellStart"/>
-      <w:r>
-        <w:t>len</w:t>
-      </w:r>
-      <w:proofErr w:type="spellEnd"/>
-      <w:r>
-        <w:t>(</w:t>
-      </w:r>
-      <w:proofErr w:type="spellStart"/>
-      <w:r>
-        <w:t>data.dates</w:t>
-      </w:r>
-      <w:proofErr w:type="spellEnd"/>
-      <w:r>
-        <w:t>)):</w:t>
-      </w:r>
-    </w:p>
-    <w:p>
-      <w:r>
-        <w:t xml:space="preserve">        print(f"\</w:t>
-      </w:r>
-      <w:proofErr w:type="spellStart"/>
-      <w:r>
-        <w:t>nEntry</w:t>
-      </w:r>
-      <w:proofErr w:type="spellEnd"/>
-      <w:r>
-        <w:t xml:space="preserve"> {index + 1}")</w:t>
-      </w:r>
-    </w:p>
-    <w:p>
-      <w:r>
-        <w:t xml:space="preserve">        print(</w:t>
-      </w:r>
-      <w:proofErr w:type="spellStart"/>
-      <w:r>
-        <w:t>f"Date</w:t>
-      </w:r>
-      <w:proofErr w:type="spellEnd"/>
-      <w:r>
-        <w:t>: {</w:t>
-      </w:r>
-      <w:proofErr w:type="spellStart"/>
-      <w:r>
-        <w:t>data.dates</w:t>
-      </w:r>
-      <w:proofErr w:type="spellEnd"/>
-      <w:r>
-        <w:t>[index]}")</w:t>
-      </w:r>
-    </w:p>
-    <w:p>
-      <w:r>
-        <w:t xml:space="preserve">        print(</w:t>
-      </w:r>
-      <w:proofErr w:type="spellStart"/>
-      <w:r>
-        <w:t>f"Hours</w:t>
-      </w:r>
-      <w:proofErr w:type="spellEnd"/>
-      <w:r>
-        <w:t xml:space="preserve"> slept: {</w:t>
-      </w:r>
-      <w:proofErr w:type="spellStart"/>
-      <w:r>
-        <w:t>data.hours_slept</w:t>
-      </w:r>
-      <w:proofErr w:type="spellEnd"/>
-      <w:r>
-        <w:t>[index]:.2f}")</w:t>
-      </w:r>
-    </w:p>
-    <w:p>
-      <w:r>
-        <w:t xml:space="preserve">        print(</w:t>
-      </w:r>
-      <w:proofErr w:type="spellStart"/>
-      <w:r>
-        <w:t>f"Sleep</w:t>
-      </w:r>
-      <w:proofErr w:type="spellEnd"/>
-      <w:r>
-        <w:t xml:space="preserve"> quality: {</w:t>
-      </w:r>
-      <w:proofErr w:type="spellStart"/>
-      <w:r>
-        <w:t>data.sleep_qualities</w:t>
-      </w:r>
-      <w:proofErr w:type="spellEnd"/>
-      <w:r>
-        <w:t>[index]}/5")</w:t>
+        <w:t xml:space="preserve">    for index in range(len(data.dates)):</w:t>
+      </w:r>
+    </w:p>
+    <w:p>
+      <w:r>
+        <w:t xml:space="preserve">        print(f"\nEntry {index + 1}")</w:t>
+      </w:r>
+    </w:p>
+    <w:p>
+      <w:r>
+        <w:t xml:space="preserve">        print(f"Date: {data.dates[index]}")</w:t>
+      </w:r>
+    </w:p>
+    <w:p>
+      <w:r>
+        <w:t xml:space="preserve">        print(f"Hours slept: {data.hours_slept[index]:.2f}")</w:t>
+      </w:r>
+    </w:p>
+    <w:p>
+      <w:r>
+        <w:t xml:space="preserve">        print(f"Sleep quality: {data.sleep_qualities[index]}/5")</w:t>
       </w:r>
     </w:p>
     <w:p/>
     <w:p>
       <w:r>
-        <w:t xml:space="preserve">        if </w:t>
-      </w:r>
-      <w:proofErr w:type="spellStart"/>
-      <w:r>
-        <w:t>data.notes</w:t>
-      </w:r>
-      <w:proofErr w:type="spellEnd"/>
-      <w:r>
-        <w:t>[index] == "":</w:t>
+        <w:t xml:space="preserve">        if data.notes[index] == "":</w:t>
       </w:r>
     </w:p>
     <w:p>
@@ -12648,52 +10077,12 @@
     </w:p>
     <w:p>
       <w:r>
-        <w:t xml:space="preserve">            print(</w:t>
-      </w:r>
-      <w:proofErr w:type="spellStart"/>
-      <w:r>
-        <w:t>f"Notes</w:t>
-      </w:r>
-      <w:proofErr w:type="spellEnd"/>
-      <w:r>
-        <w:t>: {</w:t>
-      </w:r>
-      <w:proofErr w:type="spellStart"/>
-      <w:r>
-        <w:t>data.notes</w:t>
-      </w:r>
-      <w:proofErr w:type="spellEnd"/>
-      <w:r>
-        <w:t>[index]}")</w:t>
-      </w:r>
-    </w:p>
-    <w:p>
-      <w:r>
-        <w:t xml:space="preserve">Keep import data, </w:t>
-      </w:r>
-      <w:proofErr w:type="spellStart"/>
-      <w:r>
-        <w:t>valid_date</w:t>
-      </w:r>
-      <w:proofErr w:type="spellEnd"/>
-      <w:r>
-        <w:t xml:space="preserve">(), </w:t>
-      </w:r>
-      <w:proofErr w:type="spellStart"/>
-      <w:r>
-        <w:t>add_entry</w:t>
-      </w:r>
-      <w:proofErr w:type="spellEnd"/>
-      <w:r>
-        <w:t xml:space="preserve">(), and the </w:t>
-      </w:r>
-      <w:proofErr w:type="spellStart"/>
-      <w:r>
-        <w:t>view_summary</w:t>
-      </w:r>
-      <w:proofErr w:type="spellEnd"/>
-      <w:r>
-        <w:t>() placeholder unchanged.</w:t>
+        <w:t xml:space="preserve">            print(f"Notes: {data.notes[index]}")</w:t>
+      </w:r>
+    </w:p>
+    <w:p>
+      <w:r>
+        <w:t>Keep import data, valid_date(), add_entry(), and the view_summary() placeholder unchanged.</w:t>
       </w:r>
     </w:p>
     <w:p>
@@ -12800,7 +10189,6 @@
           <w:b/>
           <w:bCs/>
         </w:rPr>
-        <w:lastRenderedPageBreak/>
         <w:t>Expect this entry display:</w:t>
       </w:r>
     </w:p>
@@ -13019,7 +10407,6 @@
       <w:r>
         <w:t xml:space="preserve">Use Peter’s </w:t>
       </w:r>
-      <w:proofErr w:type="spellStart"/>
       <w:r>
         <w:rPr>
           <w:b/>
@@ -13027,7 +10414,6 @@
         </w:rPr>
         <w:t>Codespace</w:t>
       </w:r>
-      <w:proofErr w:type="spellEnd"/>
       <w:r>
         <w:t xml:space="preserve">. Branch: </w:t>
       </w:r>
@@ -13050,7 +10436,6 @@
         </w:numPr>
       </w:pPr>
       <w:r>
-        <w:lastRenderedPageBreak/>
         <w:t xml:space="preserve">Confirm </w:t>
       </w:r>
       <w:r>
@@ -13072,53 +10457,21 @@
         </w:numPr>
       </w:pPr>
       <w:r>
-        <w:t xml:space="preserve">Open </w:t>
-      </w:r>
-      <w:proofErr w:type="spellStart"/>
-      <w:r>
-        <w:t>sleep_log_tracker</w:t>
-      </w:r>
-      <w:proofErr w:type="spellEnd"/>
-      <w:r>
-        <w:t>/tracker.py.</w:t>
-      </w:r>
-    </w:p>
-    <w:p>
-      <w:r>
-        <w:rPr>
-          <w:b/>
-          <w:bCs/>
-        </w:rPr>
-        <w:t xml:space="preserve">Replace only the </w:t>
-      </w:r>
-      <w:proofErr w:type="spellStart"/>
-      <w:r>
-        <w:rPr>
-          <w:b/>
-          <w:bCs/>
-        </w:rPr>
-        <w:t>view_summary</w:t>
-      </w:r>
-      <w:proofErr w:type="spellEnd"/>
-      <w:r>
-        <w:rPr>
-          <w:b/>
-          <w:bCs/>
-        </w:rPr>
-        <w:t>() placeholder with this code:</w:t>
-      </w:r>
-    </w:p>
-    <w:p>
-      <w:r>
-        <w:t xml:space="preserve">def </w:t>
-      </w:r>
-      <w:proofErr w:type="spellStart"/>
-      <w:r>
-        <w:t>view_summary</w:t>
-      </w:r>
-      <w:proofErr w:type="spellEnd"/>
-      <w:r>
-        <w:t>():</w:t>
+        <w:t>Open sleep_log_tracker/tracker.py.</w:t>
+      </w:r>
+    </w:p>
+    <w:p>
+      <w:r>
+        <w:rPr>
+          <w:b/>
+          <w:bCs/>
+        </w:rPr>
+        <w:t>Replace only the view_summary() placeholder with this code:</w:t>
+      </w:r>
+    </w:p>
+    <w:p>
+      <w:r>
+        <w:t>def view_summary():</w:t>
       </w:r>
     </w:p>
     <w:p>
@@ -13128,45 +10481,13 @@
     </w:p>
     <w:p>
       <w:r>
-        <w:t xml:space="preserve">    </w:t>
-      </w:r>
-      <w:proofErr w:type="spellStart"/>
-      <w:r>
-        <w:t>total_entries</w:t>
-      </w:r>
-      <w:proofErr w:type="spellEnd"/>
-      <w:r>
-        <w:t xml:space="preserve"> = </w:t>
-      </w:r>
-      <w:proofErr w:type="spellStart"/>
-      <w:r>
-        <w:t>len</w:t>
-      </w:r>
-      <w:proofErr w:type="spellEnd"/>
-      <w:r>
-        <w:t>(</w:t>
-      </w:r>
-      <w:proofErr w:type="spellStart"/>
-      <w:r>
-        <w:t>data.dates</w:t>
-      </w:r>
-      <w:proofErr w:type="spellEnd"/>
-      <w:r>
-        <w:t>)</w:t>
+        <w:t xml:space="preserve">    total_entries = len(data.dates)</w:t>
       </w:r>
     </w:p>
     <w:p/>
     <w:p>
       <w:r>
-        <w:t xml:space="preserve">    if </w:t>
-      </w:r>
-      <w:proofErr w:type="spellStart"/>
-      <w:r>
-        <w:t>total_entries</w:t>
-      </w:r>
-      <w:proofErr w:type="spellEnd"/>
-      <w:r>
-        <w:t xml:space="preserve"> == 0:</w:t>
+        <w:t xml:space="preserve">    if total_entries == 0:</w:t>
       </w:r>
     </w:p>
     <w:p>
@@ -13182,181 +10503,48 @@
     <w:p/>
     <w:p>
       <w:r>
-        <w:t xml:space="preserve">    </w:t>
-      </w:r>
-      <w:proofErr w:type="spellStart"/>
-      <w:r>
-        <w:t>total_hours</w:t>
-      </w:r>
-      <w:proofErr w:type="spellEnd"/>
-      <w:r>
-        <w:t xml:space="preserve"> = sum(</w:t>
-      </w:r>
-      <w:proofErr w:type="spellStart"/>
-      <w:r>
-        <w:t>data.hours_slept</w:t>
-      </w:r>
-      <w:proofErr w:type="spellEnd"/>
-      <w:r>
-        <w:t>)</w:t>
-      </w:r>
-    </w:p>
-    <w:p>
-      <w:r>
-        <w:t xml:space="preserve">    </w:t>
-      </w:r>
-      <w:proofErr w:type="spellStart"/>
-      <w:r>
-        <w:t>average_hours</w:t>
-      </w:r>
-      <w:proofErr w:type="spellEnd"/>
-      <w:r>
-        <w:t xml:space="preserve"> = </w:t>
-      </w:r>
-      <w:proofErr w:type="spellStart"/>
-      <w:r>
-        <w:t>total_hours</w:t>
-      </w:r>
-      <w:proofErr w:type="spellEnd"/>
-      <w:r>
-        <w:t xml:space="preserve"> / </w:t>
-      </w:r>
-      <w:proofErr w:type="spellStart"/>
-      <w:r>
-        <w:t>total_entries</w:t>
-      </w:r>
-      <w:proofErr w:type="spellEnd"/>
-    </w:p>
-    <w:p>
-      <w:r>
-        <w:t xml:space="preserve">    </w:t>
-      </w:r>
-      <w:proofErr w:type="spellStart"/>
-      <w:r>
-        <w:t>best_quality</w:t>
-      </w:r>
-      <w:proofErr w:type="spellEnd"/>
-      <w:r>
-        <w:t xml:space="preserve"> = max(</w:t>
-      </w:r>
-      <w:proofErr w:type="spellStart"/>
-      <w:r>
-        <w:t>data.sleep_qualities</w:t>
-      </w:r>
-      <w:proofErr w:type="spellEnd"/>
-      <w:r>
-        <w:t>)</w:t>
-      </w:r>
-    </w:p>
-    <w:p>
-      <w:r>
-        <w:t xml:space="preserve">    </w:t>
-      </w:r>
-      <w:proofErr w:type="spellStart"/>
-      <w:r>
-        <w:t>worst_quality</w:t>
-      </w:r>
-      <w:proofErr w:type="spellEnd"/>
-      <w:r>
-        <w:t xml:space="preserve"> = min(</w:t>
-      </w:r>
-      <w:proofErr w:type="spellStart"/>
-      <w:r>
-        <w:t>data.sleep_qualities</w:t>
-      </w:r>
-      <w:proofErr w:type="spellEnd"/>
-      <w:r>
-        <w:t>)</w:t>
+        <w:t xml:space="preserve">    total_hours = sum(data.hours_slept)</w:t>
+      </w:r>
+    </w:p>
+    <w:p>
+      <w:r>
+        <w:t xml:space="preserve">    average_hours = total_hours / total_entries</w:t>
+      </w:r>
+    </w:p>
+    <w:p>
+      <w:r>
+        <w:t xml:space="preserve">    best_quality = max(data.sleep_qualities)</w:t>
+      </w:r>
+    </w:p>
+    <w:p>
+      <w:r>
+        <w:t xml:space="preserve">    worst_quality = min(data.sleep_qualities)</w:t>
       </w:r>
     </w:p>
     <w:p/>
     <w:p>
       <w:r>
-        <w:t xml:space="preserve">    print(</w:t>
-      </w:r>
-      <w:proofErr w:type="spellStart"/>
-      <w:r>
-        <w:t>f"Total</w:t>
-      </w:r>
-      <w:proofErr w:type="spellEnd"/>
-      <w:r>
-        <w:t xml:space="preserve"> entries: {</w:t>
-      </w:r>
-      <w:proofErr w:type="spellStart"/>
-      <w:r>
-        <w:t>total_entries</w:t>
-      </w:r>
-      <w:proofErr w:type="spellEnd"/>
-      <w:r>
-        <w:t>}")</w:t>
-      </w:r>
-    </w:p>
-    <w:p>
-      <w:r>
-        <w:t xml:space="preserve">    print(</w:t>
-      </w:r>
-      <w:proofErr w:type="spellStart"/>
-      <w:r>
-        <w:t>f"Total</w:t>
-      </w:r>
-      <w:proofErr w:type="spellEnd"/>
-      <w:r>
-        <w:t xml:space="preserve"> hours: {total_hours:.2f}")</w:t>
-      </w:r>
-    </w:p>
-    <w:p>
-      <w:r>
-        <w:t xml:space="preserve">    print(</w:t>
-      </w:r>
-      <w:proofErr w:type="spellStart"/>
-      <w:r>
-        <w:t>f"Average</w:t>
-      </w:r>
-      <w:proofErr w:type="spellEnd"/>
-      <w:r>
-        <w:t xml:space="preserve"> hours: {average_hours:.2f}")</w:t>
-      </w:r>
-    </w:p>
-    <w:p>
-      <w:r>
-        <w:t xml:space="preserve">    print(</w:t>
-      </w:r>
-      <w:proofErr w:type="spellStart"/>
-      <w:r>
-        <w:t>f"Best</w:t>
-      </w:r>
-      <w:proofErr w:type="spellEnd"/>
-      <w:r>
-        <w:t xml:space="preserve"> sleep quality: {</w:t>
-      </w:r>
-      <w:proofErr w:type="spellStart"/>
-      <w:r>
-        <w:t>best_quality</w:t>
-      </w:r>
-      <w:proofErr w:type="spellEnd"/>
-      <w:r>
-        <w:t>}/5")</w:t>
-      </w:r>
-    </w:p>
-    <w:p>
-      <w:r>
-        <w:t xml:space="preserve">    print(</w:t>
-      </w:r>
-      <w:proofErr w:type="spellStart"/>
-      <w:r>
-        <w:t>f"Worst</w:t>
-      </w:r>
-      <w:proofErr w:type="spellEnd"/>
-      <w:r>
-        <w:t xml:space="preserve"> sleep quality: {</w:t>
-      </w:r>
-      <w:proofErr w:type="spellStart"/>
-      <w:r>
-        <w:t>worst_quality</w:t>
-      </w:r>
-      <w:proofErr w:type="spellEnd"/>
-      <w:r>
-        <w:t>}/5")</w:t>
+        <w:t xml:space="preserve">    print(f"Total entries: {total_entries}")</w:t>
+      </w:r>
+    </w:p>
+    <w:p>
+      <w:r>
+        <w:t xml:space="preserve">    print(f"Total hours: {total_hours:.2f}")</w:t>
+      </w:r>
+    </w:p>
+    <w:p>
+      <w:r>
+        <w:t xml:space="preserve">    print(f"Average hours: {average_hours:.2f}")</w:t>
+      </w:r>
+    </w:p>
+    <w:p>
+      <w:r>
+        <w:t xml:space="preserve">    print(f"Best sleep quality: {best_quality}/5")</w:t>
+      </w:r>
+    </w:p>
+    <w:p>
+      <w:r>
+        <w:t xml:space="preserve">    print(f"Worst sleep quality: {worst_quality}/5")</w:t>
       </w:r>
     </w:p>
     <w:p>
@@ -13418,7 +10606,6 @@
         </w:numPr>
       </w:pPr>
       <w:r>
-        <w:lastRenderedPageBreak/>
         <w:t xml:space="preserve">In the same program run, choose </w:t>
       </w:r>
       <w:r>
@@ -13680,10 +10867,8 @@
     </w:p>
     <w:p>
       <w:r>
-        <w:lastRenderedPageBreak/>
         <w:t xml:space="preserve">Use Peter’s </w:t>
       </w:r>
-      <w:proofErr w:type="spellStart"/>
       <w:r>
         <w:rPr>
           <w:b/>
@@ -13691,7 +10876,6 @@
         </w:rPr>
         <w:t>Codespace</w:t>
       </w:r>
-      <w:proofErr w:type="spellEnd"/>
       <w:r>
         <w:t xml:space="preserve">. Branch: </w:t>
       </w:r>
@@ -13735,69 +10919,21 @@
         </w:numPr>
       </w:pPr>
       <w:r>
-        <w:t xml:space="preserve">Open </w:t>
-      </w:r>
-      <w:proofErr w:type="spellStart"/>
-      <w:r>
-        <w:t>sleep_log_tracker</w:t>
-      </w:r>
-      <w:proofErr w:type="spellEnd"/>
-      <w:r>
-        <w:t>/tracker.py.</w:t>
-      </w:r>
-    </w:p>
-    <w:p>
-      <w:r>
-        <w:rPr>
-          <w:b/>
-          <w:bCs/>
-        </w:rPr>
-        <w:t xml:space="preserve">Replace </w:t>
-      </w:r>
-      <w:proofErr w:type="spellStart"/>
-      <w:r>
-        <w:rPr>
-          <w:b/>
-          <w:bCs/>
-        </w:rPr>
-        <w:t>view_all</w:t>
-      </w:r>
-      <w:proofErr w:type="spellEnd"/>
-      <w:r>
-        <w:rPr>
-          <w:b/>
-          <w:bCs/>
-        </w:rPr>
-        <w:t xml:space="preserve">() and </w:t>
-      </w:r>
-      <w:proofErr w:type="spellStart"/>
-      <w:r>
-        <w:rPr>
-          <w:b/>
-          <w:bCs/>
-        </w:rPr>
-        <w:t>view_summary</w:t>
-      </w:r>
-      <w:proofErr w:type="spellEnd"/>
-      <w:r>
-        <w:rPr>
-          <w:b/>
-          <w:bCs/>
-        </w:rPr>
-        <w:t>() with these complete functions:</w:t>
-      </w:r>
-    </w:p>
-    <w:p>
-      <w:r>
-        <w:t xml:space="preserve">def </w:t>
-      </w:r>
-      <w:proofErr w:type="spellStart"/>
-      <w:r>
-        <w:t>view_all</w:t>
-      </w:r>
-      <w:proofErr w:type="spellEnd"/>
-      <w:r>
-        <w:t>():</w:t>
+        <w:t>Open sleep_log_tracker/tracker.py.</w:t>
+      </w:r>
+    </w:p>
+    <w:p>
+      <w:r>
+        <w:rPr>
+          <w:b/>
+          <w:bCs/>
+        </w:rPr>
+        <w:t>Replace view_all() and view_summary() with these complete functions:</w:t>
+      </w:r>
+    </w:p>
+    <w:p>
+      <w:r>
+        <w:t>def view_all():</w:t>
       </w:r>
     </w:p>
     <w:p>
@@ -13807,15 +10943,7 @@
     </w:p>
     <w:p>
       <w:r>
-        <w:t xml:space="preserve">    if not </w:t>
-      </w:r>
-      <w:proofErr w:type="spellStart"/>
-      <w:r>
-        <w:t>data.lists_are_synchronized</w:t>
-      </w:r>
-      <w:proofErr w:type="spellEnd"/>
-      <w:r>
-        <w:t>():</w:t>
+        <w:t xml:space="preserve">    if not data.lists_are_synchronized():</w:t>
       </w:r>
     </w:p>
     <w:p>
@@ -13831,23 +10959,7 @@
     <w:p/>
     <w:p>
       <w:r>
-        <w:t xml:space="preserve">    if </w:t>
-      </w:r>
-      <w:proofErr w:type="spellStart"/>
-      <w:r>
-        <w:t>len</w:t>
-      </w:r>
-      <w:proofErr w:type="spellEnd"/>
-      <w:r>
-        <w:t>(</w:t>
-      </w:r>
-      <w:proofErr w:type="spellStart"/>
-      <w:r>
-        <w:t>data.dates</w:t>
-      </w:r>
-      <w:proofErr w:type="spellEnd"/>
-      <w:r>
-        <w:t>) == 0:</w:t>
+        <w:t xml:space="preserve">    if len(data.dates) == 0:</w:t>
       </w:r>
     </w:p>
     <w:p>
@@ -13863,113 +10975,33 @@
     <w:p/>
     <w:p>
       <w:r>
-        <w:t xml:space="preserve">    for index in range(</w:t>
-      </w:r>
-      <w:proofErr w:type="spellStart"/>
-      <w:r>
-        <w:t>len</w:t>
-      </w:r>
-      <w:proofErr w:type="spellEnd"/>
-      <w:r>
-        <w:t>(</w:t>
-      </w:r>
-      <w:proofErr w:type="spellStart"/>
-      <w:r>
-        <w:t>data.dates</w:t>
-      </w:r>
-      <w:proofErr w:type="spellEnd"/>
-      <w:r>
-        <w:t>)):</w:t>
-      </w:r>
-    </w:p>
-    <w:p>
-      <w:r>
-        <w:t xml:space="preserve">        print(f"\</w:t>
-      </w:r>
-      <w:proofErr w:type="spellStart"/>
-      <w:r>
-        <w:t>nEntry</w:t>
-      </w:r>
-      <w:proofErr w:type="spellEnd"/>
-      <w:r>
-        <w:t xml:space="preserve"> {index + 1}")</w:t>
-      </w:r>
-    </w:p>
-    <w:p>
-      <w:r>
-        <w:t xml:space="preserve">        print(</w:t>
-      </w:r>
-      <w:proofErr w:type="spellStart"/>
-      <w:r>
-        <w:t>f"Date</w:t>
-      </w:r>
-      <w:proofErr w:type="spellEnd"/>
-      <w:r>
-        <w:t>: {</w:t>
-      </w:r>
-      <w:proofErr w:type="spellStart"/>
-      <w:r>
-        <w:t>data.dates</w:t>
-      </w:r>
-      <w:proofErr w:type="spellEnd"/>
-      <w:r>
-        <w:t>[index]}")</w:t>
-      </w:r>
-    </w:p>
-    <w:p>
-      <w:r>
-        <w:t xml:space="preserve">        print(</w:t>
-      </w:r>
-      <w:proofErr w:type="spellStart"/>
-      <w:r>
-        <w:t>f"Hours</w:t>
-      </w:r>
-      <w:proofErr w:type="spellEnd"/>
-      <w:r>
-        <w:t xml:space="preserve"> slept: {</w:t>
-      </w:r>
-      <w:proofErr w:type="spellStart"/>
-      <w:r>
-        <w:t>data.hours_slept</w:t>
-      </w:r>
-      <w:proofErr w:type="spellEnd"/>
-      <w:r>
-        <w:t>[index]:.2f}")</w:t>
-      </w:r>
-    </w:p>
-    <w:p>
-      <w:r>
-        <w:t xml:space="preserve">        print(</w:t>
-      </w:r>
-      <w:proofErr w:type="spellStart"/>
-      <w:r>
-        <w:t>f"Sleep</w:t>
-      </w:r>
-      <w:proofErr w:type="spellEnd"/>
-      <w:r>
-        <w:t xml:space="preserve"> quality: {</w:t>
-      </w:r>
-      <w:proofErr w:type="spellStart"/>
-      <w:r>
-        <w:t>data.sleep_qualities</w:t>
-      </w:r>
-      <w:proofErr w:type="spellEnd"/>
-      <w:r>
-        <w:t>[index]}/5")</w:t>
+        <w:t xml:space="preserve">    for index in range(len(data.dates)):</w:t>
+      </w:r>
+    </w:p>
+    <w:p>
+      <w:r>
+        <w:t xml:space="preserve">        print(f"\nEntry {index + 1}")</w:t>
+      </w:r>
+    </w:p>
+    <w:p>
+      <w:r>
+        <w:t xml:space="preserve">        print(f"Date: {data.dates[index]}")</w:t>
+      </w:r>
+    </w:p>
+    <w:p>
+      <w:r>
+        <w:t xml:space="preserve">        print(f"Hours slept: {data.hours_slept[index]:.2f}")</w:t>
+      </w:r>
+    </w:p>
+    <w:p>
+      <w:r>
+        <w:t xml:space="preserve">        print(f"Sleep quality: {data.sleep_qualities[index]}/5")</w:t>
       </w:r>
     </w:p>
     <w:p/>
     <w:p>
       <w:r>
-        <w:t xml:space="preserve">        if </w:t>
-      </w:r>
-      <w:proofErr w:type="spellStart"/>
-      <w:r>
-        <w:t>data.notes</w:t>
-      </w:r>
-      <w:proofErr w:type="spellEnd"/>
-      <w:r>
-        <w:t>[index] == "":</w:t>
+        <w:t xml:space="preserve">        if data.notes[index] == "":</w:t>
       </w:r>
     </w:p>
     <w:p>
@@ -13984,39 +11016,14 @@
     </w:p>
     <w:p>
       <w:r>
-        <w:t xml:space="preserve">            print(</w:t>
-      </w:r>
-      <w:proofErr w:type="spellStart"/>
-      <w:r>
-        <w:t>f"Notes</w:t>
-      </w:r>
-      <w:proofErr w:type="spellEnd"/>
-      <w:r>
-        <w:t>: {</w:t>
-      </w:r>
-      <w:proofErr w:type="spellStart"/>
-      <w:r>
-        <w:t>data.notes</w:t>
-      </w:r>
-      <w:proofErr w:type="spellEnd"/>
-      <w:r>
-        <w:t>[index]}")</w:t>
+        <w:t xml:space="preserve">            print(f"Notes: {data.notes[index]}")</w:t>
       </w:r>
     </w:p>
     <w:p/>
     <w:p/>
     <w:p>
       <w:r>
-        <w:lastRenderedPageBreak/>
-        <w:t xml:space="preserve">def </w:t>
-      </w:r>
-      <w:proofErr w:type="spellStart"/>
-      <w:r>
-        <w:t>view_summary</w:t>
-      </w:r>
-      <w:proofErr w:type="spellEnd"/>
-      <w:r>
-        <w:t>():</w:t>
+        <w:t>def view_summary():</w:t>
       </w:r>
     </w:p>
     <w:p>
@@ -14026,15 +11033,7 @@
     </w:p>
     <w:p>
       <w:r>
-        <w:t xml:space="preserve">    if not </w:t>
-      </w:r>
-      <w:proofErr w:type="spellStart"/>
-      <w:r>
-        <w:t>data.lists_are_synchronized</w:t>
-      </w:r>
-      <w:proofErr w:type="spellEnd"/>
-      <w:r>
-        <w:t>():</w:t>
+        <w:t xml:space="preserve">    if not data.lists_are_synchronized():</w:t>
       </w:r>
     </w:p>
     <w:p>
@@ -14050,45 +11049,13 @@
     <w:p/>
     <w:p>
       <w:r>
-        <w:t xml:space="preserve">    </w:t>
-      </w:r>
-      <w:proofErr w:type="spellStart"/>
-      <w:r>
-        <w:t>total_entries</w:t>
-      </w:r>
-      <w:proofErr w:type="spellEnd"/>
-      <w:r>
-        <w:t xml:space="preserve"> = </w:t>
-      </w:r>
-      <w:proofErr w:type="spellStart"/>
-      <w:r>
-        <w:t>len</w:t>
-      </w:r>
-      <w:proofErr w:type="spellEnd"/>
-      <w:r>
-        <w:t>(</w:t>
-      </w:r>
-      <w:proofErr w:type="spellStart"/>
-      <w:r>
-        <w:t>data.dates</w:t>
-      </w:r>
-      <w:proofErr w:type="spellEnd"/>
-      <w:r>
-        <w:t>)</w:t>
+        <w:t xml:space="preserve">    total_entries = len(data.dates)</w:t>
       </w:r>
     </w:p>
     <w:p/>
     <w:p>
       <w:r>
-        <w:t xml:space="preserve">    if </w:t>
-      </w:r>
-      <w:proofErr w:type="spellStart"/>
-      <w:r>
-        <w:t>total_entries</w:t>
-      </w:r>
-      <w:proofErr w:type="spellEnd"/>
-      <w:r>
-        <w:t xml:space="preserve"> == 0:</w:t>
+        <w:t xml:space="preserve">    if total_entries == 0:</w:t>
       </w:r>
     </w:p>
     <w:p>
@@ -14104,202 +11071,53 @@
     <w:p/>
     <w:p>
       <w:r>
-        <w:t xml:space="preserve">    </w:t>
-      </w:r>
-      <w:proofErr w:type="spellStart"/>
-      <w:r>
-        <w:t>total_hours</w:t>
-      </w:r>
-      <w:proofErr w:type="spellEnd"/>
-      <w:r>
-        <w:t xml:space="preserve"> = sum(</w:t>
-      </w:r>
-      <w:proofErr w:type="spellStart"/>
-      <w:r>
-        <w:t>data.hours_slept</w:t>
-      </w:r>
-      <w:proofErr w:type="spellEnd"/>
-      <w:r>
-        <w:t>)</w:t>
-      </w:r>
-    </w:p>
-    <w:p>
-      <w:r>
-        <w:t xml:space="preserve">    </w:t>
-      </w:r>
-      <w:proofErr w:type="spellStart"/>
-      <w:r>
-        <w:t>average_hours</w:t>
-      </w:r>
-      <w:proofErr w:type="spellEnd"/>
-      <w:r>
-        <w:t xml:space="preserve"> = </w:t>
-      </w:r>
-      <w:proofErr w:type="spellStart"/>
-      <w:r>
-        <w:t>total_hours</w:t>
-      </w:r>
-      <w:proofErr w:type="spellEnd"/>
-      <w:r>
-        <w:t xml:space="preserve"> / </w:t>
-      </w:r>
-      <w:proofErr w:type="spellStart"/>
-      <w:r>
-        <w:t>total_entries</w:t>
-      </w:r>
-      <w:proofErr w:type="spellEnd"/>
-    </w:p>
-    <w:p>
-      <w:r>
-        <w:t xml:space="preserve">    </w:t>
-      </w:r>
-      <w:proofErr w:type="spellStart"/>
-      <w:r>
-        <w:t>best_quality</w:t>
-      </w:r>
-      <w:proofErr w:type="spellEnd"/>
-      <w:r>
-        <w:t xml:space="preserve"> = max(</w:t>
-      </w:r>
-      <w:proofErr w:type="spellStart"/>
-      <w:r>
-        <w:t>data.sleep_qualities</w:t>
-      </w:r>
-      <w:proofErr w:type="spellEnd"/>
-      <w:r>
-        <w:t>)</w:t>
-      </w:r>
-    </w:p>
-    <w:p>
-      <w:r>
-        <w:t xml:space="preserve">    </w:t>
-      </w:r>
-      <w:proofErr w:type="spellStart"/>
-      <w:r>
-        <w:t>worst_quality</w:t>
-      </w:r>
-      <w:proofErr w:type="spellEnd"/>
-      <w:r>
-        <w:t xml:space="preserve"> = min(</w:t>
-      </w:r>
-      <w:proofErr w:type="spellStart"/>
-      <w:r>
-        <w:t>data.sleep_qualities</w:t>
-      </w:r>
-      <w:proofErr w:type="spellEnd"/>
-      <w:r>
-        <w:t>)</w:t>
+        <w:t xml:space="preserve">    total_hours = sum(data.hours_slept)</w:t>
+      </w:r>
+    </w:p>
+    <w:p>
+      <w:r>
+        <w:t xml:space="preserve">    average_hours = total_hours / total_entries</w:t>
+      </w:r>
+    </w:p>
+    <w:p>
+      <w:r>
+        <w:t xml:space="preserve">    best_quality = max(data.sleep_qualities)</w:t>
+      </w:r>
+    </w:p>
+    <w:p>
+      <w:r>
+        <w:t xml:space="preserve">    worst_quality = min(data.sleep_qualities)</w:t>
       </w:r>
     </w:p>
     <w:p/>
     <w:p>
       <w:r>
-        <w:t xml:space="preserve">    print(</w:t>
-      </w:r>
-      <w:proofErr w:type="spellStart"/>
-      <w:r>
-        <w:t>f"Total</w:t>
-      </w:r>
-      <w:proofErr w:type="spellEnd"/>
-      <w:r>
-        <w:t xml:space="preserve"> entries: {</w:t>
-      </w:r>
-      <w:proofErr w:type="spellStart"/>
-      <w:r>
-        <w:t>total_entries</w:t>
-      </w:r>
-      <w:proofErr w:type="spellEnd"/>
-      <w:r>
-        <w:t>}")</w:t>
-      </w:r>
-    </w:p>
-    <w:p>
-      <w:r>
-        <w:t xml:space="preserve">    print(</w:t>
-      </w:r>
-      <w:proofErr w:type="spellStart"/>
-      <w:r>
-        <w:t>f"Total</w:t>
-      </w:r>
-      <w:proofErr w:type="spellEnd"/>
-      <w:r>
-        <w:t xml:space="preserve"> hours: {total_hours:.2f}")</w:t>
-      </w:r>
-    </w:p>
-    <w:p>
-      <w:r>
-        <w:t xml:space="preserve">    print(</w:t>
-      </w:r>
-      <w:proofErr w:type="spellStart"/>
-      <w:r>
-        <w:t>f"Average</w:t>
-      </w:r>
-      <w:proofErr w:type="spellEnd"/>
-      <w:r>
-        <w:t xml:space="preserve"> hours: {average_hours:.2f}")</w:t>
-      </w:r>
-    </w:p>
-    <w:p>
-      <w:r>
-        <w:t xml:space="preserve">    print(</w:t>
-      </w:r>
-      <w:proofErr w:type="spellStart"/>
-      <w:r>
-        <w:t>f"Best</w:t>
-      </w:r>
-      <w:proofErr w:type="spellEnd"/>
-      <w:r>
-        <w:t xml:space="preserve"> sleep quality: {</w:t>
-      </w:r>
-      <w:proofErr w:type="spellStart"/>
-      <w:r>
-        <w:t>best_quality</w:t>
-      </w:r>
-      <w:proofErr w:type="spellEnd"/>
-      <w:r>
-        <w:t>}/5")</w:t>
-      </w:r>
-    </w:p>
-    <w:p>
-      <w:r>
-        <w:t xml:space="preserve">    print(</w:t>
-      </w:r>
-      <w:proofErr w:type="spellStart"/>
-      <w:r>
-        <w:t>f"Worst</w:t>
-      </w:r>
-      <w:proofErr w:type="spellEnd"/>
-      <w:r>
-        <w:t xml:space="preserve"> sleep quality: {</w:t>
-      </w:r>
-      <w:proofErr w:type="spellStart"/>
-      <w:r>
-        <w:t>worst_quality</w:t>
-      </w:r>
-      <w:proofErr w:type="spellEnd"/>
-      <w:r>
-        <w:t>}/5")</w:t>
-      </w:r>
-    </w:p>
-    <w:p>
-      <w:r>
-        <w:t xml:space="preserve">Keep import data, </w:t>
-      </w:r>
-      <w:proofErr w:type="spellStart"/>
-      <w:r>
-        <w:t>valid_date</w:t>
-      </w:r>
-      <w:proofErr w:type="spellEnd"/>
-      <w:r>
-        <w:t xml:space="preserve">(), and </w:t>
-      </w:r>
-      <w:proofErr w:type="spellStart"/>
-      <w:r>
-        <w:t>add_entry</w:t>
-      </w:r>
-      <w:proofErr w:type="spellEnd"/>
-      <w:r>
-        <w:t>() unchanged.</w:t>
+        <w:t xml:space="preserve">    print(f"Total entries: {total_entries}")</w:t>
+      </w:r>
+    </w:p>
+    <w:p>
+      <w:r>
+        <w:t xml:space="preserve">    print(f"Total hours: {total_hours:.2f}")</w:t>
+      </w:r>
+    </w:p>
+    <w:p>
+      <w:r>
+        <w:t xml:space="preserve">    print(f"Average hours: {average_hours:.2f}")</w:t>
+      </w:r>
+    </w:p>
+    <w:p>
+      <w:r>
+        <w:t xml:space="preserve">    print(f"Best sleep quality: {best_quality}/5")</w:t>
+      </w:r>
+    </w:p>
+    <w:p>
+      <w:r>
+        <w:t xml:space="preserve">    print(f"Worst sleep quality: {worst_quality}/5")</w:t>
+      </w:r>
+    </w:p>
+    <w:p>
+      <w:r>
+        <w:t>Keep import data, valid_date(), and add_entry() unchanged.</w:t>
       </w:r>
     </w:p>
     <w:p>
@@ -14334,17 +11152,11 @@
     </w:p>
     <w:p>
       <w:r>
-        <w:t xml:space="preserve">cd </w:t>
-      </w:r>
-      <w:proofErr w:type="spellStart"/>
-      <w:r>
-        <w:t>sleep_log_tracker</w:t>
-      </w:r>
-      <w:proofErr w:type="spellEnd"/>
-    </w:p>
-    <w:p>
-      <w:r>
-        <w:lastRenderedPageBreak/>
+        <w:t>cd sleep_log_tracker</w:t>
+      </w:r>
+    </w:p>
+    <w:p>
+      <w:r>
         <w:t>python -B</w:t>
       </w:r>
     </w:p>
@@ -14375,13 +11187,8 @@
     </w:p>
     <w:p>
       <w:r>
-        <w:t xml:space="preserve">import </w:t>
-      </w:r>
-      <w:proofErr w:type="spellStart"/>
-      <w:r>
-        <w:t>contextlib</w:t>
-      </w:r>
-      <w:proofErr w:type="spellEnd"/>
+        <w:t>import contextlib</w:t>
+      </w:r>
     </w:p>
     <w:p>
       <w:r>
@@ -14390,15 +11197,7 @@
     </w:p>
     <w:p>
       <w:r>
-        <w:t xml:space="preserve">from </w:t>
-      </w:r>
-      <w:proofErr w:type="spellStart"/>
-      <w:r>
-        <w:t>unittest.mock</w:t>
-      </w:r>
-      <w:proofErr w:type="spellEnd"/>
-      <w:r>
-        <w:t xml:space="preserve"> import patch</w:t>
+        <w:t>from unittest.mock import patch</w:t>
       </w:r>
     </w:p>
     <w:p>
@@ -14414,39 +11213,7 @@
     <w:p/>
     <w:p>
       <w:r>
-        <w:t>lists = (</w:t>
-      </w:r>
-      <w:proofErr w:type="spellStart"/>
-      <w:r>
-        <w:t>data.dates</w:t>
-      </w:r>
-      <w:proofErr w:type="spellEnd"/>
-      <w:r>
-        <w:t xml:space="preserve">, </w:t>
-      </w:r>
-      <w:proofErr w:type="spellStart"/>
-      <w:r>
-        <w:t>data.hours_slept</w:t>
-      </w:r>
-      <w:proofErr w:type="spellEnd"/>
-      <w:r>
-        <w:t xml:space="preserve">, </w:t>
-      </w:r>
-      <w:proofErr w:type="spellStart"/>
-      <w:r>
-        <w:t>data.sleep_qualities</w:t>
-      </w:r>
-      <w:proofErr w:type="spellEnd"/>
-      <w:r>
-        <w:t xml:space="preserve">, </w:t>
-      </w:r>
-      <w:proofErr w:type="spellStart"/>
-      <w:r>
-        <w:t>data.notes</w:t>
-      </w:r>
-      <w:proofErr w:type="spellEnd"/>
-      <w:r>
-        <w:t>)</w:t>
+        <w:t>lists = (data.dates, data.hours_slept, data.sleep_qualities, data.notes)</w:t>
       </w:r>
     </w:p>
     <w:p/>
@@ -14462,29 +11229,13 @@
     </w:p>
     <w:p>
       <w:r>
-        <w:t xml:space="preserve">        </w:t>
-      </w:r>
-      <w:proofErr w:type="spellStart"/>
-      <w:r>
-        <w:t>values.clear</w:t>
-      </w:r>
-      <w:proofErr w:type="spellEnd"/>
-      <w:r>
-        <w:t>()</w:t>
+        <w:t xml:space="preserve">        values.clear()</w:t>
       </w:r>
     </w:p>
     <w:p/>
     <w:p>
       <w:r>
-        <w:t xml:space="preserve">    </w:t>
-      </w:r>
-      <w:proofErr w:type="spellStart"/>
-      <w:r>
-        <w:t>isolated.append</w:t>
-      </w:r>
-      <w:proofErr w:type="spellEnd"/>
-      <w:r>
-        <w:t>(value)</w:t>
+        <w:t xml:space="preserve">    isolated.append(value)</w:t>
       </w:r>
     </w:p>
     <w:p>
@@ -14500,39 +11251,18 @@
     </w:p>
     <w:p>
       <w:r>
-        <w:t xml:space="preserve">        </w:t>
-      </w:r>
-      <w:proofErr w:type="spellStart"/>
-      <w:r>
-        <w:t>tracker.add_entry</w:t>
-      </w:r>
-      <w:proofErr w:type="spellEnd"/>
-      <w:r>
-        <w:t>,</w:t>
-      </w:r>
-    </w:p>
-    <w:p>
-      <w:r>
-        <w:t xml:space="preserve">        </w:t>
-      </w:r>
-      <w:proofErr w:type="spellStart"/>
-      <w:r>
-        <w:t>tracker.view_all</w:t>
-      </w:r>
-      <w:proofErr w:type="spellEnd"/>
-      <w:r>
-        <w:t>,</w:t>
-      </w:r>
-    </w:p>
-    <w:p>
-      <w:r>
-        <w:t xml:space="preserve">        </w:t>
-      </w:r>
-      <w:proofErr w:type="spellStart"/>
-      <w:r>
-        <w:t>tracker.view_summary</w:t>
-      </w:r>
-      <w:proofErr w:type="spellEnd"/>
+        <w:t xml:space="preserve">        tracker.add_entry,</w:t>
+      </w:r>
+    </w:p>
+    <w:p>
+      <w:r>
+        <w:t xml:space="preserve">        tracker.view_all,</w:t>
+      </w:r>
+    </w:p>
+    <w:p>
+      <w:r>
+        <w:t xml:space="preserve">        tracker.view_summary</w:t>
+      </w:r>
     </w:p>
     <w:p>
       <w:r>
@@ -14541,59 +11271,18 @@
     </w:p>
     <w:p>
       <w:r>
-        <w:t xml:space="preserve">        buffer = </w:t>
-      </w:r>
-      <w:proofErr w:type="spellStart"/>
-      <w:r>
-        <w:t>io.StringIO</w:t>
-      </w:r>
-      <w:proofErr w:type="spellEnd"/>
-      <w:r>
-        <w:t>()</w:t>
+        <w:t xml:space="preserve">        buffer = io.StringIO()</w:t>
       </w:r>
     </w:p>
     <w:p/>
     <w:p>
       <w:r>
-        <w:lastRenderedPageBreak/>
-        <w:t xml:space="preserve">        with patch("</w:t>
-      </w:r>
-      <w:proofErr w:type="spellStart"/>
-      <w:r>
-        <w:t>builtins.input</w:t>
-      </w:r>
-      <w:proofErr w:type="spellEnd"/>
-      <w:r>
-        <w:t xml:space="preserve">", </w:t>
-      </w:r>
-      <w:proofErr w:type="spellStart"/>
-      <w:r>
-        <w:t>side_effect</w:t>
-      </w:r>
-      <w:proofErr w:type="spellEnd"/>
-      <w:r>
-        <w:t>=</w:t>
-      </w:r>
-      <w:proofErr w:type="spellStart"/>
-      <w:r>
-        <w:t>AssertionError</w:t>
-      </w:r>
-      <w:proofErr w:type="spellEnd"/>
-      <w:r>
-        <w:t>("Unexpected input")):</w:t>
-      </w:r>
-    </w:p>
-    <w:p>
-      <w:r>
-        <w:t xml:space="preserve">            with </w:t>
-      </w:r>
-      <w:proofErr w:type="spellStart"/>
-      <w:r>
-        <w:t>contextlib.redirect_stdout</w:t>
-      </w:r>
-      <w:proofErr w:type="spellEnd"/>
-      <w:r>
-        <w:t>(buffer):</w:t>
+        <w:t xml:space="preserve">        with patch("builtins.input", side_effect=AssertionError("Unexpected input")):</w:t>
+      </w:r>
+    </w:p>
+    <w:p>
+      <w:r>
+        <w:t xml:space="preserve">            with contextlib.redirect_stdout(buffer):</w:t>
       </w:r>
     </w:p>
     <w:p>
@@ -14604,15 +11293,7 @@
     <w:p/>
     <w:p>
       <w:r>
-        <w:t xml:space="preserve">        assert "inconsistent" in </w:t>
-      </w:r>
-      <w:proofErr w:type="spellStart"/>
-      <w:r>
-        <w:t>buffer.getvalue</w:t>
-      </w:r>
-      <w:proofErr w:type="spellEnd"/>
-      <w:r>
-        <w:t>()</w:t>
+        <w:t xml:space="preserve">        assert "inconsistent" in buffer.getvalue()</w:t>
       </w:r>
     </w:p>
     <w:p>
@@ -14803,7 +11484,6 @@
           <w:i/>
           <w:iCs/>
         </w:rPr>
-        <w:lastRenderedPageBreak/>
         <w:t>Simulated walkthrough: the verification results and commit ID below are fictional examples.</w:t>
       </w:r>
     </w:p>
@@ -14811,7 +11491,6 @@
       <w:r>
         <w:t xml:space="preserve">Use Peter’s </w:t>
       </w:r>
-      <w:proofErr w:type="spellStart"/>
       <w:r>
         <w:rPr>
           <w:b/>
@@ -14819,7 +11498,6 @@
         </w:rPr>
         <w:t>Codespace</w:t>
       </w:r>
-      <w:proofErr w:type="spellEnd"/>
       <w:r>
         <w:t xml:space="preserve">. Branch: </w:t>
       </w:r>
@@ -14863,15 +11541,7 @@
         </w:numPr>
       </w:pPr>
       <w:r>
-        <w:t xml:space="preserve">Open </w:t>
-      </w:r>
-      <w:proofErr w:type="spellStart"/>
-      <w:r>
-        <w:t>sleep_log_tracker</w:t>
-      </w:r>
-      <w:proofErr w:type="spellEnd"/>
-      <w:r>
-        <w:t>/README.md.</w:t>
+        <w:t>Open sleep_log_tracker/README.md.</w:t>
       </w:r>
     </w:p>
     <w:p>
@@ -14914,15 +11584,7 @@
     <w:p/>
     <w:p>
       <w:r>
-        <w:t xml:space="preserve">In VS Code or </w:t>
-      </w:r>
-      <w:proofErr w:type="spellStart"/>
-      <w:r>
-        <w:t>Codespaces</w:t>
-      </w:r>
-      <w:proofErr w:type="spellEnd"/>
-      <w:r>
-        <w:t>, open sleep_log_tracker/main.py and choose</w:t>
+        <w:t>In VS Code or Codespaces, open sleep_log_tracker/main.py and choose</w:t>
       </w:r>
     </w:p>
     <w:p>
@@ -14944,13 +11606,8 @@
     </w:p>
     <w:p>
       <w:r>
-        <w:t xml:space="preserve">cd </w:t>
-      </w:r>
-      <w:proofErr w:type="spellStart"/>
-      <w:r>
-        <w:t>sleep_log_tracker</w:t>
-      </w:r>
-      <w:proofErr w:type="spellEnd"/>
+        <w:t>cd sleep_log_tracker</w:t>
+      </w:r>
     </w:p>
     <w:p>
       <w:r>
@@ -15064,43 +11721,18 @@
     <w:p/>
     <w:p>
       <w:r>
-        <w:lastRenderedPageBreak/>
         <w:t>Closing input at the menu prints Goodbye! and exits.</w:t>
       </w:r>
     </w:p>
     <w:p/>
     <w:p>
       <w:r>
-        <w:t xml:space="preserve">In </w:t>
-      </w:r>
-      <w:proofErr w:type="spellStart"/>
-      <w:r>
-        <w:t>Codespaces</w:t>
-      </w:r>
-      <w:proofErr w:type="spellEnd"/>
-      <w:r>
-        <w:t xml:space="preserve">, </w:t>
-      </w:r>
-      <w:proofErr w:type="spellStart"/>
-      <w:r>
-        <w:t>Ctrl+D</w:t>
-      </w:r>
-      <w:proofErr w:type="spellEnd"/>
-      <w:r>
-        <w:t xml:space="preserve"> at an empty prompt signals closed input.</w:t>
-      </w:r>
-    </w:p>
-    <w:p>
-      <w:r>
-        <w:t xml:space="preserve">In Windows, use </w:t>
-      </w:r>
-      <w:proofErr w:type="spellStart"/>
-      <w:r>
-        <w:t>Ctrl+Z</w:t>
-      </w:r>
-      <w:proofErr w:type="spellEnd"/>
-      <w:r>
-        <w:t xml:space="preserve"> followed by Enter.</w:t>
+        <w:t>In Codespaces, Ctrl+D at an empty prompt signals closed input.</w:t>
+      </w:r>
+    </w:p>
+    <w:p>
+      <w:r>
+        <w:t>In Windows, use Ctrl+Z followed by Enter.</w:t>
       </w:r>
     </w:p>
     <w:p/>
@@ -15123,23 +11755,13 @@
     </w:p>
     <w:p>
       <w:r>
-        <w:t xml:space="preserve">- </w:t>
-      </w:r>
-      <w:proofErr w:type="spellStart"/>
-      <w:r>
-        <w:t>hours_slept</w:t>
-      </w:r>
-      <w:proofErr w:type="spellEnd"/>
-    </w:p>
-    <w:p>
-      <w:r>
-        <w:t xml:space="preserve">- </w:t>
-      </w:r>
-      <w:proofErr w:type="spellStart"/>
-      <w:r>
-        <w:t>sleep_qualities</w:t>
-      </w:r>
-      <w:proofErr w:type="spellEnd"/>
+        <w:t>- hours_slept</w:t>
+      </w:r>
+    </w:p>
+    <w:p>
+      <w:r>
+        <w:t>- sleep_qualities</w:t>
+      </w:r>
     </w:p>
     <w:p>
       <w:r>
@@ -15159,13 +11781,8 @@
     </w:p>
     <w:p/>
     <w:p>
-      <w:proofErr w:type="spellStart"/>
-      <w:r>
-        <w:t>lists_are_synchronized</w:t>
-      </w:r>
-      <w:proofErr w:type="spellEnd"/>
-      <w:r>
-        <w:t>() checks whether all four lists have equal lengths.</w:t>
+      <w:r>
+        <w:t>lists_are_synchronized() checks whether all four lists have equal lengths.</w:t>
       </w:r>
     </w:p>
     <w:p>
@@ -15198,7 +11815,6 @@
     <w:p/>
     <w:p>
       <w:r>
-        <w:lastRenderedPageBreak/>
         <w:t>View All Entries displays sessions in entry order, with matching fields,</w:t>
       </w:r>
     </w:p>
@@ -15297,7 +11913,6 @@
     </w:p>
     <w:p>
       <w:r>
-        <w:lastRenderedPageBreak/>
         <w:t>Total entries: 3</w:t>
       </w:r>
     </w:p>
@@ -15346,15 +11961,7 @@
     </w:p>
     <w:p>
       <w:r>
-        <w:t xml:space="preserve">- tracker.py </w:t>
-      </w:r>
-      <w:proofErr w:type="spellStart"/>
-      <w:r>
-        <w:t>add_entry</w:t>
-      </w:r>
-      <w:proofErr w:type="spellEnd"/>
-      <w:r>
-        <w:t>(): Qingyun Li; date and numeric validation,</w:t>
+        <w:t>- tracker.py add_entry(): Qingyun Li; date and numeric validation,</w:t>
       </w:r>
     </w:p>
     <w:p>
@@ -15364,23 +11971,7 @@
     </w:p>
     <w:p>
       <w:r>
-        <w:t xml:space="preserve">- tracker.py </w:t>
-      </w:r>
-      <w:proofErr w:type="spellStart"/>
-      <w:r>
-        <w:t>view_all</w:t>
-      </w:r>
-      <w:proofErr w:type="spellEnd"/>
-      <w:r>
-        <w:t xml:space="preserve">() and </w:t>
-      </w:r>
-      <w:proofErr w:type="spellStart"/>
-      <w:r>
-        <w:t>view_summary</w:t>
-      </w:r>
-      <w:proofErr w:type="spellEnd"/>
-      <w:r>
-        <w:t>(): Peter Oh; entry display,</w:t>
+        <w:t>- tracker.py view_all() and view_summary(): Peter Oh; entry display,</w:t>
       </w:r>
     </w:p>
     <w:p>
@@ -15400,15 +11991,7 @@
     </w:p>
     <w:p>
       <w:r>
-        <w:t>- .</w:t>
-      </w:r>
-      <w:proofErr w:type="spellStart"/>
-      <w:r>
-        <w:t>github</w:t>
-      </w:r>
-      <w:proofErr w:type="spellEnd"/>
-      <w:r>
-        <w:t>/issue_tracking.csv: tasks, review findings, commit references and dates.</w:t>
+        <w:t>- .github/issue_tracking.csv: tasks, review findings, commit references and dates.</w:t>
       </w:r>
     </w:p>
     <w:p/>
@@ -15437,28 +12020,12 @@
     <w:p/>
     <w:p>
       <w:r>
-        <w:t xml:space="preserve">- </w:t>
-      </w:r>
-      <w:proofErr w:type="spellStart"/>
-      <w:r>
-        <w:t>andrew</w:t>
-      </w:r>
-      <w:proofErr w:type="spellEnd"/>
-      <w:r>
-        <w:t>/menu</w:t>
-      </w:r>
-    </w:p>
-    <w:p>
-      <w:r>
-        <w:t xml:space="preserve">- </w:t>
-      </w:r>
-      <w:proofErr w:type="spellStart"/>
-      <w:r>
-        <w:t>qingyun</w:t>
-      </w:r>
-      <w:proofErr w:type="spellEnd"/>
-      <w:r>
-        <w:t>/add-entry</w:t>
+        <w:t>- andrew/menu</w:t>
+      </w:r>
+    </w:p>
+    <w:p>
+      <w:r>
+        <w:t>- qingyun/add-entry</w:t>
       </w:r>
     </w:p>
     <w:p>
@@ -15515,7 +12082,6 @@
       <w:r>
         <w:t xml:space="preserve">Press </w:t>
       </w:r>
-      <w:proofErr w:type="spellStart"/>
       <w:r>
         <w:rPr>
           <w:b/>
@@ -15523,7 +12089,6 @@
         </w:rPr>
         <w:t>Ctrl+Shift+V</w:t>
       </w:r>
-      <w:proofErr w:type="spellEnd"/>
       <w:r>
         <w:t xml:space="preserve"> to open Markdown Preview.</w:t>
       </w:r>
@@ -15663,7 +12228,6 @@
     <w:p/>
     <w:p>
       <w:r>
-        <w:lastRenderedPageBreak/>
         <w:t>------------------------------------------------------------------------------------------------------------------</w:t>
       </w:r>
     </w:p>
@@ -15689,7 +12253,6 @@
       <w:r>
         <w:t xml:space="preserve">Use Peter’s </w:t>
       </w:r>
-      <w:proofErr w:type="spellStart"/>
       <w:r>
         <w:rPr>
           <w:b/>
@@ -15697,7 +12260,6 @@
         </w:rPr>
         <w:t>Codespace</w:t>
       </w:r>
-      <w:proofErr w:type="spellEnd"/>
       <w:r>
         <w:t xml:space="preserve">. Branch: </w:t>
       </w:r>
@@ -15797,7 +12359,6 @@
       <w:r>
         <w:t xml:space="preserve"> and Qingyun’s </w:t>
       </w:r>
-      <w:proofErr w:type="spellStart"/>
       <w:r>
         <w:rPr>
           <w:b/>
@@ -15805,7 +12366,6 @@
         </w:rPr>
         <w:t>Codespace</w:t>
       </w:r>
-      <w:proofErr w:type="spellEnd"/>
       <w:r>
         <w:t>, confirm Source Control is clean.</w:t>
       </w:r>
@@ -15841,21 +12401,12 @@
       <w:r>
         <w:t xml:space="preserve">Use </w:t>
       </w:r>
-      <w:proofErr w:type="spellStart"/>
-      <w:r>
-        <w:rPr>
-          <w:b/>
-          <w:bCs/>
-        </w:rPr>
-        <w:t>Ctrl+Shift+P</w:t>
-      </w:r>
-      <w:proofErr w:type="spellEnd"/>
-      <w:r>
-        <w:rPr>
-          <w:b/>
-          <w:bCs/>
-        </w:rPr>
-        <w:t xml:space="preserve"> &gt; Git: Checkout to…</w:t>
+      <w:r>
+        <w:rPr>
+          <w:b/>
+          <w:bCs/>
+        </w:rPr>
+        <w:t>Ctrl+Shift+P &gt; Git: Checkout to…</w:t>
       </w:r>
       <w:r>
         <w:t xml:space="preserve"> to select </w:t>
@@ -15953,7 +12504,6 @@
           <w:b/>
           <w:bCs/>
         </w:rPr>
-        <w:lastRenderedPageBreak/>
         <w:t>Simulated Andrew Copilot response:</w:t>
       </w:r>
     </w:p>
@@ -16376,36 +12926,12 @@
     </w:p>
     <w:p>
       <w:r>
-        <w:t xml:space="preserve">Andrew on Windows: </w:t>
-      </w:r>
-      <w:proofErr w:type="spellStart"/>
-      <w:r>
-        <w:t>Ctrl+Z</w:t>
-      </w:r>
-      <w:proofErr w:type="spellEnd"/>
-      <w:r>
-        <w:t>, then Enter</w:t>
-      </w:r>
-    </w:p>
-    <w:p>
-      <w:r>
-        <w:t xml:space="preserve">Qingyun and Peter in </w:t>
-      </w:r>
-      <w:proofErr w:type="spellStart"/>
-      <w:r>
-        <w:t>Codespaces</w:t>
-      </w:r>
-      <w:proofErr w:type="spellEnd"/>
-      <w:r>
-        <w:t xml:space="preserve">: </w:t>
-      </w:r>
-      <w:proofErr w:type="spellStart"/>
-      <w:r>
-        <w:t>Ctrl+D</w:t>
-      </w:r>
-      <w:proofErr w:type="spellEnd"/>
-      <w:r>
-        <w:t xml:space="preserve"> at an empty prompt</w:t>
+        <w:t>Andrew on Windows: Ctrl+Z, then Enter</w:t>
+      </w:r>
+    </w:p>
+    <w:p>
+      <w:r>
+        <w:t>Qingyun and Peter in Codespaces: Ctrl+D at an empty prompt</w:t>
       </w:r>
     </w:p>
     <w:p>
@@ -16423,7 +12949,6 @@
       <w:r>
         <w:t xml:space="preserve">Return to Peter’s </w:t>
       </w:r>
-      <w:proofErr w:type="spellStart"/>
       <w:r>
         <w:rPr>
           <w:b/>
@@ -16431,7 +12956,6 @@
         </w:rPr>
         <w:t>Codespace</w:t>
       </w:r>
-      <w:proofErr w:type="spellEnd"/>
       <w:r>
         <w:t xml:space="preserve">, still on </w:t>
       </w:r>
@@ -16454,24 +12978,7 @@
         </w:numPr>
       </w:pPr>
       <w:r>
-        <w:lastRenderedPageBreak/>
-        <w:t xml:space="preserve">Open </w:t>
-      </w:r>
-      <w:proofErr w:type="spellStart"/>
-      <w:r>
-        <w:t>sleep_log_tracker</w:t>
-      </w:r>
-      <w:proofErr w:type="spellEnd"/>
-      <w:r>
-        <w:t>/.</w:t>
-      </w:r>
-      <w:proofErr w:type="spellStart"/>
-      <w:r>
-        <w:t>github</w:t>
-      </w:r>
-      <w:proofErr w:type="spellEnd"/>
-      <w:r>
-        <w:t>/issue_tracking.csv.</w:t>
+        <w:t>Open sleep_log_tracker/.github/issue_tracking.csv.</w:t>
       </w:r>
     </w:p>
     <w:p>
@@ -16490,93 +12997,37 @@
     </w:p>
     <w:p>
       <w:r>
-        <w:t xml:space="preserve">1,task,f1a00001,closed,Create project structure and starter </w:t>
-      </w:r>
-      <w:proofErr w:type="spellStart"/>
-      <w:r>
-        <w:t>files,,Andrew</w:t>
-      </w:r>
-      <w:proofErr w:type="spellEnd"/>
-      <w:r>
-        <w:t xml:space="preserve"> Kirk,,2026-10-13,2026-10-13,Simulated setup and starter checks completed.</w:t>
-      </w:r>
-    </w:p>
-    <w:p>
-      <w:r>
-        <w:t xml:space="preserve">2,task,f1b00001,closed,Maintain parallel lists and shared </w:t>
-      </w:r>
-      <w:proofErr w:type="spellStart"/>
-      <w:r>
-        <w:t>helper,,Qingyun</w:t>
-      </w:r>
-      <w:proofErr w:type="spellEnd"/>
-      <w:r>
-        <w:t xml:space="preserve"> Li,,2026-10-13,2026-10-13,"Simulated shared-storage checks and peer reviews passed. PR #2 merged as f1d00002."</w:t>
-      </w:r>
-    </w:p>
-    <w:p>
-      <w:r>
-        <w:t xml:space="preserve">3,task,f1a00005,closed,Implement menu and program </w:t>
-      </w:r>
-      <w:proofErr w:type="spellStart"/>
-      <w:r>
-        <w:t>flow,,Andrew</w:t>
-      </w:r>
-      <w:proofErr w:type="spellEnd"/>
-      <w:r>
-        <w:t xml:space="preserve"> Kirk,,2026-10-13,2026-10-13,"Simulated menu checks and both peer reviews passed. PR #1 merged as f1d00001."</w:t>
-      </w:r>
-    </w:p>
-    <w:p>
-      <w:r>
-        <w:t xml:space="preserve">4,task,f1b00004,closed,Implement validated entry </w:t>
-      </w:r>
-      <w:proofErr w:type="spellStart"/>
-      <w:r>
-        <w:t>collection,,Qingyun</w:t>
-      </w:r>
-      <w:proofErr w:type="spellEnd"/>
-      <w:r>
-        <w:t xml:space="preserve"> Li,,2026-10-13,2026-10-13,"Simulated validation and cancellation checks passed. Dates f1b00002; collection f1b00003; cancellation f1b00004. PR #2 merged as f1d00002."</w:t>
-      </w:r>
-    </w:p>
-    <w:p>
-      <w:r>
-        <w:t xml:space="preserve">5,task,f1c00003,open,Implement entry display and </w:t>
-      </w:r>
-      <w:proofErr w:type="spellStart"/>
-      <w:r>
-        <w:t>summary,,Peter</w:t>
-      </w:r>
-      <w:proofErr w:type="spellEnd"/>
-      <w:r>
-        <w:t xml:space="preserve"> Oh,,2026-10-13,,"Simulated report checks passed. Display f1c00001; summary f1c00002; guards f1c00003. Sample total 21.50 and average 7.17. Open pending final review and merge."</w:t>
-      </w:r>
-    </w:p>
-    <w:p>
-      <w:r>
-        <w:t xml:space="preserve">6,task,,open,Test complete </w:t>
-      </w:r>
-      <w:proofErr w:type="spellStart"/>
-      <w:r>
-        <w:t>application,,Andrew</w:t>
-      </w:r>
-      <w:proofErr w:type="spellEnd"/>
-      <w:r>
-        <w:t xml:space="preserve"> Kirk,,2026-10-13,,"Simulated full-program checks passed for Andrew, Qingyun and Peter. Assumed Copilot reviews found no issues. Open pending peer feedback and final merge."</w:t>
-      </w:r>
-    </w:p>
-    <w:p>
-      <w:r>
-        <w:t xml:space="preserve">7,task,f1c00004,open,Complete README and </w:t>
-      </w:r>
-      <w:proofErr w:type="spellStart"/>
-      <w:r>
-        <w:t>contributions,,Peter</w:t>
-      </w:r>
-      <w:proofErr w:type="spellEnd"/>
-      <w:r>
-        <w:t xml:space="preserve"> Oh,,2026-10-13,,"Simulated README preview and run checks passed. Responsibilities and instructions match the program. Open pending final review and merge."</w:t>
+        <w:t>1,task,f1a00001,closed,Create project structure and starter files,,Andrew Kirk,,2026-10-13,2026-10-13,Simulated setup and starter checks completed.</w:t>
+      </w:r>
+    </w:p>
+    <w:p>
+      <w:r>
+        <w:t>2,task,f1b00001,closed,Maintain parallel lists and shared helper,,Qingyun Li,,2026-10-13,2026-10-13,"Simulated shared-storage checks and peer reviews passed. PR #2 merged as f1d00002."</w:t>
+      </w:r>
+    </w:p>
+    <w:p>
+      <w:r>
+        <w:t>3,task,f1a00005,closed,Implement menu and program flow,,Andrew Kirk,,2026-10-13,2026-10-13,"Simulated menu checks and both peer reviews passed. PR #1 merged as f1d00001."</w:t>
+      </w:r>
+    </w:p>
+    <w:p>
+      <w:r>
+        <w:t>4,task,f1b00004,closed,Implement validated entry collection,,Qingyun Li,,2026-10-13,2026-10-13,"Simulated validation and cancellation checks passed. Dates f1b00002; collection f1b00003; cancellation f1b00004. PR #2 merged as f1d00002."</w:t>
+      </w:r>
+    </w:p>
+    <w:p>
+      <w:r>
+        <w:t>5,task,f1c00003,open,Implement entry display and summary,,Peter Oh,,2026-10-13,,"Simulated report checks passed. Display f1c00001; summary f1c00002; guards f1c00003. Sample total 21.50 and average 7.17. Open pending final review and merge."</w:t>
+      </w:r>
+    </w:p>
+    <w:p>
+      <w:r>
+        <w:t>6,task,,open,Test complete application,,Andrew Kirk,,2026-10-13,,"Simulated full-program checks passed for Andrew, Qingyun and Peter. Assumed Copilot reviews found no issues. Open pending peer feedback and final merge."</w:t>
+      </w:r>
+    </w:p>
+    <w:p>
+      <w:r>
+        <w:t>7,task,f1c00004,open,Complete README and contributions,,Peter Oh,,2026-10-13,,"Simulated README preview and run checks passed. Responsibilities and instructions match the program. Open pending final review and merge."</w:t>
       </w:r>
     </w:p>
     <w:p>
@@ -16661,7 +13112,6 @@
     </w:p>
     <w:p>
       <w:r>
-        <w:lastRenderedPageBreak/>
         <w:t xml:space="preserve">This represents </w:t>
       </w:r>
       <w:r>
@@ -16828,7 +13278,6 @@
     <w:p/>
     <w:p>
       <w:r>
-        <w:lastRenderedPageBreak/>
         <w:t>The tracker records earlier task closures and fictional implementation references. Tasks 5, 6 and 7 remain open pending final feedback.</w:t>
       </w:r>
     </w:p>
@@ -16871,11 +13320,9 @@
       </w:r>
     </w:p>
     <w:p>
-      <w:proofErr w:type="spellStart"/>
       <w:r>
         <w:t>andrewtapin</w:t>
       </w:r>
-      <w:proofErr w:type="spellEnd"/>
     </w:p>
     <w:p>
       <w:r>
@@ -17042,7 +13489,6 @@
         </w:numPr>
       </w:pPr>
       <w:r>
-        <w:lastRenderedPageBreak/>
         <w:t xml:space="preserve">Qingyun clicks </w:t>
       </w:r>
       <w:r>
@@ -17060,7 +13506,6 @@
       <w:r>
         <w:t xml:space="preserve">Return to Peter’s </w:t>
       </w:r>
-      <w:proofErr w:type="spellStart"/>
       <w:r>
         <w:rPr>
           <w:b/>
@@ -17068,7 +13513,6 @@
         </w:rPr>
         <w:t>Codespace</w:t>
       </w:r>
-      <w:proofErr w:type="spellEnd"/>
       <w:r>
         <w:t xml:space="preserve">, on </w:t>
       </w:r>
@@ -17102,23 +13546,7 @@
         </w:numPr>
       </w:pPr>
       <w:r>
-        <w:t xml:space="preserve">Open </w:t>
-      </w:r>
-      <w:proofErr w:type="spellStart"/>
-      <w:r>
-        <w:t>sleep_log_tracker</w:t>
-      </w:r>
-      <w:proofErr w:type="spellEnd"/>
-      <w:r>
-        <w:t>/.</w:t>
-      </w:r>
-      <w:proofErr w:type="spellStart"/>
-      <w:r>
-        <w:t>github</w:t>
-      </w:r>
-      <w:proofErr w:type="spellEnd"/>
-      <w:r>
-        <w:t>/issue_tracking.csv.</w:t>
+        <w:t>Open sleep_log_tracker/.github/issue_tracking.csv.</w:t>
       </w:r>
     </w:p>
     <w:p>
@@ -17137,93 +13565,37 @@
     </w:p>
     <w:p>
       <w:r>
-        <w:t xml:space="preserve">1,task,f1a00001,closed,Create project structure and starter </w:t>
-      </w:r>
-      <w:proofErr w:type="spellStart"/>
-      <w:r>
-        <w:t>files,,Andrew</w:t>
-      </w:r>
-      <w:proofErr w:type="spellEnd"/>
-      <w:r>
-        <w:t xml:space="preserve"> Kirk,,2026-10-13,2026-10-13,Simulated setup and starter checks completed.</w:t>
-      </w:r>
-    </w:p>
-    <w:p>
-      <w:r>
-        <w:t xml:space="preserve">2,task,f1b00001,closed,Maintain parallel lists and shared </w:t>
-      </w:r>
-      <w:proofErr w:type="spellStart"/>
-      <w:r>
-        <w:t>helper,,Qingyun</w:t>
-      </w:r>
-      <w:proofErr w:type="spellEnd"/>
-      <w:r>
-        <w:t xml:space="preserve"> Li,,2026-10-13,2026-10-13,"Simulated shared-storage checks and peer reviews passed. PR #2 merged as f1d00002."</w:t>
-      </w:r>
-    </w:p>
-    <w:p>
-      <w:r>
-        <w:t xml:space="preserve">3,task,f1a00005,closed,Implement menu and program </w:t>
-      </w:r>
-      <w:proofErr w:type="spellStart"/>
-      <w:r>
-        <w:t>flow,,Andrew</w:t>
-      </w:r>
-      <w:proofErr w:type="spellEnd"/>
-      <w:r>
-        <w:t xml:space="preserve"> Kirk,,2026-10-13,2026-10-13,"Simulated menu checks and both peer reviews passed. PR #1 merged as f1d00001."</w:t>
-      </w:r>
-    </w:p>
-    <w:p>
-      <w:r>
-        <w:t xml:space="preserve">4,task,f1b00004,closed,Implement validated entry </w:t>
-      </w:r>
-      <w:proofErr w:type="spellStart"/>
-      <w:r>
-        <w:t>collection,,Qingyun</w:t>
-      </w:r>
-      <w:proofErr w:type="spellEnd"/>
-      <w:r>
-        <w:t xml:space="preserve"> Li,,2026-10-13,2026-10-13,"Simulated validation and cancellation checks passed. PR #2 merged as f1d00002."</w:t>
-      </w:r>
-    </w:p>
-    <w:p>
-      <w:r>
-        <w:t xml:space="preserve">5,task,f1c00003,closed,Implement entry display and </w:t>
-      </w:r>
-      <w:proofErr w:type="spellStart"/>
-      <w:r>
-        <w:t>summary,,Peter</w:t>
-      </w:r>
-      <w:proofErr w:type="spellEnd"/>
-      <w:r>
-        <w:t xml:space="preserve"> Oh,,2026-10-13,2026-10-13,"Simulated report checks and peer feedback passed. Display f1c00001; summary f1c00002; guards f1c00003. Closure proposed in PR #3 and takes effect on main after approval and merge."</w:t>
-      </w:r>
-    </w:p>
-    <w:p>
-      <w:r>
-        <w:t xml:space="preserve">6,task,f1c00005,closed,Test complete </w:t>
-      </w:r>
-      <w:proofErr w:type="spellStart"/>
-      <w:r>
-        <w:t>application,,Andrew</w:t>
-      </w:r>
-      <w:proofErr w:type="spellEnd"/>
-      <w:r>
-        <w:t xml:space="preserve"> Kirk,,2026-10-13,2026-10-13,"Simulated full-program checks passed for all three students. Andrew and Qingyun feedback recorded in PR #3. Closure proposed here and takes effect on main after both final approvals and merge."</w:t>
-      </w:r>
-    </w:p>
-    <w:p>
-      <w:r>
-        <w:t xml:space="preserve">7,task,f1c00004,closed,Complete README and </w:t>
-      </w:r>
-      <w:proofErr w:type="spellStart"/>
-      <w:r>
-        <w:t>contributions,,Peter</w:t>
-      </w:r>
-      <w:proofErr w:type="spellEnd"/>
-      <w:r>
-        <w:t xml:space="preserve"> Oh,,2026-10-13,2026-10-13,"Simulated README checks and peer feedback passed. Closure proposed in PR #3 and takes effect on main after approval and merge."</w:t>
+        <w:t>1,task,f1a00001,closed,Create project structure and starter files,,Andrew Kirk,,2026-10-13,2026-10-13,Simulated setup and starter checks completed.</w:t>
+      </w:r>
+    </w:p>
+    <w:p>
+      <w:r>
+        <w:t>2,task,f1b00001,closed,Maintain parallel lists and shared helper,,Qingyun Li,,2026-10-13,2026-10-13,"Simulated shared-storage checks and peer reviews passed. PR #2 merged as f1d00002."</w:t>
+      </w:r>
+    </w:p>
+    <w:p>
+      <w:r>
+        <w:t>3,task,f1a00005,closed,Implement menu and program flow,,Andrew Kirk,,2026-10-13,2026-10-13,"Simulated menu checks and both peer reviews passed. PR #1 merged as f1d00001."</w:t>
+      </w:r>
+    </w:p>
+    <w:p>
+      <w:r>
+        <w:t>4,task,f1b00004,closed,Implement validated entry collection,,Qingyun Li,,2026-10-13,2026-10-13,"Simulated validation and cancellation checks passed. PR #2 merged as f1d00002."</w:t>
+      </w:r>
+    </w:p>
+    <w:p>
+      <w:r>
+        <w:t>5,task,f1c00003,closed,Implement entry display and summary,,Peter Oh,,2026-10-13,2026-10-13,"Simulated report checks and peer feedback passed. Display f1c00001; summary f1c00002; guards f1c00003. Closure proposed in PR #3 and takes effect on main after approval and merge."</w:t>
+      </w:r>
+    </w:p>
+    <w:p>
+      <w:r>
+        <w:t>6,task,f1c00005,closed,Test complete application,,Andrew Kirk,,2026-10-13,2026-10-13,"Simulated full-program checks passed for all three students. Andrew and Qingyun feedback recorded in PR #3. Closure proposed here and takes effect on main after both final approvals and merge."</w:t>
+      </w:r>
+    </w:p>
+    <w:p>
+      <w:r>
+        <w:t>7,task,f1c00004,closed,Complete README and contributions,,Peter Oh,,2026-10-13,2026-10-13,"Simulated README checks and peer feedback passed. Closure proposed in PR #3 and takes effect on main after approval and merge."</w:t>
       </w:r>
     </w:p>
     <w:p>
@@ -17258,7 +13630,6 @@
     </w:p>
     <w:p>
       <w:r>
-        <w:lastRenderedPageBreak/>
         <w:t>Record peer verification and final reviewed task closure</w:t>
       </w:r>
     </w:p>
@@ -17555,7 +13926,6 @@
         </w:numPr>
       </w:pPr>
       <w:r>
-        <w:lastRenderedPageBreak/>
         <w:t xml:space="preserve">In all three workspaces, select </w:t>
       </w:r>
       <w:r>
@@ -17568,21 +13938,12 @@
       <w:r>
         <w:t xml:space="preserve"> through </w:t>
       </w:r>
-      <w:proofErr w:type="spellStart"/>
-      <w:r>
-        <w:rPr>
-          <w:b/>
-          <w:bCs/>
-        </w:rPr>
-        <w:t>Ctrl+Shift+P</w:t>
-      </w:r>
-      <w:proofErr w:type="spellEnd"/>
-      <w:r>
-        <w:rPr>
-          <w:b/>
-          <w:bCs/>
-        </w:rPr>
-        <w:t xml:space="preserve"> &gt; Git: Checkout to…</w:t>
+      <w:r>
+        <w:rPr>
+          <w:b/>
+          <w:bCs/>
+        </w:rPr>
+        <w:t>Ctrl+Shift+P &gt; Git: Checkout to…</w:t>
       </w:r>
       <w:r>
         <w:t xml:space="preserve">, then select </w:t>
@@ -17656,17 +14017,8 @@
           <w:b/>
           <w:bCs/>
         </w:rPr>
-        <w:t xml:space="preserve">their own </w:t>
-      </w:r>
-      <w:proofErr w:type="spellStart"/>
-      <w:r>
-        <w:rPr>
-          <w:b/>
-          <w:bCs/>
-        </w:rPr>
-        <w:t>Codespaces</w:t>
-      </w:r>
-      <w:proofErr w:type="spellEnd"/>
+        <w:t>their own Codespaces</w:t>
+      </w:r>
       <w:r>
         <w:t>.</w:t>
       </w:r>
@@ -17733,21 +14085,12 @@
       <w:r>
         <w:t xml:space="preserve">Use </w:t>
       </w:r>
-      <w:proofErr w:type="spellStart"/>
-      <w:r>
-        <w:rPr>
-          <w:b/>
-          <w:bCs/>
-        </w:rPr>
-        <w:t>Ctrl+Shift+P</w:t>
-      </w:r>
-      <w:proofErr w:type="spellEnd"/>
-      <w:r>
-        <w:rPr>
-          <w:b/>
-          <w:bCs/>
-        </w:rPr>
-        <w:t xml:space="preserve"> &gt; Git: Checkout to…</w:t>
+      <w:r>
+        <w:rPr>
+          <w:b/>
+          <w:bCs/>
+        </w:rPr>
+        <w:t>Ctrl+Shift+P &gt; Git: Checkout to…</w:t>
       </w:r>
       <w:r>
         <w:t xml:space="preserve"> to select </w:t>
@@ -17830,32 +14173,14 @@
       </w:r>
     </w:p>
     <w:p>
-      <w:proofErr w:type="spellStart"/>
-      <w:r>
-        <w:t>sleep_log_tracker</w:t>
-      </w:r>
-      <w:proofErr w:type="spellEnd"/>
-      <w:r>
-        <w:t>/.</w:t>
-      </w:r>
-      <w:proofErr w:type="spellStart"/>
-      <w:r>
-        <w:t>github</w:t>
-      </w:r>
-      <w:proofErr w:type="spellEnd"/>
-      <w:r>
-        <w:t>/issue_tracking.csv</w:t>
-      </w:r>
-    </w:p>
-    <w:p>
-      <w:r>
-        <w:t>.</w:t>
-      </w:r>
-      <w:proofErr w:type="spellStart"/>
-      <w:r>
-        <w:t>gitignore</w:t>
-      </w:r>
-      <w:proofErr w:type="spellEnd"/>
+      <w:r>
+        <w:t>sleep_log_tracker/.github/issue_tracking.csv</w:t>
+      </w:r>
+    </w:p>
+    <w:p>
+      <w:r>
+        <w:t>.gitignore</w:t>
+      </w:r>
     </w:p>
     <w:p>
       <w:pPr>
@@ -18004,7 +14329,6 @@
           </w:tcPr>
           <w:p>
             <w:r>
-              <w:lastRenderedPageBreak/>
               <w:t>Three sample entries</w:t>
             </w:r>
           </w:p>
@@ -18269,7 +14593,6 @@
     </w:p>
     <w:p>
       <w:r>
-        <w:lastRenderedPageBreak/>
         <w:t xml:space="preserve">The </w:t>
       </w:r>
       <w:r>
